--- a/4.质量管理/1.流程制度规范类文件/TXHS-04-06-运维服务内审管理制度.docx
+++ b/4.质量管理/1.流程制度规范类文件/TXHS-04-06-运维服务内审管理制度.docx
@@ -414,8 +414,6 @@
               </w:rPr>
               <w:t>质量管理部</w:t>
             </w:r>
-            <w:bookmarkStart w:id="19" w:name="_GoBack"/>
-            <w:bookmarkEnd w:id="19"/>
           </w:p>
         </w:tc>
         <w:tc>
@@ -3481,7 +3479,16 @@
           <w:rFonts w:hint="default"/>
           <w:lang w:val="en-US" w:eastAsia="zh-CN"/>
         </w:rPr>
-        <w:t>本制度适用于公司范围内所有与软件运维服务相关的质量管理体系内部审核活动。</w:t>
+        <w:t>本制度适用于公司范围内所有与</w:t>
+      </w:r>
+      <w:bookmarkStart w:id="19" w:name="_GoBack"/>
+      <w:bookmarkEnd w:id="19"/>
+      <w:r>
+        <w:rPr>
+          <w:rFonts w:hint="default"/>
+          <w:lang w:val="en-US" w:eastAsia="zh-CN"/>
+        </w:rPr>
+        <w:t>运维服务相关的质量管理体系内部审核活动。</w:t>
       </w:r>
     </w:p>
     <w:p>

--- a/4.质量管理/1.流程制度规范类文件/TXHS-04-06-运维服务内审管理制度.docx
+++ b/4.质量管理/1.流程制度规范类文件/TXHS-04-06-运维服务内审管理制度.docx
@@ -1,10 +1,11 @@
 
 <file path=word/document.xml><?xml version="1.0" encoding="utf-8"?>
-<w:document xmlns:wpc="http://schemas.microsoft.com/office/word/2010/wordprocessingCanvas" xmlns:mc="http://schemas.openxmlformats.org/markup-compatibility/2006" xmlns:o="urn:schemas-microsoft-com:office:office" xmlns:r="http://schemas.openxmlformats.org/officeDocument/2006/relationships" xmlns:m="http://schemas.openxmlformats.org/officeDocument/2006/math" xmlns:v="urn:schemas-microsoft-com:vml" xmlns:wp14="http://schemas.microsoft.com/office/word/2010/wordprocessingDrawing" xmlns:wp="http://schemas.openxmlformats.org/drawingml/2006/wordprocessingDrawing" xmlns:w="http://schemas.openxmlformats.org/wordprocessingml/2006/main" xmlns:w14="http://schemas.microsoft.com/office/word/2010/wordml" xmlns:w10="urn:schemas-microsoft-com:office:word" xmlns:w15="http://schemas.microsoft.com/office/word/2012/wordml" xmlns:wpg="http://schemas.microsoft.com/office/word/2010/wordprocessingGroup" xmlns:wpi="http://schemas.microsoft.com/office/word/2010/wordprocessingInk" xmlns:wne="http://schemas.microsoft.com/office/word/2006/wordml" xmlns:wps="http://schemas.microsoft.com/office/word/2010/wordprocessingShape" xmlns:wpsCustomData="http://www.wps.cn/officeDocument/2013/wpsCustomData" mc:Ignorable="w14 w15 wp14">
+<w:document xmlns:wpc="http://schemas.microsoft.com/office/word/2010/wordprocessingCanvas" xmlns:mc="http://schemas.openxmlformats.org/markup-compatibility/2006" xmlns:o="urn:schemas-microsoft-com:office:office" xmlns:r="http://schemas.openxmlformats.org/officeDocument/2006/relationships" xmlns:m="http://schemas.openxmlformats.org/officeDocument/2006/math" xmlns:v="urn:schemas-microsoft-com:vml" xmlns:wp14="http://schemas.microsoft.com/office/word/2010/wordprocessingDrawing" xmlns:wp="http://schemas.openxmlformats.org/drawingml/2006/wordprocessingDrawing" xmlns:w10="urn:schemas-microsoft-com:office:word" xmlns:w="http://schemas.openxmlformats.org/wordprocessingml/2006/main" xmlns:w14="http://schemas.microsoft.com/office/word/2010/wordml" xmlns:w15="http://schemas.microsoft.com/office/word/2012/wordml" xmlns:wne="http://schemas.microsoft.com/office/word/2006/wordml" xmlns:wpg="http://schemas.microsoft.com/office/word/2010/wordprocessingGroup" xmlns:wpi="http://schemas.microsoft.com/office/word/2010/wordprocessingInk" xmlns:wps="http://schemas.microsoft.com/office/word/2010/wordprocessingShape" mc:Ignorable="w14 w15 wp14">
+  <!-- Generated by Aspose.Words for .NET 13.3.0.1 -->
   <w:body>
     <w:p>
       <w:pPr>
-        <w:pStyle w:val="24"/>
+        <w:pStyle w:val="a"/>
         <w:keepNext w:val="0"/>
         <w:keepLines w:val="0"/>
         <w:pageBreakBefore w:val="0"/>
@@ -24,7 +25,7 @@
       <w:bookmarkStart w:id="0" w:name="_Toc23638"/>
       <w:r>
         <w:drawing>
-          <wp:anchor distT="0" distB="0" distL="114300" distR="114300" simplePos="0" relativeHeight="251661312" behindDoc="1" locked="0" layoutInCell="1" allowOverlap="1">
+          <wp:anchor distT="0" distB="0" distL="114300" distR="114300" simplePos="0" relativeHeight="251660288" behindDoc="1" locked="0" layoutInCell="1" allowOverlap="1">
             <wp:simplePos x="0" y="0"/>
             <wp:positionH relativeFrom="column">
               <wp:posOffset>-19050</wp:posOffset>
@@ -49,7 +50,7 @@
                     </pic:cNvPicPr>
                   </pic:nvPicPr>
                   <pic:blipFill>
-                    <a:blip r:embed="rId7"/>
+                    <a:blip xmlns:r="http://schemas.openxmlformats.org/officeDocument/2006/relationships" r:embed="rId4"/>
                     <a:stretch>
                       <a:fillRect/>
                     </a:stretch>
@@ -75,7 +76,7 @@
       </w:r>
       <w:r>
         <w:drawing>
-          <wp:anchor distT="0" distB="0" distL="114300" distR="114300" simplePos="0" relativeHeight="251660288" behindDoc="1" locked="0" layoutInCell="1" allowOverlap="1">
+          <wp:anchor distT="0" distB="0" distL="114300" distR="114300" simplePos="0" relativeHeight="251659264" behindDoc="1" locked="0" layoutInCell="1" allowOverlap="1">
             <wp:simplePos x="0" y="0"/>
             <wp:positionH relativeFrom="column">
               <wp:posOffset>0</wp:posOffset>
@@ -100,7 +101,7 @@
                     </pic:cNvPicPr>
                   </pic:nvPicPr>
                   <pic:blipFill>
-                    <a:blip r:embed="rId8"/>
+                    <a:blip xmlns:r="http://schemas.openxmlformats.org/officeDocument/2006/relationships" r:embed="rId5"/>
                     <a:stretch>
                       <a:fillRect/>
                     </a:stretch>
@@ -130,7 +131,7 @@
           <w:lang w:val="en-US" w:eastAsia="zh-CN"/>
         </w:rPr>
         <w:drawing>
-          <wp:anchor distT="0" distB="0" distL="114300" distR="114300" simplePos="0" relativeHeight="251659264" behindDoc="1" locked="0" layoutInCell="1" allowOverlap="1">
+          <wp:anchor distT="0" distB="0" distL="114300" distR="114300" simplePos="0" relativeHeight="251658240" behindDoc="1" locked="0" layoutInCell="1" allowOverlap="1">
             <wp:simplePos x="0" y="0"/>
             <wp:positionH relativeFrom="column">
               <wp:posOffset>635</wp:posOffset>
@@ -155,7 +156,7 @@
                     </pic:cNvPicPr>
                   </pic:nvPicPr>
                   <pic:blipFill>
-                    <a:blip r:embed="rId9">
+                    <a:blip xmlns:r="http://schemas.openxmlformats.org/officeDocument/2006/relationships" r:embed="rId6">
                       <a:alphaModFix amt="58000"/>
                       <a:lum contrast="-52000"/>
                     </a:blip>
@@ -189,7 +190,7 @@
     </w:p>
     <w:p>
       <w:pPr>
-        <w:pStyle w:val="25"/>
+        <w:pStyle w:val="a0"/>
         <w:keepNext w:val="0"/>
         <w:keepLines w:val="0"/>
         <w:pageBreakBefore w:val="0"/>
@@ -236,11 +237,11 @@
         <w:adjustRightInd w:val="0"/>
         <w:snapToGrid w:val="0"/>
         <w:spacing w:after="624" w:afterLines="200" w:line="219" w:lineRule="auto"/>
-        <w:ind w:left="0" w:leftChars="0" w:right="0" w:rightChars="0" w:firstLine="0" w:firstLineChars="0"/>
+        <w:ind w:left="0" w:right="0" w:firstLine="0" w:leftChars="0" w:rightChars="0" w:firstLineChars="0"/>
         <w:jc w:val="center"/>
         <w:textAlignment w:val="baseline"/>
         <w:rPr>
-          <w:rFonts w:hint="eastAsia" w:ascii="宋体" w:hAnsi="宋体" w:eastAsia="宋体" w:cs="宋体"/>
+          <w:rFonts w:ascii="宋体" w:eastAsia="宋体" w:hAnsi="宋体" w:cs="宋体" w:hint="eastAsia"/>
           <w:sz w:val="24"/>
           <w:szCs w:val="24"/>
           <w:lang w:val="en-US" w:eastAsia="zh-CN"/>
@@ -248,7 +249,7 @@
       </w:pPr>
       <w:r>
         <w:rPr>
-          <w:rFonts w:ascii="宋体" w:hAnsi="宋体" w:eastAsia="宋体" w:cs="宋体"/>
+          <w:rFonts w:ascii="宋体" w:eastAsia="宋体" w:hAnsi="宋体" w:cs="宋体"/>
           <w:b/>
           <w:bCs/>
           <w:spacing w:val="-3"/>
@@ -259,7 +260,7 @@
       </w:r>
       <w:r>
         <w:rPr>
-          <w:rFonts w:hint="eastAsia" w:ascii="宋体" w:hAnsi="宋体" w:eastAsia="宋体" w:cs="宋体"/>
+          <w:rFonts w:ascii="宋体" w:eastAsia="宋体" w:hAnsi="宋体" w:cs="宋体" w:hint="eastAsia"/>
           <w:b/>
           <w:bCs/>
           <w:spacing w:val="-3"/>
@@ -271,7 +272,7 @@
       </w:r>
       <w:r>
         <w:rPr>
-          <w:rFonts w:ascii="宋体" w:hAnsi="宋体" w:eastAsia="宋体" w:cs="宋体"/>
+          <w:rFonts w:ascii="宋体" w:eastAsia="宋体" w:hAnsi="宋体" w:cs="宋体"/>
           <w:b/>
           <w:bCs/>
           <w:spacing w:val="-3"/>
@@ -282,7 +283,7 @@
       </w:r>
       <w:r>
         <w:rPr>
-          <w:rFonts w:hint="eastAsia" w:ascii="宋体" w:hAnsi="宋体" w:cs="宋体"/>
+          <w:rFonts w:ascii="宋体" w:hAnsi="宋体" w:cs="宋体" w:hint="eastAsia"/>
           <w:b/>
           <w:bCs/>
           <w:spacing w:val="-3"/>
@@ -294,7 +295,7 @@
       </w:r>
       <w:r>
         <w:rPr>
-          <w:rFonts w:ascii="宋体" w:hAnsi="宋体" w:eastAsia="宋体" w:cs="宋体"/>
+          <w:rFonts w:ascii="宋体" w:eastAsia="宋体" w:hAnsi="宋体" w:cs="宋体"/>
           <w:b/>
           <w:bCs/>
           <w:spacing w:val="-3"/>
@@ -305,7 +306,7 @@
       </w:r>
       <w:r>
         <w:rPr>
-          <w:rFonts w:hint="eastAsia" w:ascii="宋体" w:hAnsi="宋体" w:cs="宋体"/>
+          <w:rFonts w:ascii="宋体" w:hAnsi="宋体" w:cs="宋体" w:hint="eastAsia"/>
           <w:b/>
           <w:bCs/>
           <w:spacing w:val="-3"/>
@@ -318,18 +319,17 @@
     </w:p>
     <w:tbl>
       <w:tblPr>
-        <w:tblStyle w:val="21"/>
+        <w:tblStyle w:val="TableGrid"/>
         <w:tblW w:w="0" w:type="auto"/>
         <w:jc w:val="center"/>
         <w:tblBorders>
-          <w:top w:val="none" w:color="auto" w:sz="0" w:space="0"/>
-          <w:left w:val="none" w:color="auto" w:sz="0" w:space="0"/>
-          <w:bottom w:val="none" w:color="auto" w:sz="0" w:space="0"/>
-          <w:right w:val="none" w:color="auto" w:sz="0" w:space="0"/>
-          <w:insideH w:val="none" w:color="auto" w:sz="0" w:space="0"/>
-          <w:insideV w:val="none" w:color="auto" w:sz="0" w:space="0"/>
+          <w:top w:val="nil"/>
+          <w:left w:val="nil"/>
+          <w:bottom w:val="nil"/>
+          <w:right w:val="nil"/>
+          <w:insideH w:val="nil"/>
+          <w:insideV w:val="nil"/>
         </w:tblBorders>
-        <w:tblLayout w:type="autofit"/>
         <w:tblCellMar>
           <w:top w:w="0" w:type="dxa"/>
           <w:left w:w="108" w:type="dxa"/>
@@ -343,13 +343,15 @@
       </w:tblGrid>
       <w:tr>
         <w:tblPrEx>
+          <w:tblW w:w="0" w:type="auto"/>
+          <w:jc w:val="center"/>
           <w:tblBorders>
-            <w:top w:val="none" w:color="auto" w:sz="0" w:space="0"/>
-            <w:left w:val="none" w:color="auto" w:sz="0" w:space="0"/>
-            <w:bottom w:val="none" w:color="auto" w:sz="0" w:space="0"/>
-            <w:right w:val="none" w:color="auto" w:sz="0" w:space="0"/>
-            <w:insideH w:val="none" w:color="auto" w:sz="0" w:space="0"/>
-            <w:insideV w:val="none" w:color="auto" w:sz="0" w:space="0"/>
+            <w:top w:val="nil"/>
+            <w:left w:val="nil"/>
+            <w:bottom w:val="nil"/>
+            <w:right w:val="nil"/>
+            <w:insideH w:val="nil"/>
+            <w:insideV w:val="nil"/>
           </w:tblBorders>
           <w:tblCellMar>
             <w:top w:w="0" w:type="dxa"/>
@@ -359,7 +361,7 @@
           </w:tblCellMar>
         </w:tblPrEx>
         <w:trPr>
-          <w:trHeight w:val="810" w:hRule="atLeast"/>
+          <w:trHeight w:val="810"/>
           <w:jc w:val="center"/>
         </w:trPr>
         <w:tc>
@@ -397,7 +399,7 @@
             </w:r>
             <w:r>
               <w:rPr>
-                <w:rFonts w:hint="default" w:asciiTheme="minorAscii" w:hAnsiTheme="minorAscii" w:eastAsiaTheme="minorEastAsia"/>
+                <w:rFonts w:asciiTheme="minorAscii" w:eastAsiaTheme="minorEastAsia" w:hAnsiTheme="minorAscii" w:hint="default"/>
                 <w:spacing w:val="227"/>
                 <w:sz w:val="21"/>
                 <w:vertAlign w:val="baseline"/>
@@ -451,7 +453,7 @@
             </w:r>
             <w:r>
               <w:rPr>
-                <w:rFonts w:hint="eastAsia" w:asciiTheme="minorAscii" w:hAnsiTheme="minorAscii" w:eastAsiaTheme="minorEastAsia"/>
+                <w:rFonts w:asciiTheme="minorAscii" w:eastAsiaTheme="minorEastAsia" w:hAnsiTheme="minorAscii" w:hint="eastAsia"/>
                 <w:spacing w:val="227"/>
                 <w:sz w:val="21"/>
                 <w:vertAlign w:val="baseline"/>
@@ -473,14 +475,8 @@
       </w:tr>
       <w:tr>
         <w:tblPrEx>
-          <w:tblBorders>
-            <w:top w:val="none" w:color="auto" w:sz="0" w:space="0"/>
-            <w:left w:val="none" w:color="auto" w:sz="0" w:space="0"/>
-            <w:bottom w:val="none" w:color="auto" w:sz="0" w:space="0"/>
-            <w:right w:val="none" w:color="auto" w:sz="0" w:space="0"/>
-            <w:insideH w:val="none" w:color="auto" w:sz="0" w:space="0"/>
-            <w:insideV w:val="none" w:color="auto" w:sz="0" w:space="0"/>
-          </w:tblBorders>
+          <w:tblW w:w="0" w:type="auto"/>
+          <w:jc w:val="center"/>
           <w:tblCellMar>
             <w:top w:w="0" w:type="dxa"/>
             <w:left w:w="108" w:type="dxa"/>
@@ -489,7 +485,7 @@
           </w:tblCellMar>
         </w:tblPrEx>
         <w:trPr>
-          <w:trHeight w:val="810" w:hRule="atLeast"/>
+          <w:trHeight w:val="810"/>
           <w:jc w:val="center"/>
         </w:trPr>
         <w:tc>
@@ -513,7 +509,7 @@
               <w:snapToGrid w:val="0"/>
               <w:textAlignment w:val="baseline"/>
               <w:rPr>
-                <w:rFonts w:hint="default" w:ascii="Arial" w:hAnsi="Arial" w:eastAsia="Arial" w:cs="Arial"/>
+                <w:rFonts w:ascii="Arial" w:eastAsia="Arial" w:hAnsi="Arial" w:cs="Arial" w:hint="default"/>
                 <w:snapToGrid w:val="0"/>
                 <w:color w:val="000000"/>
                 <w:kern w:val="0"/>
@@ -545,7 +541,7 @@
             </w:r>
             <w:r>
               <w:rPr>
-                <w:rFonts w:hint="default" w:asciiTheme="minorAscii" w:hAnsiTheme="minorAscii" w:eastAsiaTheme="minorEastAsia"/>
+                <w:rFonts w:asciiTheme="minorAscii" w:eastAsiaTheme="minorEastAsia" w:hAnsiTheme="minorAscii" w:hint="default"/>
                 <w:spacing w:val="227"/>
                 <w:sz w:val="21"/>
                 <w:vertAlign w:val="baseline"/>
@@ -562,18 +558,7 @@
                 <w:vertAlign w:val="baseline"/>
                 <w:lang w:val="en-US" w:eastAsia="zh-CN"/>
               </w:rPr>
-              <w:t>V2.</w:t>
-            </w:r>
-            <w:r>
-              <w:rPr>
-                <w:rFonts w:hint="eastAsia"/>
-                <w:spacing w:val="0"/>
-                <w:kern w:val="0"/>
-                <w:u w:val="single"/>
-                <w:vertAlign w:val="baseline"/>
-                <w:lang w:val="en-US" w:eastAsia="zh-CN"/>
-              </w:rPr>
-              <w:t>0</w:t>
+              <w:t>V1.0</w:t>
             </w:r>
           </w:p>
         </w:tc>
@@ -598,7 +583,7 @@
               <w:snapToGrid w:val="0"/>
               <w:textAlignment w:val="baseline"/>
               <w:rPr>
-                <w:rFonts w:hint="default" w:ascii="Arial" w:hAnsi="Arial" w:eastAsia="Arial" w:cs="Arial"/>
+                <w:rFonts w:ascii="Arial" w:eastAsia="Arial" w:hAnsi="Arial" w:cs="Arial" w:hint="default"/>
                 <w:snapToGrid w:val="0"/>
                 <w:color w:val="000000"/>
                 <w:kern w:val="0"/>
@@ -618,7 +603,7 @@
             </w:r>
             <w:r>
               <w:rPr>
-                <w:rFonts w:hint="eastAsia" w:asciiTheme="minorAscii" w:hAnsiTheme="minorAscii" w:eastAsiaTheme="minorEastAsia"/>
+                <w:rFonts w:asciiTheme="minorAscii" w:eastAsiaTheme="minorEastAsia" w:hAnsiTheme="minorAscii" w:hint="eastAsia"/>
                 <w:spacing w:val="227"/>
                 <w:sz w:val="21"/>
                 <w:vertAlign w:val="baseline"/>
@@ -640,14 +625,8 @@
       </w:tr>
       <w:tr>
         <w:tblPrEx>
-          <w:tblBorders>
-            <w:top w:val="none" w:color="auto" w:sz="0" w:space="0"/>
-            <w:left w:val="none" w:color="auto" w:sz="0" w:space="0"/>
-            <w:bottom w:val="none" w:color="auto" w:sz="0" w:space="0"/>
-            <w:right w:val="none" w:color="auto" w:sz="0" w:space="0"/>
-            <w:insideH w:val="none" w:color="auto" w:sz="0" w:space="0"/>
-            <w:insideV w:val="none" w:color="auto" w:sz="0" w:space="0"/>
-          </w:tblBorders>
+          <w:tblW w:w="0" w:type="auto"/>
+          <w:jc w:val="center"/>
           <w:tblCellMar>
             <w:top w:w="0" w:type="dxa"/>
             <w:left w:w="108" w:type="dxa"/>
@@ -656,7 +635,7 @@
           </w:tblCellMar>
         </w:tblPrEx>
         <w:trPr>
-          <w:trHeight w:val="635" w:hRule="atLeast"/>
+          <w:trHeight w:val="635"/>
           <w:jc w:val="center"/>
         </w:trPr>
         <w:tc>
@@ -706,7 +685,7 @@
             </w:r>
             <w:r>
               <w:rPr>
-                <w:rFonts w:hint="eastAsia" w:asciiTheme="minorAscii" w:hAnsiTheme="minorAscii" w:eastAsiaTheme="minorEastAsia"/>
+                <w:rFonts w:asciiTheme="minorAscii" w:eastAsiaTheme="minorEastAsia" w:hAnsiTheme="minorAscii" w:hint="eastAsia"/>
                 <w:spacing w:val="227"/>
                 <w:sz w:val="21"/>
                 <w:vertAlign w:val="baseline"/>
@@ -759,7 +738,7 @@
             </w:r>
             <w:r>
               <w:rPr>
-                <w:rFonts w:hint="eastAsia" w:asciiTheme="minorAscii" w:hAnsiTheme="minorAscii" w:eastAsiaTheme="minorEastAsia"/>
+                <w:rFonts w:asciiTheme="minorAscii" w:eastAsiaTheme="minorEastAsia" w:hAnsiTheme="minorAscii" w:hint="eastAsia"/>
                 <w:spacing w:val="227"/>
                 <w:sz w:val="21"/>
                 <w:vertAlign w:val="baseline"/>
@@ -818,14 +797,14 @@
         <w:ind w:left="3634"/>
         <w:textAlignment w:val="baseline"/>
         <w:rPr>
-          <w:rFonts w:ascii="宋体" w:hAnsi="宋体" w:eastAsia="宋体" w:cs="宋体"/>
+          <w:rFonts w:ascii="宋体" w:eastAsia="宋体" w:hAnsi="宋体" w:cs="宋体"/>
           <w:sz w:val="31"/>
           <w:szCs w:val="31"/>
         </w:rPr>
       </w:pPr>
       <w:r>
         <w:rPr>
-          <w:rFonts w:ascii="宋体" w:hAnsi="宋体" w:eastAsia="宋体" w:cs="宋体"/>
+          <w:rFonts w:ascii="宋体" w:eastAsia="宋体" w:hAnsi="宋体" w:cs="宋体"/>
           <w:b/>
           <w:bCs/>
           <w:spacing w:val="4"/>
@@ -837,16 +816,16 @@
     </w:p>
     <w:tbl>
       <w:tblPr>
-        <w:tblStyle w:val="26"/>
+        <w:tblStyle w:val="TableNormal0"/>
         <w:tblW w:w="8214" w:type="dxa"/>
         <w:jc w:val="center"/>
         <w:tblBorders>
-          <w:top w:val="single" w:color="000000" w:sz="2" w:space="0"/>
-          <w:left w:val="single" w:color="000000" w:sz="2" w:space="0"/>
-          <w:bottom w:val="single" w:color="000000" w:sz="2" w:space="0"/>
-          <w:right w:val="single" w:color="000000" w:sz="2" w:space="0"/>
-          <w:insideH w:val="single" w:color="000000" w:sz="2" w:space="0"/>
-          <w:insideV w:val="single" w:color="000000" w:sz="2" w:space="0"/>
+          <w:top w:val="single" w:sz="2" w:space="0" w:color="000000"/>
+          <w:left w:val="single" w:sz="2" w:space="0" w:color="000000"/>
+          <w:bottom w:val="single" w:sz="2" w:space="0" w:color="000000"/>
+          <w:right w:val="single" w:sz="2" w:space="0" w:color="000000"/>
+          <w:insideH w:val="single" w:sz="2" w:space="0" w:color="000000"/>
+          <w:insideV w:val="single" w:sz="2" w:space="0" w:color="000000"/>
         </w:tblBorders>
         <w:tblLayout w:type="fixed"/>
         <w:tblCellMar>
@@ -866,14 +845,17 @@
       </w:tblGrid>
       <w:tr>
         <w:tblPrEx>
+          <w:tblW w:w="8214" w:type="dxa"/>
+          <w:jc w:val="center"/>
           <w:tblBorders>
-            <w:top w:val="single" w:color="000000" w:sz="2" w:space="0"/>
-            <w:left w:val="single" w:color="000000" w:sz="2" w:space="0"/>
-            <w:bottom w:val="single" w:color="000000" w:sz="2" w:space="0"/>
-            <w:right w:val="single" w:color="000000" w:sz="2" w:space="0"/>
-            <w:insideH w:val="single" w:color="000000" w:sz="2" w:space="0"/>
-            <w:insideV w:val="single" w:color="000000" w:sz="2" w:space="0"/>
+            <w:top w:val="single" w:sz="2" w:space="0" w:color="000000"/>
+            <w:left w:val="single" w:sz="2" w:space="0" w:color="000000"/>
+            <w:bottom w:val="single" w:sz="2" w:space="0" w:color="000000"/>
+            <w:right w:val="single" w:sz="2" w:space="0" w:color="000000"/>
+            <w:insideH w:val="single" w:sz="2" w:space="0" w:color="000000"/>
+            <w:insideV w:val="single" w:sz="2" w:space="0" w:color="000000"/>
           </w:tblBorders>
+          <w:tblLayout w:type="fixed"/>
           <w:tblCellMar>
             <w:top w:w="0" w:type="dxa"/>
             <w:left w:w="0" w:type="dxa"/>
@@ -882,7 +864,7 @@
           </w:tblCellMar>
         </w:tblPrEx>
         <w:trPr>
-          <w:trHeight w:val="593" w:hRule="atLeast"/>
+          <w:trHeight w:val="593"/>
           <w:jc w:val="center"/>
         </w:trPr>
         <w:tc>
@@ -904,18 +886,18 @@
               <w:adjustRightInd w:val="0"/>
               <w:snapToGrid w:val="0"/>
               <w:spacing w:before="176" w:line="228" w:lineRule="auto"/>
-              <w:ind w:left="0" w:leftChars="0" w:right="0" w:rightChars="0" w:firstLine="0" w:firstLineChars="0"/>
+              <w:ind w:left="0" w:right="0" w:firstLine="0" w:leftChars="0" w:rightChars="0" w:firstLineChars="0"/>
               <w:jc w:val="center"/>
               <w:textAlignment w:val="baseline"/>
               <w:rPr>
-                <w:rFonts w:ascii="宋体" w:hAnsi="宋体" w:eastAsia="宋体" w:cs="宋体"/>
+                <w:rFonts w:ascii="宋体" w:eastAsia="宋体" w:hAnsi="宋体" w:cs="宋体"/>
                 <w:sz w:val="20"/>
                 <w:szCs w:val="20"/>
               </w:rPr>
             </w:pPr>
             <w:r>
               <w:rPr>
-                <w:rFonts w:hint="eastAsia" w:ascii="宋体" w:hAnsi="宋体" w:cs="宋体"/>
+                <w:rFonts w:ascii="宋体" w:hAnsi="宋体" w:cs="宋体" w:hint="eastAsia"/>
                 <w:spacing w:val="-14"/>
                 <w:sz w:val="20"/>
                 <w:szCs w:val="20"/>
@@ -925,7 +907,7 @@
             </w:r>
             <w:r>
               <w:rPr>
-                <w:rFonts w:ascii="宋体" w:hAnsi="宋体" w:eastAsia="宋体" w:cs="宋体"/>
+                <w:rFonts w:ascii="宋体" w:eastAsia="宋体" w:hAnsi="宋体" w:cs="宋体"/>
                 <w:spacing w:val="-14"/>
                 <w:sz w:val="20"/>
                 <w:szCs w:val="20"/>
@@ -953,18 +935,18 @@
               <w:adjustRightInd w:val="0"/>
               <w:snapToGrid w:val="0"/>
               <w:spacing w:before="175" w:line="227" w:lineRule="auto"/>
-              <w:ind w:left="0" w:leftChars="0" w:right="0" w:rightChars="0" w:firstLine="0" w:firstLineChars="0"/>
+              <w:ind w:left="0" w:right="0" w:firstLine="0" w:leftChars="0" w:rightChars="0" w:firstLineChars="0"/>
               <w:jc w:val="center"/>
               <w:textAlignment w:val="baseline"/>
               <w:rPr>
-                <w:rFonts w:ascii="宋体" w:hAnsi="宋体" w:eastAsia="宋体" w:cs="宋体"/>
+                <w:rFonts w:ascii="宋体" w:eastAsia="宋体" w:hAnsi="宋体" w:cs="宋体"/>
                 <w:sz w:val="20"/>
                 <w:szCs w:val="20"/>
               </w:rPr>
             </w:pPr>
             <w:r>
               <w:rPr>
-                <w:rFonts w:ascii="宋体" w:hAnsi="宋体" w:eastAsia="宋体" w:cs="宋体"/>
+                <w:rFonts w:ascii="宋体" w:eastAsia="宋体" w:hAnsi="宋体" w:cs="宋体"/>
                 <w:spacing w:val="4"/>
                 <w:sz w:val="20"/>
                 <w:szCs w:val="20"/>
@@ -992,18 +974,18 @@
               <w:adjustRightInd w:val="0"/>
               <w:snapToGrid w:val="0"/>
               <w:spacing w:before="175" w:line="228" w:lineRule="auto"/>
-              <w:ind w:left="0" w:leftChars="0" w:right="0" w:rightChars="0" w:firstLine="0" w:firstLineChars="0"/>
+              <w:ind w:left="0" w:right="0" w:firstLine="0" w:leftChars="0" w:rightChars="0" w:firstLineChars="0"/>
               <w:jc w:val="center"/>
               <w:textAlignment w:val="baseline"/>
               <w:rPr>
-                <w:rFonts w:ascii="宋体" w:hAnsi="宋体" w:eastAsia="宋体" w:cs="宋体"/>
+                <w:rFonts w:ascii="宋体" w:eastAsia="宋体" w:hAnsi="宋体" w:cs="宋体"/>
                 <w:sz w:val="20"/>
                 <w:szCs w:val="20"/>
               </w:rPr>
             </w:pPr>
             <w:r>
               <w:rPr>
-                <w:rFonts w:ascii="宋体" w:hAnsi="宋体" w:eastAsia="宋体" w:cs="宋体"/>
+                <w:rFonts w:ascii="宋体" w:eastAsia="宋体" w:hAnsi="宋体" w:cs="宋体"/>
                 <w:spacing w:val="7"/>
                 <w:sz w:val="20"/>
                 <w:szCs w:val="20"/>
@@ -1031,11 +1013,11 @@
               <w:adjustRightInd w:val="0"/>
               <w:snapToGrid w:val="0"/>
               <w:spacing w:before="175" w:line="228" w:lineRule="auto"/>
-              <w:ind w:left="0" w:leftChars="0" w:right="0" w:rightChars="0" w:firstLine="0" w:firstLineChars="0"/>
+              <w:ind w:left="0" w:right="0" w:firstLine="0" w:leftChars="0" w:rightChars="0" w:firstLineChars="0"/>
               <w:jc w:val="center"/>
               <w:textAlignment w:val="baseline"/>
               <w:rPr>
-                <w:rFonts w:hint="eastAsia" w:ascii="宋体" w:hAnsi="宋体" w:eastAsia="宋体" w:cs="宋体"/>
+                <w:rFonts w:ascii="宋体" w:eastAsia="宋体" w:hAnsi="宋体" w:cs="宋体" w:hint="eastAsia"/>
                 <w:spacing w:val="7"/>
                 <w:sz w:val="20"/>
                 <w:szCs w:val="20"/>
@@ -1044,7 +1026,7 @@
             </w:pPr>
             <w:r>
               <w:rPr>
-                <w:rFonts w:hint="eastAsia" w:ascii="宋体" w:hAnsi="宋体" w:cs="宋体"/>
+                <w:rFonts w:ascii="宋体" w:hAnsi="宋体" w:cs="宋体" w:hint="eastAsia"/>
                 <w:spacing w:val="7"/>
                 <w:sz w:val="20"/>
                 <w:szCs w:val="20"/>
@@ -1073,11 +1055,11 @@
               <w:adjustRightInd w:val="0"/>
               <w:snapToGrid w:val="0"/>
               <w:spacing w:before="175" w:line="228" w:lineRule="auto"/>
-              <w:ind w:left="0" w:leftChars="0" w:right="0" w:rightChars="0" w:firstLine="0" w:firstLineChars="0"/>
+              <w:ind w:left="0" w:right="0" w:firstLine="0" w:leftChars="0" w:rightChars="0" w:firstLineChars="0"/>
               <w:jc w:val="center"/>
               <w:textAlignment w:val="baseline"/>
               <w:rPr>
-                <w:rFonts w:hint="default" w:ascii="宋体" w:hAnsi="宋体" w:cs="宋体"/>
+                <w:rFonts w:ascii="宋体" w:hAnsi="宋体" w:cs="宋体" w:hint="default"/>
                 <w:spacing w:val="7"/>
                 <w:sz w:val="20"/>
                 <w:szCs w:val="20"/>
@@ -1086,7 +1068,7 @@
             </w:pPr>
             <w:r>
               <w:rPr>
-                <w:rFonts w:hint="eastAsia" w:ascii="宋体" w:hAnsi="宋体" w:cs="宋体"/>
+                <w:rFonts w:ascii="宋体" w:hAnsi="宋体" w:cs="宋体" w:hint="eastAsia"/>
                 <w:spacing w:val="7"/>
                 <w:sz w:val="20"/>
                 <w:szCs w:val="20"/>
@@ -1115,18 +1097,18 @@
               <w:adjustRightInd w:val="0"/>
               <w:snapToGrid w:val="0"/>
               <w:spacing w:before="176" w:line="229" w:lineRule="auto"/>
-              <w:ind w:left="0" w:leftChars="0" w:right="0" w:rightChars="0" w:firstLine="0" w:firstLineChars="0"/>
+              <w:ind w:left="0" w:right="0" w:firstLine="0" w:leftChars="0" w:rightChars="0" w:firstLineChars="0"/>
               <w:jc w:val="center"/>
               <w:textAlignment w:val="baseline"/>
               <w:rPr>
-                <w:rFonts w:ascii="宋体" w:hAnsi="宋体" w:eastAsia="宋体" w:cs="宋体"/>
+                <w:rFonts w:ascii="宋体" w:eastAsia="宋体" w:hAnsi="宋体" w:cs="宋体"/>
                 <w:sz w:val="20"/>
                 <w:szCs w:val="20"/>
               </w:rPr>
             </w:pPr>
             <w:r>
               <w:rPr>
-                <w:rFonts w:ascii="宋体" w:hAnsi="宋体" w:eastAsia="宋体" w:cs="宋体"/>
+                <w:rFonts w:ascii="宋体" w:eastAsia="宋体" w:hAnsi="宋体" w:cs="宋体"/>
                 <w:spacing w:val="7"/>
                 <w:sz w:val="20"/>
                 <w:szCs w:val="20"/>
@@ -1138,14 +1120,9 @@
       </w:tr>
       <w:tr>
         <w:tblPrEx>
-          <w:tblBorders>
-            <w:top w:val="single" w:color="000000" w:sz="2" w:space="0"/>
-            <w:left w:val="single" w:color="000000" w:sz="2" w:space="0"/>
-            <w:bottom w:val="single" w:color="000000" w:sz="2" w:space="0"/>
-            <w:right w:val="single" w:color="000000" w:sz="2" w:space="0"/>
-            <w:insideH w:val="single" w:color="000000" w:sz="2" w:space="0"/>
-            <w:insideV w:val="single" w:color="000000" w:sz="2" w:space="0"/>
-          </w:tblBorders>
+          <w:tblW w:w="8214" w:type="dxa"/>
+          <w:jc w:val="center"/>
+          <w:tblLayout w:type="fixed"/>
           <w:tblCellMar>
             <w:top w:w="0" w:type="dxa"/>
             <w:left w:w="0" w:type="dxa"/>
@@ -1154,7 +1131,327 @@
           </w:tblCellMar>
         </w:tblPrEx>
         <w:trPr>
-          <w:trHeight w:val="516" w:hRule="atLeast"/>
+          <w:trHeight w:val="516"/>
+          <w:jc w:val="center"/>
+        </w:trPr>
+        <w:tc>
+          <w:tcPr>
+            <w:tcW w:w="1317" w:type="dxa"/>
+            <w:shd w:val="clear" w:color="auto" w:fill="auto"/>
+          </w:tcPr>
+          <w:p>
+            <w:pPr>
+              <w:keepNext w:val="0"/>
+              <w:keepLines w:val="0"/>
+              <w:pageBreakBefore w:val="0"/>
+              <w:widowControl w:val="0"/>
+              <w:kinsoku w:val="0"/>
+              <w:wordWrap/>
+              <w:overflowPunct/>
+              <w:topLinePunct w:val="0"/>
+              <w:autoSpaceDE w:val="0"/>
+              <w:autoSpaceDN w:val="0"/>
+              <w:bidi w:val="0"/>
+              <w:adjustRightInd w:val="0"/>
+              <w:snapToGrid w:val="0"/>
+              <w:spacing w:before="173" w:line="267" w:lineRule="exact"/>
+              <w:ind w:left="0" w:right="0" w:firstLine="0" w:leftChars="0" w:rightChars="0" w:firstLineChars="0"/>
+              <w:jc w:val="center"/>
+              <w:textAlignment w:val="baseline"/>
+              <w:rPr>
+                <w:rFonts w:ascii="宋体" w:eastAsia="宋体" w:hAnsi="宋体" w:cs="宋体" w:hint="default"/>
+                <w:snapToGrid w:val="0"/>
+                <w:color w:val="000000"/>
+                <w:kern w:val="0"/>
+                <w:sz w:val="20"/>
+                <w:szCs w:val="20"/>
+                <w:lang w:val="en-US" w:eastAsia="en-US" w:bidi="ar-SA"/>
+              </w:rPr>
+            </w:pPr>
+            <w:bookmarkStart w:id="2" w:name="_GoBack" w:colFirst="0" w:colLast="5"/>
+            <w:r>
+              <w:rPr>
+                <w:rFonts w:ascii="宋体" w:eastAsia="宋体" w:hAnsi="宋体" w:cs="宋体"/>
+                <w:spacing w:val="3"/>
+                <w:position w:val="1"/>
+                <w:sz w:val="20"/>
+                <w:szCs w:val="20"/>
+              </w:rPr>
+              <w:t>2025.01.</w:t>
+            </w:r>
+            <w:r>
+              <w:rPr>
+                <w:rFonts w:ascii="宋体" w:hAnsi="宋体" w:cs="宋体" w:hint="eastAsia"/>
+                <w:spacing w:val="3"/>
+                <w:position w:val="1"/>
+                <w:sz w:val="20"/>
+                <w:szCs w:val="20"/>
+                <w:lang w:val="en-US" w:eastAsia="zh-CN"/>
+              </w:rPr>
+              <w:t>10</w:t>
+            </w:r>
+          </w:p>
+        </w:tc>
+        <w:tc>
+          <w:tcPr>
+            <w:tcW w:w="972" w:type="dxa"/>
+            <w:shd w:val="clear" w:color="auto" w:fill="auto"/>
+          </w:tcPr>
+          <w:p>
+            <w:pPr>
+              <w:keepNext w:val="0"/>
+              <w:keepLines w:val="0"/>
+              <w:pageBreakBefore w:val="0"/>
+              <w:widowControl w:val="0"/>
+              <w:kinsoku w:val="0"/>
+              <w:wordWrap/>
+              <w:overflowPunct/>
+              <w:topLinePunct w:val="0"/>
+              <w:autoSpaceDE w:val="0"/>
+              <w:autoSpaceDN w:val="0"/>
+              <w:bidi w:val="0"/>
+              <w:adjustRightInd w:val="0"/>
+              <w:snapToGrid w:val="0"/>
+              <w:spacing w:before="173" w:line="267" w:lineRule="exact"/>
+              <w:ind w:left="0" w:right="0" w:firstLine="0" w:leftChars="0" w:rightChars="0" w:firstLineChars="0"/>
+              <w:jc w:val="center"/>
+              <w:textAlignment w:val="baseline"/>
+              <w:rPr>
+                <w:rFonts w:ascii="宋体" w:eastAsia="宋体" w:hAnsi="宋体" w:cs="宋体"/>
+                <w:snapToGrid w:val="0"/>
+                <w:color w:val="000000"/>
+                <w:kern w:val="0"/>
+                <w:sz w:val="20"/>
+                <w:szCs w:val="20"/>
+                <w:lang w:val="en-US" w:eastAsia="en-US" w:bidi="ar-SA"/>
+              </w:rPr>
+            </w:pPr>
+            <w:r>
+              <w:rPr>
+                <w:rFonts w:ascii="宋体" w:eastAsia="宋体" w:hAnsi="宋体" w:cs="宋体"/>
+                <w:spacing w:val="4"/>
+                <w:position w:val="1"/>
+                <w:sz w:val="20"/>
+                <w:szCs w:val="20"/>
+              </w:rPr>
+              <w:t>V1.0</w:t>
+            </w:r>
+          </w:p>
+        </w:tc>
+        <w:tc>
+          <w:tcPr>
+            <w:tcW w:w="1575" w:type="dxa"/>
+            <w:shd w:val="clear" w:color="auto" w:fill="auto"/>
+          </w:tcPr>
+          <w:p>
+            <w:pPr>
+              <w:keepNext w:val="0"/>
+              <w:keepLines w:val="0"/>
+              <w:pageBreakBefore w:val="0"/>
+              <w:widowControl w:val="0"/>
+              <w:kinsoku w:val="0"/>
+              <w:wordWrap/>
+              <w:overflowPunct/>
+              <w:topLinePunct w:val="0"/>
+              <w:autoSpaceDE w:val="0"/>
+              <w:autoSpaceDN w:val="0"/>
+              <w:bidi w:val="0"/>
+              <w:adjustRightInd w:val="0"/>
+              <w:snapToGrid w:val="0"/>
+              <w:spacing w:before="172" w:line="228" w:lineRule="auto"/>
+              <w:ind w:left="0" w:right="0" w:firstLine="0" w:leftChars="0" w:rightChars="0" w:firstLineChars="0"/>
+              <w:jc w:val="center"/>
+              <w:textAlignment w:val="baseline"/>
+              <w:rPr>
+                <w:rFonts w:ascii="宋体" w:eastAsia="宋体" w:hAnsi="宋体" w:cs="宋体"/>
+                <w:snapToGrid w:val="0"/>
+                <w:color w:val="000000"/>
+                <w:kern w:val="0"/>
+                <w:sz w:val="20"/>
+                <w:szCs w:val="20"/>
+                <w:lang w:val="en-US" w:eastAsia="en-US" w:bidi="ar-SA"/>
+              </w:rPr>
+            </w:pPr>
+            <w:r>
+              <w:rPr>
+                <w:rFonts w:ascii="宋体" w:eastAsia="宋体" w:hAnsi="宋体" w:cs="宋体"/>
+                <w:spacing w:val="200"/>
+                <w:kern w:val="0"/>
+                <w:sz w:val="20"/>
+                <w:szCs w:val="20"/>
+              </w:rPr>
+              <w:t>新</w:t>
+            </w:r>
+            <w:r>
+              <w:rPr>
+                <w:rFonts w:ascii="宋体" w:eastAsia="宋体" w:hAnsi="宋体" w:cs="宋体"/>
+                <w:spacing w:val="0"/>
+                <w:kern w:val="0"/>
+                <w:sz w:val="20"/>
+                <w:szCs w:val="20"/>
+              </w:rPr>
+              <w:t>建</w:t>
+            </w:r>
+          </w:p>
+        </w:tc>
+        <w:tc>
+          <w:tcPr>
+            <w:tcW w:w="1829" w:type="dxa"/>
+            <w:shd w:val="clear" w:color="auto" w:fill="auto"/>
+          </w:tcPr>
+          <w:p>
+            <w:pPr>
+              <w:keepNext w:val="0"/>
+              <w:keepLines w:val="0"/>
+              <w:pageBreakBefore w:val="0"/>
+              <w:widowControl w:val="0"/>
+              <w:kinsoku w:val="0"/>
+              <w:wordWrap/>
+              <w:overflowPunct/>
+              <w:topLinePunct w:val="0"/>
+              <w:autoSpaceDE w:val="0"/>
+              <w:autoSpaceDN w:val="0"/>
+              <w:bidi w:val="0"/>
+              <w:adjustRightInd w:val="0"/>
+              <w:snapToGrid w:val="0"/>
+              <w:spacing w:before="173" w:line="229" w:lineRule="auto"/>
+              <w:ind w:left="0" w:right="0" w:firstLine="0" w:leftChars="0" w:rightChars="0" w:firstLineChars="0"/>
+              <w:jc w:val="center"/>
+              <w:textAlignment w:val="baseline"/>
+              <w:rPr>
+                <w:rFonts w:ascii="宋体" w:eastAsia="宋体" w:hAnsi="宋体" w:cs="宋体"/>
+                <w:snapToGrid w:val="0"/>
+                <w:color w:val="000000"/>
+                <w:spacing w:val="200"/>
+                <w:kern w:val="0"/>
+                <w:sz w:val="20"/>
+                <w:szCs w:val="20"/>
+                <w:lang w:val="en-US" w:eastAsia="en-US" w:bidi="ar-SA"/>
+              </w:rPr>
+            </w:pPr>
+            <w:r>
+              <w:rPr>
+                <w:rFonts w:asciiTheme="minorAscii" w:eastAsiaTheme="minorEastAsia" w:hAnsiTheme="minorAscii" w:hint="eastAsia"/>
+                <w:spacing w:val="0"/>
+                <w:kern w:val="0"/>
+                <w:sz w:val="21"/>
+                <w:vertAlign w:val="baseline"/>
+                <w:lang w:val="en-US" w:eastAsia="zh-CN"/>
+              </w:rPr>
+              <w:t>李伟</w:t>
+            </w:r>
+          </w:p>
+        </w:tc>
+        <w:tc>
+          <w:tcPr>
+            <w:tcW w:w="1606" w:type="dxa"/>
+            <w:shd w:val="clear" w:color="auto" w:fill="auto"/>
+          </w:tcPr>
+          <w:p>
+            <w:pPr>
+              <w:keepNext w:val="0"/>
+              <w:keepLines w:val="0"/>
+              <w:pageBreakBefore w:val="0"/>
+              <w:widowControl w:val="0"/>
+              <w:kinsoku w:val="0"/>
+              <w:wordWrap/>
+              <w:overflowPunct/>
+              <w:topLinePunct w:val="0"/>
+              <w:autoSpaceDE w:val="0"/>
+              <w:autoSpaceDN w:val="0"/>
+              <w:bidi w:val="0"/>
+              <w:adjustRightInd w:val="0"/>
+              <w:snapToGrid w:val="0"/>
+              <w:spacing w:before="172" w:line="228" w:lineRule="auto"/>
+              <w:ind w:left="0" w:right="0" w:firstLine="0" w:leftChars="0" w:rightChars="0" w:firstLineChars="0"/>
+              <w:jc w:val="center"/>
+              <w:textAlignment w:val="baseline"/>
+              <w:rPr>
+                <w:rFonts w:ascii="宋体" w:eastAsia="宋体" w:hAnsi="宋体" w:cs="宋体"/>
+                <w:snapToGrid w:val="0"/>
+                <w:color w:val="000000"/>
+                <w:spacing w:val="200"/>
+                <w:kern w:val="0"/>
+                <w:sz w:val="20"/>
+                <w:szCs w:val="20"/>
+                <w:lang w:val="en-US" w:eastAsia="en-US" w:bidi="ar-SA"/>
+              </w:rPr>
+            </w:pPr>
+            <w:r>
+              <w:rPr>
+                <w:rFonts w:asciiTheme="minorAscii" w:eastAsiaTheme="minorEastAsia" w:hAnsiTheme="minorAscii" w:hint="eastAsia"/>
+                <w:spacing w:val="0"/>
+                <w:kern w:val="0"/>
+                <w:sz w:val="21"/>
+                <w:vertAlign w:val="baseline"/>
+                <w:lang w:val="en-US" w:eastAsia="zh-CN"/>
+              </w:rPr>
+              <w:t>陈凯</w:t>
+            </w:r>
+          </w:p>
+        </w:tc>
+        <w:tc>
+          <w:tcPr>
+            <w:tcW w:w="915" w:type="dxa"/>
+            <w:shd w:val="clear" w:color="auto" w:fill="auto"/>
+          </w:tcPr>
+          <w:p>
+            <w:pPr>
+              <w:keepNext w:val="0"/>
+              <w:keepLines w:val="0"/>
+              <w:pageBreakBefore w:val="0"/>
+              <w:widowControl w:val="0"/>
+              <w:kinsoku w:val="0"/>
+              <w:wordWrap/>
+              <w:overflowPunct/>
+              <w:topLinePunct w:val="0"/>
+              <w:autoSpaceDE w:val="0"/>
+              <w:autoSpaceDN w:val="0"/>
+              <w:bidi w:val="0"/>
+              <w:adjustRightInd w:val="0"/>
+              <w:snapToGrid w:val="0"/>
+              <w:spacing w:before="173" w:line="229" w:lineRule="auto"/>
+              <w:ind w:left="0" w:right="0" w:firstLine="0" w:leftChars="0" w:rightChars="0" w:firstLineChars="0"/>
+              <w:jc w:val="center"/>
+              <w:textAlignment w:val="baseline"/>
+              <w:rPr>
+                <w:rFonts w:ascii="宋体" w:eastAsia="宋体" w:hAnsi="宋体" w:cs="宋体"/>
+                <w:snapToGrid w:val="0"/>
+                <w:color w:val="000000"/>
+                <w:kern w:val="0"/>
+                <w:sz w:val="20"/>
+                <w:szCs w:val="20"/>
+                <w:lang w:val="en-US" w:eastAsia="en-US" w:bidi="ar-SA"/>
+              </w:rPr>
+            </w:pPr>
+            <w:r>
+              <w:rPr>
+                <w:rFonts w:asciiTheme="minorAscii" w:eastAsiaTheme="minorEastAsia" w:hAnsiTheme="minorAscii" w:hint="eastAsia"/>
+                <w:spacing w:val="0"/>
+                <w:kern w:val="0"/>
+                <w:sz w:val="21"/>
+                <w:vertAlign w:val="baseline"/>
+                <w:lang w:val="en-US" w:eastAsia="zh-CN"/>
+              </w:rPr>
+              <w:t>吴亚红</w:t>
+            </w:r>
+          </w:p>
+        </w:tc>
+      </w:tr>
+      <w:tr>
+        <w:tblPrEx>
+          <w:tblW w:w="8214" w:type="dxa"/>
+          <w:jc w:val="center"/>
+          <w:tblLayout w:type="fixed"/>
+          <w:tblCellMar>
+            <w:top w:w="0" w:type="dxa"/>
+            <w:left w:w="0" w:type="dxa"/>
+            <w:bottom w:w="0" w:type="dxa"/>
+            <w:right w:w="0" w:type="dxa"/>
+          </w:tblCellMar>
+        </w:tblPrEx>
+        <w:trPr>
+          <w:trHeight w:val="556"/>
           <w:jc w:val="center"/>
         </w:trPr>
         <w:tc>
@@ -1177,26 +1474,11 @@
               <w:adjustRightInd w:val="0"/>
               <w:snapToGrid w:val="0"/>
               <w:spacing w:before="173" w:line="267" w:lineRule="exact"/>
-              <w:ind w:left="0" w:leftChars="0" w:right="0" w:rightChars="0" w:firstLine="0" w:firstLineChars="0"/>
+              <w:ind w:left="0" w:right="0" w:firstLine="0" w:leftChars="0" w:rightChars="0" w:firstLineChars="0"/>
               <w:jc w:val="center"/>
               <w:textAlignment w:val="baseline"/>
-              <w:rPr>
-                <w:rFonts w:hint="default" w:ascii="宋体" w:hAnsi="宋体" w:eastAsia="宋体" w:cs="宋体"/>
-                <w:sz w:val="20"/>
-                <w:szCs w:val="20"/>
-                <w:lang w:val="en-US"/>
-              </w:rPr>
             </w:pPr>
-            <w:r>
-              <w:rPr>
-                <w:rFonts w:ascii="宋体" w:hAnsi="宋体" w:eastAsia="宋体" w:cs="宋体"/>
-                <w:spacing w:val="3"/>
-                <w:position w:val="1"/>
-                <w:sz w:val="20"/>
-                <w:szCs w:val="20"/>
-              </w:rPr>
-              <w:t>2022.06.20</w:t>
-            </w:r>
+            <w:bookmarkEnd w:id="2"/>
           </w:p>
         </w:tc>
         <w:tc>
@@ -1219,25 +1501,10 @@
               <w:adjustRightInd w:val="0"/>
               <w:snapToGrid w:val="0"/>
               <w:spacing w:before="173" w:line="267" w:lineRule="exact"/>
-              <w:ind w:left="0" w:leftChars="0" w:right="0" w:rightChars="0" w:firstLine="0" w:firstLineChars="0"/>
+              <w:ind w:left="0" w:right="0" w:firstLine="0" w:leftChars="0" w:rightChars="0" w:firstLineChars="0"/>
               <w:jc w:val="center"/>
               <w:textAlignment w:val="baseline"/>
-              <w:rPr>
-                <w:rFonts w:ascii="宋体" w:hAnsi="宋体" w:eastAsia="宋体" w:cs="宋体"/>
-                <w:sz w:val="20"/>
-                <w:szCs w:val="20"/>
-              </w:rPr>
             </w:pPr>
-            <w:r>
-              <w:rPr>
-                <w:rFonts w:ascii="宋体" w:hAnsi="宋体" w:eastAsia="宋体" w:cs="宋体"/>
-                <w:spacing w:val="4"/>
-                <w:position w:val="1"/>
-                <w:sz w:val="20"/>
-                <w:szCs w:val="20"/>
-              </w:rPr>
-              <w:t>V1.0</w:t>
-            </w:r>
           </w:p>
         </w:tc>
         <w:tc>
@@ -1260,35 +1527,14 @@
               <w:adjustRightInd w:val="0"/>
               <w:snapToGrid w:val="0"/>
               <w:spacing w:before="172" w:line="228" w:lineRule="auto"/>
-              <w:ind w:left="0" w:leftChars="0" w:right="0" w:rightChars="0" w:firstLine="0" w:firstLineChars="0"/>
+              <w:ind w:left="0" w:right="0" w:firstLine="0" w:leftChars="0" w:rightChars="0" w:firstLineChars="0"/>
               <w:jc w:val="center"/>
               <w:textAlignment w:val="baseline"/>
               <w:rPr>
-                <w:rFonts w:ascii="宋体" w:hAnsi="宋体" w:eastAsia="宋体" w:cs="宋体"/>
-                <w:sz w:val="20"/>
-                <w:szCs w:val="20"/>
+                <w:rFonts w:eastAsia="宋体" w:hint="default"/>
+                <w:lang w:val="en-US" w:eastAsia="zh-CN"/>
               </w:rPr>
             </w:pPr>
-            <w:r>
-              <w:rPr>
-                <w:rFonts w:ascii="宋体" w:hAnsi="宋体" w:eastAsia="宋体" w:cs="宋体"/>
-                <w:spacing w:val="200"/>
-                <w:kern w:val="0"/>
-                <w:sz w:val="20"/>
-                <w:szCs w:val="20"/>
-              </w:rPr>
-              <w:t>新</w:t>
-            </w:r>
-            <w:r>
-              <w:rPr>
-                <w:rFonts w:ascii="宋体" w:hAnsi="宋体" w:eastAsia="宋体" w:cs="宋体"/>
-                <w:spacing w:val="0"/>
-                <w:kern w:val="0"/>
-                <w:sz w:val="20"/>
-                <w:szCs w:val="20"/>
-              </w:rPr>
-              <w:t>建</w:t>
-            </w:r>
           </w:p>
         </w:tc>
         <w:tc>
@@ -1311,28 +1557,10 @@
               <w:adjustRightInd w:val="0"/>
               <w:snapToGrid w:val="0"/>
               <w:spacing w:before="173" w:line="229" w:lineRule="auto"/>
-              <w:ind w:left="0" w:leftChars="0" w:right="0" w:rightChars="0" w:firstLine="0" w:firstLineChars="0"/>
+              <w:ind w:left="0" w:right="0" w:firstLine="0" w:leftChars="0" w:rightChars="0" w:firstLineChars="0"/>
               <w:jc w:val="center"/>
               <w:textAlignment w:val="baseline"/>
-              <w:rPr>
-                <w:rFonts w:ascii="宋体" w:hAnsi="宋体" w:eastAsia="宋体" w:cs="宋体"/>
-                <w:spacing w:val="200"/>
-                <w:kern w:val="0"/>
-                <w:sz w:val="20"/>
-                <w:szCs w:val="20"/>
-              </w:rPr>
             </w:pPr>
-            <w:r>
-              <w:rPr>
-                <w:rFonts w:hint="eastAsia" w:asciiTheme="minorAscii" w:hAnsiTheme="minorAscii" w:eastAsiaTheme="minorEastAsia"/>
-                <w:spacing w:val="0"/>
-                <w:kern w:val="0"/>
-                <w:sz w:val="21"/>
-                <w:vertAlign w:val="baseline"/>
-                <w:lang w:val="en-US" w:eastAsia="zh-CN"/>
-              </w:rPr>
-              <w:t>沈坚</w:t>
-            </w:r>
           </w:p>
         </w:tc>
         <w:tc>
@@ -1354,29 +1582,11 @@
               <w:bidi w:val="0"/>
               <w:adjustRightInd w:val="0"/>
               <w:snapToGrid w:val="0"/>
-              <w:spacing w:before="172" w:line="228" w:lineRule="auto"/>
-              <w:ind w:left="0" w:leftChars="0" w:right="0" w:rightChars="0" w:firstLine="0" w:firstLineChars="0"/>
+              <w:spacing w:before="173" w:line="229" w:lineRule="auto"/>
+              <w:ind w:left="0" w:right="0" w:firstLine="0" w:leftChars="0" w:rightChars="0" w:firstLineChars="0"/>
               <w:jc w:val="center"/>
               <w:textAlignment w:val="baseline"/>
-              <w:rPr>
-                <w:rFonts w:ascii="宋体" w:hAnsi="宋体" w:eastAsia="宋体" w:cs="宋体"/>
-                <w:spacing w:val="200"/>
-                <w:kern w:val="0"/>
-                <w:sz w:val="20"/>
-                <w:szCs w:val="20"/>
-              </w:rPr>
             </w:pPr>
-            <w:r>
-              <w:rPr>
-                <w:rFonts w:hint="eastAsia" w:asciiTheme="minorAscii" w:hAnsiTheme="minorAscii" w:eastAsiaTheme="minorEastAsia"/>
-                <w:spacing w:val="0"/>
-                <w:kern w:val="0"/>
-                <w:sz w:val="21"/>
-                <w:vertAlign w:val="baseline"/>
-                <w:lang w:val="en-US" w:eastAsia="zh-CN"/>
-              </w:rPr>
-              <w:t>茅建根</w:t>
-            </w:r>
           </w:p>
         </w:tc>
         <w:tc>
@@ -1399,39 +1609,18 @@
               <w:adjustRightInd w:val="0"/>
               <w:snapToGrid w:val="0"/>
               <w:spacing w:before="173" w:line="229" w:lineRule="auto"/>
-              <w:ind w:left="0" w:leftChars="0" w:right="0" w:rightChars="0" w:firstLine="0" w:firstLineChars="0"/>
+              <w:ind w:left="0" w:right="0" w:firstLine="0" w:leftChars="0" w:rightChars="0" w:firstLineChars="0"/>
               <w:jc w:val="center"/>
               <w:textAlignment w:val="baseline"/>
-              <w:rPr>
-                <w:rFonts w:ascii="宋体" w:hAnsi="宋体" w:eastAsia="宋体" w:cs="宋体"/>
-                <w:sz w:val="20"/>
-                <w:szCs w:val="20"/>
-              </w:rPr>
             </w:pPr>
-            <w:r>
-              <w:rPr>
-                <w:rFonts w:hint="eastAsia" w:asciiTheme="minorAscii" w:hAnsiTheme="minorAscii" w:eastAsiaTheme="minorEastAsia"/>
-                <w:spacing w:val="0"/>
-                <w:kern w:val="0"/>
-                <w:sz w:val="21"/>
-                <w:vertAlign w:val="baseline"/>
-                <w:lang w:val="en-US" w:eastAsia="zh-CN"/>
-              </w:rPr>
-              <w:t>吴亚红</w:t>
-            </w:r>
           </w:p>
         </w:tc>
       </w:tr>
       <w:tr>
         <w:tblPrEx>
-          <w:tblBorders>
-            <w:top w:val="single" w:color="000000" w:sz="2" w:space="0"/>
-            <w:left w:val="single" w:color="000000" w:sz="2" w:space="0"/>
-            <w:bottom w:val="single" w:color="000000" w:sz="2" w:space="0"/>
-            <w:right w:val="single" w:color="000000" w:sz="2" w:space="0"/>
-            <w:insideH w:val="single" w:color="000000" w:sz="2" w:space="0"/>
-            <w:insideV w:val="single" w:color="000000" w:sz="2" w:space="0"/>
-          </w:tblBorders>
+          <w:tblW w:w="8214" w:type="dxa"/>
+          <w:jc w:val="center"/>
+          <w:tblLayout w:type="fixed"/>
           <w:tblCellMar>
             <w:top w:w="0" w:type="dxa"/>
             <w:left w:w="0" w:type="dxa"/>
@@ -1440,7 +1629,7 @@
           </w:tblCellMar>
         </w:tblPrEx>
         <w:trPr>
-          <w:trHeight w:val="556" w:hRule="atLeast"/>
+          <w:trHeight w:val="556"/>
           <w:jc w:val="center"/>
         </w:trPr>
         <w:tc>
@@ -1449,281 +1638,7 @@
           </w:tcPr>
           <w:p>
             <w:pPr>
-              <w:keepNext w:val="0"/>
-              <w:keepLines w:val="0"/>
-              <w:pageBreakBefore w:val="0"/>
-              <w:widowControl w:val="0"/>
-              <w:kinsoku w:val="0"/>
-              <w:wordWrap/>
-              <w:overflowPunct/>
-              <w:topLinePunct w:val="0"/>
-              <w:autoSpaceDE w:val="0"/>
-              <w:autoSpaceDN w:val="0"/>
-              <w:bidi w:val="0"/>
-              <w:adjustRightInd w:val="0"/>
-              <w:snapToGrid w:val="0"/>
-              <w:spacing w:before="173" w:line="267" w:lineRule="exact"/>
-              <w:ind w:left="0" w:leftChars="0" w:right="0" w:rightChars="0" w:firstLine="0" w:firstLineChars="0"/>
-              <w:jc w:val="center"/>
-              <w:textAlignment w:val="baseline"/>
-            </w:pPr>
-            <w:r>
-              <w:rPr>
-                <w:rFonts w:ascii="宋体" w:hAnsi="宋体" w:eastAsia="宋体" w:cs="宋体"/>
-                <w:spacing w:val="3"/>
-                <w:position w:val="1"/>
-                <w:sz w:val="20"/>
-                <w:szCs w:val="20"/>
-              </w:rPr>
-              <w:t>2025.01.</w:t>
-            </w:r>
-            <w:r>
-              <w:rPr>
-                <w:rFonts w:hint="eastAsia" w:ascii="宋体" w:hAnsi="宋体" w:cs="宋体"/>
-                <w:spacing w:val="3"/>
-                <w:position w:val="1"/>
-                <w:sz w:val="20"/>
-                <w:szCs w:val="20"/>
-                <w:lang w:val="en-US" w:eastAsia="zh-CN"/>
-              </w:rPr>
-              <w:t>10</w:t>
-            </w:r>
-          </w:p>
-        </w:tc>
-        <w:tc>
-          <w:tcPr>
-            <w:tcW w:w="972" w:type="dxa"/>
-          </w:tcPr>
-          <w:p>
-            <w:pPr>
-              <w:keepNext w:val="0"/>
-              <w:keepLines w:val="0"/>
-              <w:pageBreakBefore w:val="0"/>
-              <w:widowControl w:val="0"/>
-              <w:kinsoku w:val="0"/>
-              <w:wordWrap/>
-              <w:overflowPunct/>
-              <w:topLinePunct w:val="0"/>
-              <w:autoSpaceDE w:val="0"/>
-              <w:autoSpaceDN w:val="0"/>
-              <w:bidi w:val="0"/>
-              <w:adjustRightInd w:val="0"/>
-              <w:snapToGrid w:val="0"/>
-              <w:spacing w:before="173" w:line="267" w:lineRule="exact"/>
-              <w:ind w:left="0" w:leftChars="0" w:right="0" w:rightChars="0" w:firstLine="0" w:firstLineChars="0"/>
-              <w:jc w:val="center"/>
-              <w:textAlignment w:val="baseline"/>
-            </w:pPr>
-            <w:r>
-              <w:rPr>
-                <w:rFonts w:ascii="宋体" w:hAnsi="宋体" w:eastAsia="宋体" w:cs="宋体"/>
-                <w:spacing w:val="4"/>
-                <w:position w:val="1"/>
-                <w:sz w:val="20"/>
-                <w:szCs w:val="20"/>
-              </w:rPr>
-              <w:t>V</w:t>
-            </w:r>
-            <w:r>
-              <w:rPr>
-                <w:rFonts w:hint="eastAsia" w:ascii="宋体" w:hAnsi="宋体" w:cs="宋体"/>
-                <w:spacing w:val="4"/>
-                <w:position w:val="1"/>
-                <w:sz w:val="20"/>
-                <w:szCs w:val="20"/>
-                <w:lang w:val="en-US" w:eastAsia="zh-CN"/>
-              </w:rPr>
-              <w:t>2</w:t>
-            </w:r>
-            <w:r>
-              <w:rPr>
-                <w:rFonts w:ascii="宋体" w:hAnsi="宋体" w:eastAsia="宋体" w:cs="宋体"/>
-                <w:spacing w:val="4"/>
-                <w:position w:val="1"/>
-                <w:sz w:val="20"/>
-                <w:szCs w:val="20"/>
-              </w:rPr>
-              <w:t>.0</w:t>
-            </w:r>
-          </w:p>
-        </w:tc>
-        <w:tc>
-          <w:tcPr>
-            <w:tcW w:w="1575" w:type="dxa"/>
-          </w:tcPr>
-          <w:p>
-            <w:pPr>
-              <w:keepNext w:val="0"/>
-              <w:keepLines w:val="0"/>
-              <w:pageBreakBefore w:val="0"/>
-              <w:widowControl w:val="0"/>
-              <w:kinsoku w:val="0"/>
-              <w:wordWrap/>
-              <w:overflowPunct/>
-              <w:topLinePunct w:val="0"/>
-              <w:autoSpaceDE w:val="0"/>
-              <w:autoSpaceDN w:val="0"/>
-              <w:bidi w:val="0"/>
-              <w:adjustRightInd w:val="0"/>
-              <w:snapToGrid w:val="0"/>
-              <w:spacing w:before="172" w:line="228" w:lineRule="auto"/>
-              <w:ind w:left="0" w:leftChars="0" w:right="0" w:rightChars="0" w:firstLine="0" w:firstLineChars="0"/>
-              <w:jc w:val="center"/>
-              <w:textAlignment w:val="baseline"/>
-              <w:rPr>
-                <w:rFonts w:hint="default" w:eastAsia="宋体"/>
-                <w:lang w:val="en-US" w:eastAsia="zh-CN"/>
-              </w:rPr>
-            </w:pPr>
-            <w:r>
-              <w:rPr>
-                <w:rFonts w:hint="eastAsia"/>
-                <w:lang w:val="en-US" w:eastAsia="zh-CN"/>
-              </w:rPr>
-              <w:t>完善跟踪验证</w:t>
-            </w:r>
-          </w:p>
-        </w:tc>
-        <w:tc>
-          <w:tcPr>
-            <w:tcW w:w="1829" w:type="dxa"/>
-          </w:tcPr>
-          <w:p>
-            <w:pPr>
-              <w:keepNext w:val="0"/>
-              <w:keepLines w:val="0"/>
-              <w:pageBreakBefore w:val="0"/>
-              <w:widowControl w:val="0"/>
-              <w:kinsoku w:val="0"/>
-              <w:wordWrap/>
-              <w:overflowPunct/>
-              <w:topLinePunct w:val="0"/>
-              <w:autoSpaceDE w:val="0"/>
-              <w:autoSpaceDN w:val="0"/>
-              <w:bidi w:val="0"/>
-              <w:adjustRightInd w:val="0"/>
-              <w:snapToGrid w:val="0"/>
-              <w:spacing w:before="173" w:line="229" w:lineRule="auto"/>
-              <w:ind w:left="0" w:leftChars="0" w:right="0" w:rightChars="0" w:firstLine="0" w:firstLineChars="0"/>
-              <w:jc w:val="center"/>
-              <w:textAlignment w:val="baseline"/>
-            </w:pPr>
-            <w:r>
-              <w:rPr>
-                <w:rFonts w:hint="eastAsia" w:asciiTheme="minorAscii" w:hAnsiTheme="minorAscii" w:eastAsiaTheme="minorEastAsia"/>
-                <w:spacing w:val="0"/>
-                <w:kern w:val="0"/>
-                <w:sz w:val="21"/>
-                <w:vertAlign w:val="baseline"/>
-                <w:lang w:val="en-US" w:eastAsia="zh-CN"/>
-              </w:rPr>
-              <w:t>沈坚</w:t>
-            </w:r>
-          </w:p>
-        </w:tc>
-        <w:tc>
-          <w:tcPr>
-            <w:tcW w:w="1606" w:type="dxa"/>
-          </w:tcPr>
-          <w:p>
-            <w:pPr>
-              <w:keepNext w:val="0"/>
-              <w:keepLines w:val="0"/>
-              <w:pageBreakBefore w:val="0"/>
-              <w:widowControl w:val="0"/>
-              <w:kinsoku w:val="0"/>
-              <w:wordWrap/>
-              <w:overflowPunct/>
-              <w:topLinePunct w:val="0"/>
-              <w:autoSpaceDE w:val="0"/>
-              <w:autoSpaceDN w:val="0"/>
-              <w:bidi w:val="0"/>
-              <w:adjustRightInd w:val="0"/>
-              <w:snapToGrid w:val="0"/>
-              <w:spacing w:before="173" w:line="229" w:lineRule="auto"/>
-              <w:ind w:left="0" w:leftChars="0" w:right="0" w:rightChars="0" w:firstLine="0" w:firstLineChars="0"/>
-              <w:jc w:val="center"/>
-              <w:textAlignment w:val="baseline"/>
-            </w:pPr>
-            <w:r>
-              <w:rPr>
-                <w:rFonts w:hint="eastAsia" w:asciiTheme="minorAscii" w:hAnsiTheme="minorAscii" w:eastAsiaTheme="minorEastAsia"/>
-                <w:spacing w:val="0"/>
-                <w:kern w:val="0"/>
-                <w:sz w:val="21"/>
-                <w:vertAlign w:val="baseline"/>
-                <w:lang w:val="en-US" w:eastAsia="zh-CN"/>
-              </w:rPr>
-              <w:t>茅建根</w:t>
-            </w:r>
-          </w:p>
-        </w:tc>
-        <w:tc>
-          <w:tcPr>
-            <w:tcW w:w="915" w:type="dxa"/>
-          </w:tcPr>
-          <w:p>
-            <w:pPr>
-              <w:keepNext w:val="0"/>
-              <w:keepLines w:val="0"/>
-              <w:pageBreakBefore w:val="0"/>
-              <w:widowControl w:val="0"/>
-              <w:kinsoku w:val="0"/>
-              <w:wordWrap/>
-              <w:overflowPunct/>
-              <w:topLinePunct w:val="0"/>
-              <w:autoSpaceDE w:val="0"/>
-              <w:autoSpaceDN w:val="0"/>
-              <w:bidi w:val="0"/>
-              <w:adjustRightInd w:val="0"/>
-              <w:snapToGrid w:val="0"/>
-              <w:spacing w:before="173" w:line="229" w:lineRule="auto"/>
-              <w:ind w:left="0" w:leftChars="0" w:right="0" w:rightChars="0" w:firstLine="0" w:firstLineChars="0"/>
-              <w:jc w:val="center"/>
-              <w:textAlignment w:val="baseline"/>
-            </w:pPr>
-            <w:r>
-              <w:rPr>
-                <w:rFonts w:hint="eastAsia" w:asciiTheme="minorAscii" w:hAnsiTheme="minorAscii" w:eastAsiaTheme="minorEastAsia"/>
-                <w:spacing w:val="0"/>
-                <w:kern w:val="0"/>
-                <w:sz w:val="21"/>
-                <w:vertAlign w:val="baseline"/>
-                <w:lang w:val="en-US" w:eastAsia="zh-CN"/>
-              </w:rPr>
-              <w:t>吴亚红</w:t>
-            </w:r>
-          </w:p>
-        </w:tc>
-      </w:tr>
-      <w:tr>
-        <w:tblPrEx>
-          <w:tblBorders>
-            <w:top w:val="single" w:color="000000" w:sz="2" w:space="0"/>
-            <w:left w:val="single" w:color="000000" w:sz="2" w:space="0"/>
-            <w:bottom w:val="single" w:color="000000" w:sz="2" w:space="0"/>
-            <w:right w:val="single" w:color="000000" w:sz="2" w:space="0"/>
-            <w:insideH w:val="single" w:color="000000" w:sz="2" w:space="0"/>
-            <w:insideV w:val="single" w:color="000000" w:sz="2" w:space="0"/>
-          </w:tblBorders>
-          <w:tblCellMar>
-            <w:top w:w="0" w:type="dxa"/>
-            <w:left w:w="0" w:type="dxa"/>
-            <w:bottom w:w="0" w:type="dxa"/>
-            <w:right w:w="0" w:type="dxa"/>
-          </w:tblCellMar>
-        </w:tblPrEx>
-        <w:trPr>
-          <w:trHeight w:val="556" w:hRule="atLeast"/>
-          <w:jc w:val="center"/>
-        </w:trPr>
-        <w:tc>
-          <w:tcPr>
-            <w:tcW w:w="1317" w:type="dxa"/>
-          </w:tcPr>
-          <w:p>
-            <w:pPr>
-              <w:pStyle w:val="27"/>
+              <w:pStyle w:val="TableText"/>
               <w:keepNext w:val="0"/>
               <w:keepLines w:val="0"/>
               <w:pageBreakBefore w:val="0"/>
@@ -1736,7 +1651,7 @@
               <w:bidi w:val="0"/>
               <w:adjustRightInd w:val="0"/>
               <w:snapToGrid w:val="0"/>
-              <w:ind w:left="0" w:leftChars="0" w:right="0" w:rightChars="0" w:firstLine="0" w:firstLineChars="0"/>
+              <w:ind w:left="0" w:right="0" w:firstLine="0" w:leftChars="0" w:rightChars="0" w:firstLineChars="0"/>
               <w:jc w:val="center"/>
               <w:textAlignment w:val="baseline"/>
             </w:pPr>
@@ -1748,7 +1663,7 @@
           </w:tcPr>
           <w:p>
             <w:pPr>
-              <w:pStyle w:val="27"/>
+              <w:pStyle w:val="TableText"/>
               <w:keepNext w:val="0"/>
               <w:keepLines w:val="0"/>
               <w:pageBreakBefore w:val="0"/>
@@ -1761,7 +1676,7 @@
               <w:bidi w:val="0"/>
               <w:adjustRightInd w:val="0"/>
               <w:snapToGrid w:val="0"/>
-              <w:ind w:left="0" w:leftChars="0" w:right="0" w:rightChars="0" w:firstLine="0" w:firstLineChars="0"/>
+              <w:ind w:left="0" w:right="0" w:firstLine="0" w:leftChars="0" w:rightChars="0" w:firstLineChars="0"/>
               <w:jc w:val="center"/>
               <w:textAlignment w:val="baseline"/>
             </w:pPr>
@@ -1773,7 +1688,7 @@
           </w:tcPr>
           <w:p>
             <w:pPr>
-              <w:pStyle w:val="27"/>
+              <w:pStyle w:val="TableText"/>
               <w:keepNext w:val="0"/>
               <w:keepLines w:val="0"/>
               <w:pageBreakBefore w:val="0"/>
@@ -1786,7 +1701,7 @@
               <w:bidi w:val="0"/>
               <w:adjustRightInd w:val="0"/>
               <w:snapToGrid w:val="0"/>
-              <w:ind w:left="0" w:leftChars="0" w:right="0" w:rightChars="0" w:firstLine="0" w:firstLineChars="0"/>
+              <w:ind w:left="0" w:right="0" w:firstLine="0" w:leftChars="0" w:rightChars="0" w:firstLineChars="0"/>
               <w:jc w:val="center"/>
               <w:textAlignment w:val="baseline"/>
             </w:pPr>
@@ -1798,7 +1713,7 @@
           </w:tcPr>
           <w:p>
             <w:pPr>
-              <w:pStyle w:val="27"/>
+              <w:pStyle w:val="TableText"/>
               <w:keepNext w:val="0"/>
               <w:keepLines w:val="0"/>
               <w:pageBreakBefore w:val="0"/>
@@ -1811,7 +1726,7 @@
               <w:bidi w:val="0"/>
               <w:adjustRightInd w:val="0"/>
               <w:snapToGrid w:val="0"/>
-              <w:ind w:left="0" w:leftChars="0" w:right="0" w:rightChars="0" w:firstLine="0" w:firstLineChars="0"/>
+              <w:ind w:left="0" w:right="0" w:firstLine="0" w:leftChars="0" w:rightChars="0" w:firstLineChars="0"/>
               <w:jc w:val="center"/>
               <w:textAlignment w:val="baseline"/>
             </w:pPr>
@@ -1823,7 +1738,7 @@
           </w:tcPr>
           <w:p>
             <w:pPr>
-              <w:pStyle w:val="27"/>
+              <w:pStyle w:val="TableText"/>
               <w:keepNext w:val="0"/>
               <w:keepLines w:val="0"/>
               <w:pageBreakBefore w:val="0"/>
@@ -1836,7 +1751,7 @@
               <w:bidi w:val="0"/>
               <w:adjustRightInd w:val="0"/>
               <w:snapToGrid w:val="0"/>
-              <w:ind w:left="0" w:leftChars="0" w:right="0" w:rightChars="0" w:firstLine="0" w:firstLineChars="0"/>
+              <w:ind w:left="0" w:right="0" w:firstLine="0" w:leftChars="0" w:rightChars="0" w:firstLineChars="0"/>
               <w:jc w:val="center"/>
               <w:textAlignment w:val="baseline"/>
             </w:pPr>
@@ -1848,7 +1763,7 @@
           </w:tcPr>
           <w:p>
             <w:pPr>
-              <w:pStyle w:val="27"/>
+              <w:pStyle w:val="TableText"/>
               <w:keepNext w:val="0"/>
               <w:keepLines w:val="0"/>
               <w:pageBreakBefore w:val="0"/>
@@ -1861,7 +1776,7 @@
               <w:bidi w:val="0"/>
               <w:adjustRightInd w:val="0"/>
               <w:snapToGrid w:val="0"/>
-              <w:ind w:left="0" w:leftChars="0" w:right="0" w:rightChars="0" w:firstLine="0" w:firstLineChars="0"/>
+              <w:ind w:left="0" w:right="0" w:firstLine="0" w:leftChars="0" w:rightChars="0" w:firstLineChars="0"/>
               <w:jc w:val="center"/>
               <w:textAlignment w:val="baseline"/>
             </w:pPr>
@@ -1870,14 +1785,9 @@
       </w:tr>
       <w:tr>
         <w:tblPrEx>
-          <w:tblBorders>
-            <w:top w:val="single" w:color="000000" w:sz="2" w:space="0"/>
-            <w:left w:val="single" w:color="000000" w:sz="2" w:space="0"/>
-            <w:bottom w:val="single" w:color="000000" w:sz="2" w:space="0"/>
-            <w:right w:val="single" w:color="000000" w:sz="2" w:space="0"/>
-            <w:insideH w:val="single" w:color="000000" w:sz="2" w:space="0"/>
-            <w:insideV w:val="single" w:color="000000" w:sz="2" w:space="0"/>
-          </w:tblBorders>
+          <w:tblW w:w="8214" w:type="dxa"/>
+          <w:jc w:val="center"/>
+          <w:tblLayout w:type="fixed"/>
           <w:tblCellMar>
             <w:top w:w="0" w:type="dxa"/>
             <w:left w:w="0" w:type="dxa"/>
@@ -1886,7 +1796,7 @@
           </w:tblCellMar>
         </w:tblPrEx>
         <w:trPr>
-          <w:trHeight w:val="557" w:hRule="atLeast"/>
+          <w:trHeight w:val="557"/>
           <w:jc w:val="center"/>
         </w:trPr>
         <w:tc>
@@ -1895,7 +1805,7 @@
           </w:tcPr>
           <w:p>
             <w:pPr>
-              <w:pStyle w:val="27"/>
+              <w:pStyle w:val="TableText"/>
               <w:keepNext w:val="0"/>
               <w:keepLines w:val="0"/>
               <w:pageBreakBefore w:val="0"/>
@@ -1908,7 +1818,7 @@
               <w:bidi w:val="0"/>
               <w:adjustRightInd w:val="0"/>
               <w:snapToGrid w:val="0"/>
-              <w:ind w:left="0" w:leftChars="0" w:right="0" w:rightChars="0" w:firstLine="0" w:firstLineChars="0"/>
+              <w:ind w:left="0" w:right="0" w:firstLine="0" w:leftChars="0" w:rightChars="0" w:firstLineChars="0"/>
               <w:jc w:val="center"/>
               <w:textAlignment w:val="baseline"/>
             </w:pPr>
@@ -1920,7 +1830,7 @@
           </w:tcPr>
           <w:p>
             <w:pPr>
-              <w:pStyle w:val="27"/>
+              <w:pStyle w:val="TableText"/>
               <w:keepNext w:val="0"/>
               <w:keepLines w:val="0"/>
               <w:pageBreakBefore w:val="0"/>
@@ -1933,7 +1843,7 @@
               <w:bidi w:val="0"/>
               <w:adjustRightInd w:val="0"/>
               <w:snapToGrid w:val="0"/>
-              <w:ind w:left="0" w:leftChars="0" w:right="0" w:rightChars="0" w:firstLine="0" w:firstLineChars="0"/>
+              <w:ind w:left="0" w:right="0" w:firstLine="0" w:leftChars="0" w:rightChars="0" w:firstLineChars="0"/>
               <w:jc w:val="center"/>
               <w:textAlignment w:val="baseline"/>
             </w:pPr>
@@ -1945,7 +1855,7 @@
           </w:tcPr>
           <w:p>
             <w:pPr>
-              <w:pStyle w:val="27"/>
+              <w:pStyle w:val="TableText"/>
               <w:keepNext w:val="0"/>
               <w:keepLines w:val="0"/>
               <w:pageBreakBefore w:val="0"/>
@@ -1958,7 +1868,7 @@
               <w:bidi w:val="0"/>
               <w:adjustRightInd w:val="0"/>
               <w:snapToGrid w:val="0"/>
-              <w:ind w:left="0" w:leftChars="0" w:right="0" w:rightChars="0" w:firstLine="0" w:firstLineChars="0"/>
+              <w:ind w:left="0" w:right="0" w:firstLine="0" w:leftChars="0" w:rightChars="0" w:firstLineChars="0"/>
               <w:jc w:val="center"/>
               <w:textAlignment w:val="baseline"/>
             </w:pPr>
@@ -1970,7 +1880,7 @@
           </w:tcPr>
           <w:p>
             <w:pPr>
-              <w:pStyle w:val="27"/>
+              <w:pStyle w:val="TableText"/>
               <w:keepNext w:val="0"/>
               <w:keepLines w:val="0"/>
               <w:pageBreakBefore w:val="0"/>
@@ -1983,7 +1893,7 @@
               <w:bidi w:val="0"/>
               <w:adjustRightInd w:val="0"/>
               <w:snapToGrid w:val="0"/>
-              <w:ind w:left="0" w:leftChars="0" w:right="0" w:rightChars="0" w:firstLine="0" w:firstLineChars="0"/>
+              <w:ind w:left="0" w:right="0" w:firstLine="0" w:leftChars="0" w:rightChars="0" w:firstLineChars="0"/>
               <w:jc w:val="center"/>
               <w:textAlignment w:val="baseline"/>
             </w:pPr>
@@ -1995,7 +1905,7 @@
           </w:tcPr>
           <w:p>
             <w:pPr>
-              <w:pStyle w:val="27"/>
+              <w:pStyle w:val="TableText"/>
               <w:keepNext w:val="0"/>
               <w:keepLines w:val="0"/>
               <w:pageBreakBefore w:val="0"/>
@@ -2008,7 +1918,7 @@
               <w:bidi w:val="0"/>
               <w:adjustRightInd w:val="0"/>
               <w:snapToGrid w:val="0"/>
-              <w:ind w:left="0" w:leftChars="0" w:right="0" w:rightChars="0" w:firstLine="0" w:firstLineChars="0"/>
+              <w:ind w:left="0" w:right="0" w:firstLine="0" w:leftChars="0" w:rightChars="0" w:firstLineChars="0"/>
               <w:jc w:val="center"/>
               <w:textAlignment w:val="baseline"/>
             </w:pPr>
@@ -2020,7 +1930,7 @@
           </w:tcPr>
           <w:p>
             <w:pPr>
-              <w:pStyle w:val="27"/>
+              <w:pStyle w:val="TableText"/>
               <w:keepNext w:val="0"/>
               <w:keepLines w:val="0"/>
               <w:pageBreakBefore w:val="0"/>
@@ -2033,7 +1943,7 @@
               <w:bidi w:val="0"/>
               <w:adjustRightInd w:val="0"/>
               <w:snapToGrid w:val="0"/>
-              <w:ind w:left="0" w:leftChars="0" w:right="0" w:rightChars="0" w:firstLine="0" w:firstLineChars="0"/>
+              <w:ind w:left="0" w:right="0" w:firstLine="0" w:leftChars="0" w:rightChars="0" w:firstLineChars="0"/>
               <w:jc w:val="center"/>
               <w:textAlignment w:val="baseline"/>
             </w:pPr>
@@ -2064,7 +1974,7 @@
     <w:sdt>
       <w:sdtPr>
         <w:rPr>
-          <w:rFonts w:ascii="宋体" w:hAnsi="宋体" w:eastAsia="宋体" w:cs="Arial"/>
+          <w:rFonts w:ascii="宋体" w:eastAsia="宋体" w:hAnsi="宋体" w:cs="Arial"/>
           <w:snapToGrid w:val="0"/>
           <w:color w:val="000000"/>
           <w:kern w:val="0"/>
@@ -2080,7 +1990,7 @@
       </w:sdtPr>
       <w:sdtEndPr>
         <w:rPr>
-          <w:rFonts w:hint="eastAsia" w:ascii="宋体" w:hAnsi="宋体" w:eastAsia="宋体" w:cs="宋体"/>
+          <w:rFonts w:ascii="宋体" w:eastAsia="宋体" w:hAnsi="宋体" w:cs="宋体" w:hint="eastAsia"/>
           <w:snapToGrid w:val="0"/>
           <w:color w:val="000000"/>
           <w:kern w:val="0"/>
@@ -2105,18 +2015,18 @@
             <w:adjustRightInd w:val="0"/>
             <w:snapToGrid w:val="0"/>
             <w:spacing w:before="0" w:beforeLines="0" w:after="0" w:afterLines="0" w:line="240" w:lineRule="auto"/>
-            <w:ind w:left="0" w:leftChars="0" w:right="0" w:rightChars="0" w:firstLine="0" w:firstLineChars="0"/>
+            <w:ind w:left="0" w:right="0" w:firstLine="0" w:leftChars="0" w:rightChars="0" w:firstLineChars="0"/>
             <w:jc w:val="center"/>
             <w:textAlignment w:val="baseline"/>
             <w:rPr>
-              <w:rFonts w:hint="eastAsia" w:ascii="宋体" w:hAnsi="宋体" w:eastAsia="宋体" w:cs="宋体"/>
+              <w:rFonts w:ascii="宋体" w:eastAsia="宋体" w:hAnsi="宋体" w:cs="宋体" w:hint="eastAsia"/>
               <w:sz w:val="24"/>
               <w:szCs w:val="24"/>
             </w:rPr>
           </w:pPr>
           <w:r>
             <w:rPr>
-              <w:rFonts w:hint="eastAsia" w:ascii="宋体" w:hAnsi="宋体" w:eastAsia="宋体" w:cs="宋体"/>
+              <w:rFonts w:ascii="宋体" w:eastAsia="宋体" w:hAnsi="宋体" w:cs="宋体" w:hint="eastAsia"/>
               <w:sz w:val="24"/>
               <w:szCs w:val="24"/>
             </w:rPr>
@@ -2125,14 +2035,14 @@
         </w:p>
         <w:p>
           <w:pPr>
-            <w:pStyle w:val="16"/>
+            <w:pStyle w:val="TOC1"/>
             <w:tabs>
               <w:tab w:val="right" w:leader="dot" w:pos="8306"/>
             </w:tabs>
           </w:pPr>
           <w:r>
             <w:rPr>
-              <w:rFonts w:hint="eastAsia" w:ascii="宋体" w:hAnsi="宋体" w:eastAsia="宋体" w:cs="宋体"/>
+              <w:rFonts w:ascii="宋体" w:eastAsia="宋体" w:hAnsi="宋体" w:cs="宋体" w:hint="eastAsia"/>
               <w:sz w:val="24"/>
               <w:szCs w:val="24"/>
             </w:rPr>
@@ -2140,7 +2050,7 @@
           </w:r>
           <w:r>
             <w:rPr>
-              <w:rFonts w:hint="eastAsia" w:ascii="宋体" w:hAnsi="宋体" w:eastAsia="宋体" w:cs="宋体"/>
+              <w:rFonts w:ascii="宋体" w:eastAsia="宋体" w:hAnsi="宋体" w:cs="宋体" w:hint="eastAsia"/>
               <w:sz w:val="24"/>
               <w:szCs w:val="24"/>
             </w:rPr>
@@ -2148,7 +2058,7 @@
           </w:r>
           <w:r>
             <w:rPr>
-              <w:rFonts w:hint="eastAsia" w:ascii="宋体" w:hAnsi="宋体" w:eastAsia="宋体" w:cs="宋体"/>
+              <w:rFonts w:ascii="宋体" w:eastAsia="宋体" w:hAnsi="宋体" w:cs="宋体" w:hint="eastAsia"/>
               <w:sz w:val="24"/>
               <w:szCs w:val="24"/>
             </w:rPr>
@@ -2156,21 +2066,21 @@
           </w:r>
           <w:r>
             <w:rPr>
-              <w:rFonts w:hint="eastAsia" w:ascii="宋体" w:hAnsi="宋体" w:eastAsia="宋体" w:cs="宋体"/>
+              <w:rFonts w:ascii="宋体" w:eastAsia="宋体" w:hAnsi="宋体" w:cs="宋体" w:hint="eastAsia"/>
               <w:szCs w:val="24"/>
             </w:rPr>
             <w:fldChar w:fldCharType="begin"/>
           </w:r>
           <w:r>
             <w:rPr>
-              <w:rFonts w:hint="eastAsia" w:ascii="宋体" w:hAnsi="宋体" w:eastAsia="宋体" w:cs="宋体"/>
+              <w:rFonts w:ascii="宋体" w:eastAsia="宋体" w:hAnsi="宋体" w:cs="宋体" w:hint="eastAsia"/>
               <w:szCs w:val="24"/>
             </w:rPr>
             <w:instrText xml:space="preserve"> HYPERLINK \l _Toc23638 </w:instrText>
           </w:r>
           <w:r>
             <w:rPr>
-              <w:rFonts w:hint="eastAsia" w:ascii="宋体" w:hAnsi="宋体" w:eastAsia="宋体" w:cs="宋体"/>
+              <w:rFonts w:ascii="宋体" w:eastAsia="宋体" w:hAnsi="宋体" w:cs="宋体" w:hint="eastAsia"/>
               <w:szCs w:val="24"/>
             </w:rPr>
             <w:fldChar w:fldCharType="separate"/>
@@ -2202,7 +2112,7 @@
           </w:r>
           <w:r>
             <w:rPr>
-              <w:rFonts w:hint="eastAsia" w:ascii="宋体" w:hAnsi="宋体" w:eastAsia="宋体" w:cs="宋体"/>
+              <w:rFonts w:ascii="宋体" w:eastAsia="宋体" w:hAnsi="宋体" w:cs="宋体" w:hint="eastAsia"/>
               <w:szCs w:val="24"/>
             </w:rPr>
             <w:fldChar w:fldCharType="end"/>
@@ -2210,28 +2120,28 @@
         </w:p>
         <w:p>
           <w:pPr>
-            <w:pStyle w:val="16"/>
+            <w:pStyle w:val="TOC1"/>
             <w:tabs>
               <w:tab w:val="right" w:leader="dot" w:pos="8306"/>
             </w:tabs>
           </w:pPr>
           <w:r>
             <w:rPr>
-              <w:rFonts w:hint="eastAsia" w:ascii="宋体" w:hAnsi="宋体" w:eastAsia="宋体" w:cs="宋体"/>
+              <w:rFonts w:ascii="宋体" w:eastAsia="宋体" w:hAnsi="宋体" w:cs="宋体" w:hint="eastAsia"/>
               <w:szCs w:val="24"/>
             </w:rPr>
             <w:fldChar w:fldCharType="begin"/>
           </w:r>
           <w:r>
             <w:rPr>
-              <w:rFonts w:hint="eastAsia" w:ascii="宋体" w:hAnsi="宋体" w:eastAsia="宋体" w:cs="宋体"/>
+              <w:rFonts w:ascii="宋体" w:eastAsia="宋体" w:hAnsi="宋体" w:cs="宋体" w:hint="eastAsia"/>
               <w:szCs w:val="24"/>
             </w:rPr>
             <w:instrText xml:space="preserve"> HYPERLINK \l _Toc18548 </w:instrText>
           </w:r>
           <w:r>
             <w:rPr>
-              <w:rFonts w:hint="eastAsia" w:ascii="宋体" w:hAnsi="宋体" w:eastAsia="宋体" w:cs="宋体"/>
+              <w:rFonts w:ascii="宋体" w:eastAsia="宋体" w:hAnsi="宋体" w:cs="宋体" w:hint="eastAsia"/>
               <w:szCs w:val="24"/>
             </w:rPr>
             <w:fldChar w:fldCharType="separate"/>
@@ -2263,7 +2173,7 @@
           </w:r>
           <w:r>
             <w:rPr>
-              <w:rFonts w:hint="eastAsia" w:ascii="宋体" w:hAnsi="宋体" w:eastAsia="宋体" w:cs="宋体"/>
+              <w:rFonts w:ascii="宋体" w:eastAsia="宋体" w:hAnsi="宋体" w:cs="宋体" w:hint="eastAsia"/>
               <w:szCs w:val="24"/>
             </w:rPr>
             <w:fldChar w:fldCharType="end"/>
@@ -2271,28 +2181,28 @@
         </w:p>
         <w:p>
           <w:pPr>
-            <w:pStyle w:val="16"/>
+            <w:pStyle w:val="TOC1"/>
             <w:tabs>
               <w:tab w:val="right" w:leader="dot" w:pos="8306"/>
             </w:tabs>
           </w:pPr>
           <w:r>
             <w:rPr>
-              <w:rFonts w:hint="eastAsia" w:ascii="宋体" w:hAnsi="宋体" w:eastAsia="宋体" w:cs="宋体"/>
+              <w:rFonts w:ascii="宋体" w:eastAsia="宋体" w:hAnsi="宋体" w:cs="宋体" w:hint="eastAsia"/>
               <w:szCs w:val="24"/>
             </w:rPr>
             <w:fldChar w:fldCharType="begin"/>
           </w:r>
           <w:r>
             <w:rPr>
-              <w:rFonts w:hint="eastAsia" w:ascii="宋体" w:hAnsi="宋体" w:eastAsia="宋体" w:cs="宋体"/>
+              <w:rFonts w:ascii="宋体" w:eastAsia="宋体" w:hAnsi="宋体" w:cs="宋体" w:hint="eastAsia"/>
               <w:szCs w:val="24"/>
             </w:rPr>
             <w:instrText xml:space="preserve"> HYPERLINK \l _Toc30694 </w:instrText>
           </w:r>
           <w:r>
             <w:rPr>
-              <w:rFonts w:hint="eastAsia" w:ascii="宋体" w:hAnsi="宋体" w:eastAsia="宋体" w:cs="宋体"/>
+              <w:rFonts w:ascii="宋体" w:eastAsia="宋体" w:hAnsi="宋体" w:cs="宋体" w:hint="eastAsia"/>
               <w:szCs w:val="24"/>
             </w:rPr>
             <w:fldChar w:fldCharType="separate"/>
@@ -2324,7 +2234,7 @@
           </w:r>
           <w:r>
             <w:rPr>
-              <w:rFonts w:hint="eastAsia" w:ascii="宋体" w:hAnsi="宋体" w:eastAsia="宋体" w:cs="宋体"/>
+              <w:rFonts w:ascii="宋体" w:eastAsia="宋体" w:hAnsi="宋体" w:cs="宋体" w:hint="eastAsia"/>
               <w:szCs w:val="24"/>
             </w:rPr>
             <w:fldChar w:fldCharType="end"/>
@@ -2332,28 +2242,28 @@
         </w:p>
         <w:p>
           <w:pPr>
-            <w:pStyle w:val="16"/>
+            <w:pStyle w:val="TOC1"/>
             <w:tabs>
               <w:tab w:val="right" w:leader="dot" w:pos="8306"/>
             </w:tabs>
           </w:pPr>
           <w:r>
             <w:rPr>
-              <w:rFonts w:hint="eastAsia" w:ascii="宋体" w:hAnsi="宋体" w:eastAsia="宋体" w:cs="宋体"/>
+              <w:rFonts w:ascii="宋体" w:eastAsia="宋体" w:hAnsi="宋体" w:cs="宋体" w:hint="eastAsia"/>
               <w:szCs w:val="24"/>
             </w:rPr>
             <w:fldChar w:fldCharType="begin"/>
           </w:r>
           <w:r>
             <w:rPr>
-              <w:rFonts w:hint="eastAsia" w:ascii="宋体" w:hAnsi="宋体" w:eastAsia="宋体" w:cs="宋体"/>
+              <w:rFonts w:ascii="宋体" w:eastAsia="宋体" w:hAnsi="宋体" w:cs="宋体" w:hint="eastAsia"/>
               <w:szCs w:val="24"/>
             </w:rPr>
             <w:instrText xml:space="preserve"> HYPERLINK \l _Toc19933 </w:instrText>
           </w:r>
           <w:r>
             <w:rPr>
-              <w:rFonts w:hint="eastAsia" w:ascii="宋体" w:hAnsi="宋体" w:eastAsia="宋体" w:cs="宋体"/>
+              <w:rFonts w:ascii="宋体" w:eastAsia="宋体" w:hAnsi="宋体" w:cs="宋体" w:hint="eastAsia"/>
               <w:szCs w:val="24"/>
             </w:rPr>
             <w:fldChar w:fldCharType="separate"/>
@@ -2385,7 +2295,7 @@
           </w:r>
           <w:r>
             <w:rPr>
-              <w:rFonts w:hint="eastAsia" w:ascii="宋体" w:hAnsi="宋体" w:eastAsia="宋体" w:cs="宋体"/>
+              <w:rFonts w:ascii="宋体" w:eastAsia="宋体" w:hAnsi="宋体" w:cs="宋体" w:hint="eastAsia"/>
               <w:szCs w:val="24"/>
             </w:rPr>
             <w:fldChar w:fldCharType="end"/>
@@ -2393,28 +2303,28 @@
         </w:p>
         <w:p>
           <w:pPr>
-            <w:pStyle w:val="16"/>
+            <w:pStyle w:val="TOC1"/>
             <w:tabs>
               <w:tab w:val="right" w:leader="dot" w:pos="8306"/>
             </w:tabs>
           </w:pPr>
           <w:r>
             <w:rPr>
-              <w:rFonts w:hint="eastAsia" w:ascii="宋体" w:hAnsi="宋体" w:eastAsia="宋体" w:cs="宋体"/>
+              <w:rFonts w:ascii="宋体" w:eastAsia="宋体" w:hAnsi="宋体" w:cs="宋体" w:hint="eastAsia"/>
               <w:szCs w:val="24"/>
             </w:rPr>
             <w:fldChar w:fldCharType="begin"/>
           </w:r>
           <w:r>
             <w:rPr>
-              <w:rFonts w:hint="eastAsia" w:ascii="宋体" w:hAnsi="宋体" w:eastAsia="宋体" w:cs="宋体"/>
+              <w:rFonts w:ascii="宋体" w:eastAsia="宋体" w:hAnsi="宋体" w:cs="宋体" w:hint="eastAsia"/>
               <w:szCs w:val="24"/>
             </w:rPr>
             <w:instrText xml:space="preserve"> HYPERLINK \l _Toc8196 </w:instrText>
           </w:r>
           <w:r>
             <w:rPr>
-              <w:rFonts w:hint="eastAsia" w:ascii="宋体" w:hAnsi="宋体" w:eastAsia="宋体" w:cs="宋体"/>
+              <w:rFonts w:ascii="宋体" w:eastAsia="宋体" w:hAnsi="宋体" w:cs="宋体" w:hint="eastAsia"/>
               <w:szCs w:val="24"/>
             </w:rPr>
             <w:fldChar w:fldCharType="separate"/>
@@ -2446,7 +2356,7 @@
           </w:r>
           <w:r>
             <w:rPr>
-              <w:rFonts w:hint="eastAsia" w:ascii="宋体" w:hAnsi="宋体" w:eastAsia="宋体" w:cs="宋体"/>
+              <w:rFonts w:ascii="宋体" w:eastAsia="宋体" w:hAnsi="宋体" w:cs="宋体" w:hint="eastAsia"/>
               <w:szCs w:val="24"/>
             </w:rPr>
             <w:fldChar w:fldCharType="end"/>
@@ -2454,28 +2364,28 @@
         </w:p>
         <w:p>
           <w:pPr>
-            <w:pStyle w:val="17"/>
+            <w:pStyle w:val="TOC2"/>
             <w:tabs>
               <w:tab w:val="right" w:leader="dot" w:pos="8306"/>
             </w:tabs>
           </w:pPr>
           <w:r>
             <w:rPr>
-              <w:rFonts w:hint="eastAsia" w:ascii="宋体" w:hAnsi="宋体" w:eastAsia="宋体" w:cs="宋体"/>
+              <w:rFonts w:ascii="宋体" w:eastAsia="宋体" w:hAnsi="宋体" w:cs="宋体" w:hint="eastAsia"/>
               <w:szCs w:val="24"/>
             </w:rPr>
             <w:fldChar w:fldCharType="begin"/>
           </w:r>
           <w:r>
             <w:rPr>
-              <w:rFonts w:hint="eastAsia" w:ascii="宋体" w:hAnsi="宋体" w:eastAsia="宋体" w:cs="宋体"/>
+              <w:rFonts w:ascii="宋体" w:eastAsia="宋体" w:hAnsi="宋体" w:cs="宋体" w:hint="eastAsia"/>
               <w:szCs w:val="24"/>
             </w:rPr>
             <w:instrText xml:space="preserve"> HYPERLINK \l _Toc27288 </w:instrText>
           </w:r>
           <w:r>
             <w:rPr>
-              <w:rFonts w:hint="eastAsia" w:ascii="宋体" w:hAnsi="宋体" w:eastAsia="宋体" w:cs="宋体"/>
+              <w:rFonts w:ascii="宋体" w:eastAsia="宋体" w:hAnsi="宋体" w:cs="宋体" w:hint="eastAsia"/>
               <w:szCs w:val="24"/>
             </w:rPr>
             <w:fldChar w:fldCharType="separate"/>
@@ -2507,7 +2417,7 @@
           </w:r>
           <w:r>
             <w:rPr>
-              <w:rFonts w:hint="eastAsia" w:ascii="宋体" w:hAnsi="宋体" w:eastAsia="宋体" w:cs="宋体"/>
+              <w:rFonts w:ascii="宋体" w:eastAsia="宋体" w:hAnsi="宋体" w:cs="宋体" w:hint="eastAsia"/>
               <w:szCs w:val="24"/>
             </w:rPr>
             <w:fldChar w:fldCharType="end"/>
@@ -2515,28 +2425,28 @@
         </w:p>
         <w:p>
           <w:pPr>
-            <w:pStyle w:val="17"/>
+            <w:pStyle w:val="TOC2"/>
             <w:tabs>
               <w:tab w:val="right" w:leader="dot" w:pos="8306"/>
             </w:tabs>
           </w:pPr>
           <w:r>
             <w:rPr>
-              <w:rFonts w:hint="eastAsia" w:ascii="宋体" w:hAnsi="宋体" w:eastAsia="宋体" w:cs="宋体"/>
+              <w:rFonts w:ascii="宋体" w:eastAsia="宋体" w:hAnsi="宋体" w:cs="宋体" w:hint="eastAsia"/>
               <w:szCs w:val="24"/>
             </w:rPr>
             <w:fldChar w:fldCharType="begin"/>
           </w:r>
           <w:r>
             <w:rPr>
-              <w:rFonts w:hint="eastAsia" w:ascii="宋体" w:hAnsi="宋体" w:eastAsia="宋体" w:cs="宋体"/>
+              <w:rFonts w:ascii="宋体" w:eastAsia="宋体" w:hAnsi="宋体" w:cs="宋体" w:hint="eastAsia"/>
               <w:szCs w:val="24"/>
             </w:rPr>
             <w:instrText xml:space="preserve"> HYPERLINK \l _Toc20534 </w:instrText>
           </w:r>
           <w:r>
             <w:rPr>
-              <w:rFonts w:hint="eastAsia" w:ascii="宋体" w:hAnsi="宋体" w:eastAsia="宋体" w:cs="宋体"/>
+              <w:rFonts w:ascii="宋体" w:eastAsia="宋体" w:hAnsi="宋体" w:cs="宋体" w:hint="eastAsia"/>
               <w:szCs w:val="24"/>
             </w:rPr>
             <w:fldChar w:fldCharType="separate"/>
@@ -2568,7 +2478,7 @@
           </w:r>
           <w:r>
             <w:rPr>
-              <w:rFonts w:hint="eastAsia" w:ascii="宋体" w:hAnsi="宋体" w:eastAsia="宋体" w:cs="宋体"/>
+              <w:rFonts w:ascii="宋体" w:eastAsia="宋体" w:hAnsi="宋体" w:cs="宋体" w:hint="eastAsia"/>
               <w:szCs w:val="24"/>
             </w:rPr>
             <w:fldChar w:fldCharType="end"/>
@@ -2576,28 +2486,28 @@
         </w:p>
         <w:p>
           <w:pPr>
-            <w:pStyle w:val="17"/>
+            <w:pStyle w:val="TOC2"/>
             <w:tabs>
               <w:tab w:val="right" w:leader="dot" w:pos="8306"/>
             </w:tabs>
           </w:pPr>
           <w:r>
             <w:rPr>
-              <w:rFonts w:hint="eastAsia" w:ascii="宋体" w:hAnsi="宋体" w:eastAsia="宋体" w:cs="宋体"/>
+              <w:rFonts w:ascii="宋体" w:eastAsia="宋体" w:hAnsi="宋体" w:cs="宋体" w:hint="eastAsia"/>
               <w:szCs w:val="24"/>
             </w:rPr>
             <w:fldChar w:fldCharType="begin"/>
           </w:r>
           <w:r>
             <w:rPr>
-              <w:rFonts w:hint="eastAsia" w:ascii="宋体" w:hAnsi="宋体" w:eastAsia="宋体" w:cs="宋体"/>
+              <w:rFonts w:ascii="宋体" w:eastAsia="宋体" w:hAnsi="宋体" w:cs="宋体" w:hint="eastAsia"/>
               <w:szCs w:val="24"/>
             </w:rPr>
             <w:instrText xml:space="preserve"> HYPERLINK \l _Toc30205 </w:instrText>
           </w:r>
           <w:r>
             <w:rPr>
-              <w:rFonts w:hint="eastAsia" w:ascii="宋体" w:hAnsi="宋体" w:eastAsia="宋体" w:cs="宋体"/>
+              <w:rFonts w:ascii="宋体" w:eastAsia="宋体" w:hAnsi="宋体" w:cs="宋体" w:hint="eastAsia"/>
               <w:szCs w:val="24"/>
             </w:rPr>
             <w:fldChar w:fldCharType="separate"/>
@@ -2629,7 +2539,7 @@
           </w:r>
           <w:r>
             <w:rPr>
-              <w:rFonts w:hint="eastAsia" w:ascii="宋体" w:hAnsi="宋体" w:eastAsia="宋体" w:cs="宋体"/>
+              <w:rFonts w:ascii="宋体" w:eastAsia="宋体" w:hAnsi="宋体" w:cs="宋体" w:hint="eastAsia"/>
               <w:szCs w:val="24"/>
             </w:rPr>
             <w:fldChar w:fldCharType="end"/>
@@ -2637,28 +2547,28 @@
         </w:p>
         <w:p>
           <w:pPr>
-            <w:pStyle w:val="17"/>
+            <w:pStyle w:val="TOC2"/>
             <w:tabs>
               <w:tab w:val="right" w:leader="dot" w:pos="8306"/>
             </w:tabs>
           </w:pPr>
           <w:r>
             <w:rPr>
-              <w:rFonts w:hint="eastAsia" w:ascii="宋体" w:hAnsi="宋体" w:eastAsia="宋体" w:cs="宋体"/>
+              <w:rFonts w:ascii="宋体" w:eastAsia="宋体" w:hAnsi="宋体" w:cs="宋体" w:hint="eastAsia"/>
               <w:szCs w:val="24"/>
             </w:rPr>
             <w:fldChar w:fldCharType="begin"/>
           </w:r>
           <w:r>
             <w:rPr>
-              <w:rFonts w:hint="eastAsia" w:ascii="宋体" w:hAnsi="宋体" w:eastAsia="宋体" w:cs="宋体"/>
+              <w:rFonts w:ascii="宋体" w:eastAsia="宋体" w:hAnsi="宋体" w:cs="宋体" w:hint="eastAsia"/>
               <w:szCs w:val="24"/>
             </w:rPr>
             <w:instrText xml:space="preserve"> HYPERLINK \l _Toc19633 </w:instrText>
           </w:r>
           <w:r>
             <w:rPr>
-              <w:rFonts w:hint="eastAsia" w:ascii="宋体" w:hAnsi="宋体" w:eastAsia="宋体" w:cs="宋体"/>
+              <w:rFonts w:ascii="宋体" w:eastAsia="宋体" w:hAnsi="宋体" w:cs="宋体" w:hint="eastAsia"/>
               <w:szCs w:val="24"/>
             </w:rPr>
             <w:fldChar w:fldCharType="separate"/>
@@ -2690,7 +2600,7 @@
           </w:r>
           <w:r>
             <w:rPr>
-              <w:rFonts w:hint="eastAsia" w:ascii="宋体" w:hAnsi="宋体" w:eastAsia="宋体" w:cs="宋体"/>
+              <w:rFonts w:ascii="宋体" w:eastAsia="宋体" w:hAnsi="宋体" w:cs="宋体" w:hint="eastAsia"/>
               <w:szCs w:val="24"/>
             </w:rPr>
             <w:fldChar w:fldCharType="end"/>
@@ -2698,28 +2608,28 @@
         </w:p>
         <w:p>
           <w:pPr>
-            <w:pStyle w:val="16"/>
+            <w:pStyle w:val="TOC1"/>
             <w:tabs>
               <w:tab w:val="right" w:leader="dot" w:pos="8306"/>
             </w:tabs>
           </w:pPr>
           <w:r>
             <w:rPr>
-              <w:rFonts w:hint="eastAsia" w:ascii="宋体" w:hAnsi="宋体" w:eastAsia="宋体" w:cs="宋体"/>
+              <w:rFonts w:ascii="宋体" w:eastAsia="宋体" w:hAnsi="宋体" w:cs="宋体" w:hint="eastAsia"/>
               <w:szCs w:val="24"/>
             </w:rPr>
             <w:fldChar w:fldCharType="begin"/>
           </w:r>
           <w:r>
             <w:rPr>
-              <w:rFonts w:hint="eastAsia" w:ascii="宋体" w:hAnsi="宋体" w:eastAsia="宋体" w:cs="宋体"/>
+              <w:rFonts w:ascii="宋体" w:eastAsia="宋体" w:hAnsi="宋体" w:cs="宋体" w:hint="eastAsia"/>
               <w:szCs w:val="24"/>
             </w:rPr>
             <w:instrText xml:space="preserve"> HYPERLINK \l _Toc19624 </w:instrText>
           </w:r>
           <w:r>
             <w:rPr>
-              <w:rFonts w:hint="eastAsia" w:ascii="宋体" w:hAnsi="宋体" w:eastAsia="宋体" w:cs="宋体"/>
+              <w:rFonts w:ascii="宋体" w:eastAsia="宋体" w:hAnsi="宋体" w:cs="宋体" w:hint="eastAsia"/>
               <w:szCs w:val="24"/>
             </w:rPr>
             <w:fldChar w:fldCharType="separate"/>
@@ -2751,7 +2661,7 @@
           </w:r>
           <w:r>
             <w:rPr>
-              <w:rFonts w:hint="eastAsia" w:ascii="宋体" w:hAnsi="宋体" w:eastAsia="宋体" w:cs="宋体"/>
+              <w:rFonts w:ascii="宋体" w:eastAsia="宋体" w:hAnsi="宋体" w:cs="宋体" w:hint="eastAsia"/>
               <w:szCs w:val="24"/>
             </w:rPr>
             <w:fldChar w:fldCharType="end"/>
@@ -2759,28 +2669,28 @@
         </w:p>
         <w:p>
           <w:pPr>
-            <w:pStyle w:val="17"/>
+            <w:pStyle w:val="TOC2"/>
             <w:tabs>
               <w:tab w:val="right" w:leader="dot" w:pos="8306"/>
             </w:tabs>
           </w:pPr>
           <w:r>
             <w:rPr>
-              <w:rFonts w:hint="eastAsia" w:ascii="宋体" w:hAnsi="宋体" w:eastAsia="宋体" w:cs="宋体"/>
+              <w:rFonts w:ascii="宋体" w:eastAsia="宋体" w:hAnsi="宋体" w:cs="宋体" w:hint="eastAsia"/>
               <w:szCs w:val="24"/>
             </w:rPr>
             <w:fldChar w:fldCharType="begin"/>
           </w:r>
           <w:r>
             <w:rPr>
-              <w:rFonts w:hint="eastAsia" w:ascii="宋体" w:hAnsi="宋体" w:eastAsia="宋体" w:cs="宋体"/>
+              <w:rFonts w:ascii="宋体" w:eastAsia="宋体" w:hAnsi="宋体" w:cs="宋体" w:hint="eastAsia"/>
               <w:szCs w:val="24"/>
             </w:rPr>
             <w:instrText xml:space="preserve"> HYPERLINK \l _Toc27639 </w:instrText>
           </w:r>
           <w:r>
             <w:rPr>
-              <w:rFonts w:hint="eastAsia" w:ascii="宋体" w:hAnsi="宋体" w:eastAsia="宋体" w:cs="宋体"/>
+              <w:rFonts w:ascii="宋体" w:eastAsia="宋体" w:hAnsi="宋体" w:cs="宋体" w:hint="eastAsia"/>
               <w:szCs w:val="24"/>
             </w:rPr>
             <w:fldChar w:fldCharType="separate"/>
@@ -2812,7 +2722,7 @@
           </w:r>
           <w:r>
             <w:rPr>
-              <w:rFonts w:hint="eastAsia" w:ascii="宋体" w:hAnsi="宋体" w:eastAsia="宋体" w:cs="宋体"/>
+              <w:rFonts w:ascii="宋体" w:eastAsia="宋体" w:hAnsi="宋体" w:cs="宋体" w:hint="eastAsia"/>
               <w:szCs w:val="24"/>
             </w:rPr>
             <w:fldChar w:fldCharType="end"/>
@@ -2820,28 +2730,28 @@
         </w:p>
         <w:p>
           <w:pPr>
-            <w:pStyle w:val="17"/>
+            <w:pStyle w:val="TOC2"/>
             <w:tabs>
               <w:tab w:val="right" w:leader="dot" w:pos="8306"/>
             </w:tabs>
           </w:pPr>
           <w:r>
             <w:rPr>
-              <w:rFonts w:hint="eastAsia" w:ascii="宋体" w:hAnsi="宋体" w:eastAsia="宋体" w:cs="宋体"/>
+              <w:rFonts w:ascii="宋体" w:eastAsia="宋体" w:hAnsi="宋体" w:cs="宋体" w:hint="eastAsia"/>
               <w:szCs w:val="24"/>
             </w:rPr>
             <w:fldChar w:fldCharType="begin"/>
           </w:r>
           <w:r>
             <w:rPr>
-              <w:rFonts w:hint="eastAsia" w:ascii="宋体" w:hAnsi="宋体" w:eastAsia="宋体" w:cs="宋体"/>
+              <w:rFonts w:ascii="宋体" w:eastAsia="宋体" w:hAnsi="宋体" w:cs="宋体" w:hint="eastAsia"/>
               <w:szCs w:val="24"/>
             </w:rPr>
             <w:instrText xml:space="preserve"> HYPERLINK \l _Toc28192 </w:instrText>
           </w:r>
           <w:r>
             <w:rPr>
-              <w:rFonts w:hint="eastAsia" w:ascii="宋体" w:hAnsi="宋体" w:eastAsia="宋体" w:cs="宋体"/>
+              <w:rFonts w:ascii="宋体" w:eastAsia="宋体" w:hAnsi="宋体" w:cs="宋体" w:hint="eastAsia"/>
               <w:szCs w:val="24"/>
             </w:rPr>
             <w:fldChar w:fldCharType="separate"/>
@@ -2873,7 +2783,7 @@
           </w:r>
           <w:r>
             <w:rPr>
-              <w:rFonts w:hint="eastAsia" w:ascii="宋体" w:hAnsi="宋体" w:eastAsia="宋体" w:cs="宋体"/>
+              <w:rFonts w:ascii="宋体" w:eastAsia="宋体" w:hAnsi="宋体" w:cs="宋体" w:hint="eastAsia"/>
               <w:szCs w:val="24"/>
             </w:rPr>
             <w:fldChar w:fldCharType="end"/>
@@ -2881,28 +2791,28 @@
         </w:p>
         <w:p>
           <w:pPr>
-            <w:pStyle w:val="17"/>
+            <w:pStyle w:val="TOC2"/>
             <w:tabs>
               <w:tab w:val="right" w:leader="dot" w:pos="8306"/>
             </w:tabs>
           </w:pPr>
           <w:r>
             <w:rPr>
-              <w:rFonts w:hint="eastAsia" w:ascii="宋体" w:hAnsi="宋体" w:eastAsia="宋体" w:cs="宋体"/>
+              <w:rFonts w:ascii="宋体" w:eastAsia="宋体" w:hAnsi="宋体" w:cs="宋体" w:hint="eastAsia"/>
               <w:szCs w:val="24"/>
             </w:rPr>
             <w:fldChar w:fldCharType="begin"/>
           </w:r>
           <w:r>
             <w:rPr>
-              <w:rFonts w:hint="eastAsia" w:ascii="宋体" w:hAnsi="宋体" w:eastAsia="宋体" w:cs="宋体"/>
+              <w:rFonts w:ascii="宋体" w:eastAsia="宋体" w:hAnsi="宋体" w:cs="宋体" w:hint="eastAsia"/>
               <w:szCs w:val="24"/>
             </w:rPr>
             <w:instrText xml:space="preserve"> HYPERLINK \l _Toc20054 </w:instrText>
           </w:r>
           <w:r>
             <w:rPr>
-              <w:rFonts w:hint="eastAsia" w:ascii="宋体" w:hAnsi="宋体" w:eastAsia="宋体" w:cs="宋体"/>
+              <w:rFonts w:ascii="宋体" w:eastAsia="宋体" w:hAnsi="宋体" w:cs="宋体" w:hint="eastAsia"/>
               <w:szCs w:val="24"/>
             </w:rPr>
             <w:fldChar w:fldCharType="separate"/>
@@ -2934,7 +2844,7 @@
           </w:r>
           <w:r>
             <w:rPr>
-              <w:rFonts w:hint="eastAsia" w:ascii="宋体" w:hAnsi="宋体" w:eastAsia="宋体" w:cs="宋体"/>
+              <w:rFonts w:ascii="宋体" w:eastAsia="宋体" w:hAnsi="宋体" w:cs="宋体" w:hint="eastAsia"/>
               <w:szCs w:val="24"/>
             </w:rPr>
             <w:fldChar w:fldCharType="end"/>
@@ -2942,28 +2852,28 @@
         </w:p>
         <w:p>
           <w:pPr>
-            <w:pStyle w:val="17"/>
+            <w:pStyle w:val="TOC2"/>
             <w:tabs>
               <w:tab w:val="right" w:leader="dot" w:pos="8306"/>
             </w:tabs>
           </w:pPr>
           <w:r>
             <w:rPr>
-              <w:rFonts w:hint="eastAsia" w:ascii="宋体" w:hAnsi="宋体" w:eastAsia="宋体" w:cs="宋体"/>
+              <w:rFonts w:ascii="宋体" w:eastAsia="宋体" w:hAnsi="宋体" w:cs="宋体" w:hint="eastAsia"/>
               <w:szCs w:val="24"/>
             </w:rPr>
             <w:fldChar w:fldCharType="begin"/>
           </w:r>
           <w:r>
             <w:rPr>
-              <w:rFonts w:hint="eastAsia" w:ascii="宋体" w:hAnsi="宋体" w:eastAsia="宋体" w:cs="宋体"/>
+              <w:rFonts w:ascii="宋体" w:eastAsia="宋体" w:hAnsi="宋体" w:cs="宋体" w:hint="eastAsia"/>
               <w:szCs w:val="24"/>
             </w:rPr>
             <w:instrText xml:space="preserve"> HYPERLINK \l _Toc9425 </w:instrText>
           </w:r>
           <w:r>
             <w:rPr>
-              <w:rFonts w:hint="eastAsia" w:ascii="宋体" w:hAnsi="宋体" w:eastAsia="宋体" w:cs="宋体"/>
+              <w:rFonts w:ascii="宋体" w:eastAsia="宋体" w:hAnsi="宋体" w:cs="宋体" w:hint="eastAsia"/>
               <w:szCs w:val="24"/>
             </w:rPr>
             <w:fldChar w:fldCharType="separate"/>
@@ -2995,7 +2905,7 @@
           </w:r>
           <w:r>
             <w:rPr>
-              <w:rFonts w:hint="eastAsia" w:ascii="宋体" w:hAnsi="宋体" w:eastAsia="宋体" w:cs="宋体"/>
+              <w:rFonts w:ascii="宋体" w:eastAsia="宋体" w:hAnsi="宋体" w:cs="宋体" w:hint="eastAsia"/>
               <w:szCs w:val="24"/>
             </w:rPr>
             <w:fldChar w:fldCharType="end"/>
@@ -3003,28 +2913,28 @@
         </w:p>
         <w:p>
           <w:pPr>
-            <w:pStyle w:val="17"/>
+            <w:pStyle w:val="TOC2"/>
             <w:tabs>
               <w:tab w:val="right" w:leader="dot" w:pos="8306"/>
             </w:tabs>
           </w:pPr>
           <w:r>
             <w:rPr>
-              <w:rFonts w:hint="eastAsia" w:ascii="宋体" w:hAnsi="宋体" w:eastAsia="宋体" w:cs="宋体"/>
+              <w:rFonts w:ascii="宋体" w:eastAsia="宋体" w:hAnsi="宋体" w:cs="宋体" w:hint="eastAsia"/>
               <w:szCs w:val="24"/>
             </w:rPr>
             <w:fldChar w:fldCharType="begin"/>
           </w:r>
           <w:r>
             <w:rPr>
-              <w:rFonts w:hint="eastAsia" w:ascii="宋体" w:hAnsi="宋体" w:eastAsia="宋体" w:cs="宋体"/>
+              <w:rFonts w:ascii="宋体" w:eastAsia="宋体" w:hAnsi="宋体" w:cs="宋体" w:hint="eastAsia"/>
               <w:szCs w:val="24"/>
             </w:rPr>
             <w:instrText xml:space="preserve"> HYPERLINK \l _Toc31354 </w:instrText>
           </w:r>
           <w:r>
             <w:rPr>
-              <w:rFonts w:hint="eastAsia" w:ascii="宋体" w:hAnsi="宋体" w:eastAsia="宋体" w:cs="宋体"/>
+              <w:rFonts w:ascii="宋体" w:eastAsia="宋体" w:hAnsi="宋体" w:cs="宋体" w:hint="eastAsia"/>
               <w:szCs w:val="24"/>
             </w:rPr>
             <w:fldChar w:fldCharType="separate"/>
@@ -3056,7 +2966,7 @@
           </w:r>
           <w:r>
             <w:rPr>
-              <w:rFonts w:hint="eastAsia" w:ascii="宋体" w:hAnsi="宋体" w:eastAsia="宋体" w:cs="宋体"/>
+              <w:rFonts w:ascii="宋体" w:eastAsia="宋体" w:hAnsi="宋体" w:cs="宋体" w:hint="eastAsia"/>
               <w:szCs w:val="24"/>
             </w:rPr>
             <w:fldChar w:fldCharType="end"/>
@@ -3064,28 +2974,28 @@
         </w:p>
         <w:p>
           <w:pPr>
-            <w:pStyle w:val="17"/>
+            <w:pStyle w:val="TOC2"/>
             <w:tabs>
               <w:tab w:val="right" w:leader="dot" w:pos="8306"/>
             </w:tabs>
           </w:pPr>
           <w:r>
             <w:rPr>
-              <w:rFonts w:hint="eastAsia" w:ascii="宋体" w:hAnsi="宋体" w:eastAsia="宋体" w:cs="宋体"/>
+              <w:rFonts w:ascii="宋体" w:eastAsia="宋体" w:hAnsi="宋体" w:cs="宋体" w:hint="eastAsia"/>
               <w:szCs w:val="24"/>
             </w:rPr>
             <w:fldChar w:fldCharType="begin"/>
           </w:r>
           <w:r>
             <w:rPr>
-              <w:rFonts w:hint="eastAsia" w:ascii="宋体" w:hAnsi="宋体" w:eastAsia="宋体" w:cs="宋体"/>
+              <w:rFonts w:ascii="宋体" w:eastAsia="宋体" w:hAnsi="宋体" w:cs="宋体" w:hint="eastAsia"/>
               <w:szCs w:val="24"/>
             </w:rPr>
             <w:instrText xml:space="preserve"> HYPERLINK \l _Toc29410 </w:instrText>
           </w:r>
           <w:r>
             <w:rPr>
-              <w:rFonts w:hint="eastAsia" w:ascii="宋体" w:hAnsi="宋体" w:eastAsia="宋体" w:cs="宋体"/>
+              <w:rFonts w:ascii="宋体" w:eastAsia="宋体" w:hAnsi="宋体" w:cs="宋体" w:hint="eastAsia"/>
               <w:szCs w:val="24"/>
             </w:rPr>
             <w:fldChar w:fldCharType="separate"/>
@@ -3117,7 +3027,7 @@
           </w:r>
           <w:r>
             <w:rPr>
-              <w:rFonts w:hint="eastAsia" w:ascii="宋体" w:hAnsi="宋体" w:eastAsia="宋体" w:cs="宋体"/>
+              <w:rFonts w:ascii="宋体" w:eastAsia="宋体" w:hAnsi="宋体" w:cs="宋体" w:hint="eastAsia"/>
               <w:szCs w:val="24"/>
             </w:rPr>
             <w:fldChar w:fldCharType="end"/>
@@ -3125,28 +3035,28 @@
         </w:p>
         <w:p>
           <w:pPr>
-            <w:pStyle w:val="17"/>
+            <w:pStyle w:val="TOC2"/>
             <w:tabs>
               <w:tab w:val="right" w:leader="dot" w:pos="8306"/>
             </w:tabs>
           </w:pPr>
           <w:r>
             <w:rPr>
-              <w:rFonts w:hint="eastAsia" w:ascii="宋体" w:hAnsi="宋体" w:eastAsia="宋体" w:cs="宋体"/>
+              <w:rFonts w:ascii="宋体" w:eastAsia="宋体" w:hAnsi="宋体" w:cs="宋体" w:hint="eastAsia"/>
               <w:szCs w:val="24"/>
             </w:rPr>
             <w:fldChar w:fldCharType="begin"/>
           </w:r>
           <w:r>
             <w:rPr>
-              <w:rFonts w:hint="eastAsia" w:ascii="宋体" w:hAnsi="宋体" w:eastAsia="宋体" w:cs="宋体"/>
+              <w:rFonts w:ascii="宋体" w:eastAsia="宋体" w:hAnsi="宋体" w:cs="宋体" w:hint="eastAsia"/>
               <w:szCs w:val="24"/>
             </w:rPr>
             <w:instrText xml:space="preserve"> HYPERLINK \l _Toc20335 </w:instrText>
           </w:r>
           <w:r>
             <w:rPr>
-              <w:rFonts w:hint="eastAsia" w:ascii="宋体" w:hAnsi="宋体" w:eastAsia="宋体" w:cs="宋体"/>
+              <w:rFonts w:ascii="宋体" w:eastAsia="宋体" w:hAnsi="宋体" w:cs="宋体" w:hint="eastAsia"/>
               <w:szCs w:val="24"/>
             </w:rPr>
             <w:fldChar w:fldCharType="separate"/>
@@ -3178,7 +3088,7 @@
           </w:r>
           <w:r>
             <w:rPr>
-              <w:rFonts w:hint="eastAsia" w:ascii="宋体" w:hAnsi="宋体" w:eastAsia="宋体" w:cs="宋体"/>
+              <w:rFonts w:ascii="宋体" w:eastAsia="宋体" w:hAnsi="宋体" w:cs="宋体" w:hint="eastAsia"/>
               <w:szCs w:val="24"/>
             </w:rPr>
             <w:fldChar w:fldCharType="end"/>
@@ -3186,28 +3096,28 @@
         </w:p>
         <w:p>
           <w:pPr>
-            <w:pStyle w:val="16"/>
+            <w:pStyle w:val="TOC1"/>
             <w:tabs>
               <w:tab w:val="right" w:leader="dot" w:pos="8306"/>
             </w:tabs>
           </w:pPr>
           <w:r>
             <w:rPr>
-              <w:rFonts w:hint="eastAsia" w:ascii="宋体" w:hAnsi="宋体" w:eastAsia="宋体" w:cs="宋体"/>
+              <w:rFonts w:ascii="宋体" w:eastAsia="宋体" w:hAnsi="宋体" w:cs="宋体" w:hint="eastAsia"/>
               <w:szCs w:val="24"/>
             </w:rPr>
             <w:fldChar w:fldCharType="begin"/>
           </w:r>
           <w:r>
             <w:rPr>
-              <w:rFonts w:hint="eastAsia" w:ascii="宋体" w:hAnsi="宋体" w:eastAsia="宋体" w:cs="宋体"/>
+              <w:rFonts w:ascii="宋体" w:eastAsia="宋体" w:hAnsi="宋体" w:cs="宋体" w:hint="eastAsia"/>
               <w:szCs w:val="24"/>
             </w:rPr>
             <w:instrText xml:space="preserve"> HYPERLINK \l _Toc4780 </w:instrText>
           </w:r>
           <w:r>
             <w:rPr>
-              <w:rFonts w:hint="eastAsia" w:ascii="宋体" w:hAnsi="宋体" w:eastAsia="宋体" w:cs="宋体"/>
+              <w:rFonts w:ascii="宋体" w:eastAsia="宋体" w:hAnsi="宋体" w:cs="宋体" w:hint="eastAsia"/>
               <w:szCs w:val="24"/>
             </w:rPr>
             <w:fldChar w:fldCharType="separate"/>
@@ -3246,7 +3156,7 @@
           </w:r>
           <w:r>
             <w:rPr>
-              <w:rFonts w:hint="eastAsia" w:ascii="宋体" w:hAnsi="宋体" w:eastAsia="宋体" w:cs="宋体"/>
+              <w:rFonts w:ascii="宋体" w:eastAsia="宋体" w:hAnsi="宋体" w:cs="宋体" w:hint="eastAsia"/>
               <w:szCs w:val="24"/>
             </w:rPr>
             <w:fldChar w:fldCharType="end"/>
@@ -3254,28 +3164,28 @@
         </w:p>
         <w:p>
           <w:pPr>
-            <w:pStyle w:val="16"/>
+            <w:pStyle w:val="TOC1"/>
             <w:tabs>
               <w:tab w:val="right" w:leader="dot" w:pos="8306"/>
             </w:tabs>
           </w:pPr>
           <w:r>
             <w:rPr>
-              <w:rFonts w:hint="eastAsia" w:ascii="宋体" w:hAnsi="宋体" w:eastAsia="宋体" w:cs="宋体"/>
+              <w:rFonts w:ascii="宋体" w:eastAsia="宋体" w:hAnsi="宋体" w:cs="宋体" w:hint="eastAsia"/>
               <w:szCs w:val="24"/>
             </w:rPr>
             <w:fldChar w:fldCharType="begin"/>
           </w:r>
           <w:r>
             <w:rPr>
-              <w:rFonts w:hint="eastAsia" w:ascii="宋体" w:hAnsi="宋体" w:eastAsia="宋体" w:cs="宋体"/>
+              <w:rFonts w:ascii="宋体" w:eastAsia="宋体" w:hAnsi="宋体" w:cs="宋体" w:hint="eastAsia"/>
               <w:szCs w:val="24"/>
             </w:rPr>
             <w:instrText xml:space="preserve"> HYPERLINK \l _Toc32704 </w:instrText>
           </w:r>
           <w:r>
             <w:rPr>
-              <w:rFonts w:hint="eastAsia" w:ascii="宋体" w:hAnsi="宋体" w:eastAsia="宋体" w:cs="宋体"/>
+              <w:rFonts w:ascii="宋体" w:eastAsia="宋体" w:hAnsi="宋体" w:cs="宋体" w:hint="eastAsia"/>
               <w:szCs w:val="24"/>
             </w:rPr>
             <w:fldChar w:fldCharType="separate"/>
@@ -3307,7 +3217,7 @@
           </w:r>
           <w:r>
             <w:rPr>
-              <w:rFonts w:hint="eastAsia" w:ascii="宋体" w:hAnsi="宋体" w:eastAsia="宋体" w:cs="宋体"/>
+              <w:rFonts w:ascii="宋体" w:eastAsia="宋体" w:hAnsi="宋体" w:cs="宋体" w:hint="eastAsia"/>
               <w:szCs w:val="24"/>
             </w:rPr>
             <w:fldChar w:fldCharType="end"/>
@@ -3329,7 +3239,7 @@
             <w:snapToGrid w:val="0"/>
             <w:textAlignment w:val="baseline"/>
             <w:rPr>
-              <w:rFonts w:hint="eastAsia" w:ascii="宋体" w:hAnsi="宋体" w:eastAsia="宋体" w:cs="宋体"/>
+              <w:rFonts w:ascii="宋体" w:eastAsia="宋体" w:hAnsi="宋体" w:cs="宋体" w:hint="eastAsia"/>
               <w:snapToGrid w:val="0"/>
               <w:color w:val="000000"/>
               <w:kern w:val="0"/>
@@ -3340,7 +3250,7 @@
           </w:pPr>
           <w:r>
             <w:rPr>
-              <w:rFonts w:hint="eastAsia" w:ascii="宋体" w:hAnsi="宋体" w:eastAsia="宋体" w:cs="宋体"/>
+              <w:rFonts w:ascii="宋体" w:eastAsia="宋体" w:hAnsi="宋体" w:cs="宋体" w:hint="eastAsia"/>
               <w:szCs w:val="24"/>
             </w:rPr>
             <w:fldChar w:fldCharType="end"/>
@@ -3364,7 +3274,7 @@
         <w:snapToGrid w:val="0"/>
         <w:textAlignment w:val="baseline"/>
         <w:rPr>
-          <w:rFonts w:ascii="Arial" w:hAnsi="Arial" w:eastAsia="Arial" w:cs="Arial"/>
+          <w:rFonts w:ascii="Arial" w:eastAsia="Arial" w:hAnsi="Arial" w:cs="Arial"/>
           <w:snapToGrid w:val="0"/>
           <w:color w:val="000000"/>
           <w:kern w:val="0"/>
@@ -3375,7 +3285,7 @@
       </w:pPr>
       <w:r>
         <w:rPr>
-          <w:rFonts w:ascii="Arial" w:hAnsi="Arial" w:eastAsia="Arial" w:cs="Arial"/>
+          <w:rFonts w:ascii="Arial" w:eastAsia="Arial" w:hAnsi="Arial" w:cs="Arial"/>
           <w:snapToGrid w:val="0"/>
           <w:color w:val="000000"/>
           <w:kern w:val="0"/>
@@ -3388,14 +3298,14 @@
     </w:p>
     <w:p>
       <w:pPr>
-        <w:pStyle w:val="28"/>
-        <w:bidi w:val="0"/>
-        <w:rPr>
-          <w:rFonts w:hint="default"/>
-          <w:lang w:val="en-US" w:eastAsia="zh-CN"/>
-        </w:rPr>
-      </w:pPr>
-      <w:bookmarkStart w:id="2" w:name="_Toc30694"/>
+        <w:pStyle w:val="1"/>
+        <w:bidi w:val="0"/>
+        <w:rPr>
+          <w:rFonts w:hint="default"/>
+          <w:lang w:val="en-US" w:eastAsia="zh-CN"/>
+        </w:rPr>
+      </w:pPr>
+      <w:bookmarkStart w:id="3" w:name="_Toc30694"/>
       <w:r>
         <w:rPr>
           <w:rFonts w:hint="default"/>
@@ -3403,11 +3313,11 @@
         </w:rPr>
         <w:t>目的</w:t>
       </w:r>
-      <w:bookmarkEnd w:id="2"/>
-    </w:p>
-    <w:p>
-      <w:pPr>
-        <w:pStyle w:val="29"/>
+      <w:bookmarkEnd w:id="3"/>
+    </w:p>
+    <w:p>
+      <w:pPr>
+        <w:pStyle w:val="a1"/>
         <w:keepNext w:val="0"/>
         <w:keepLines w:val="0"/>
         <w:pageBreakBefore w:val="0"/>
@@ -3436,14 +3346,14 @@
     </w:p>
     <w:p>
       <w:pPr>
-        <w:pStyle w:val="28"/>
-        <w:bidi w:val="0"/>
-        <w:rPr>
-          <w:rFonts w:hint="default"/>
-          <w:lang w:val="en-US" w:eastAsia="zh-CN"/>
-        </w:rPr>
-      </w:pPr>
-      <w:bookmarkStart w:id="3" w:name="_Toc19933"/>
+        <w:pStyle w:val="1"/>
+        <w:bidi w:val="0"/>
+        <w:rPr>
+          <w:rFonts w:hint="default"/>
+          <w:lang w:val="en-US" w:eastAsia="zh-CN"/>
+        </w:rPr>
+      </w:pPr>
+      <w:bookmarkStart w:id="4" w:name="_Toc19933"/>
       <w:r>
         <w:rPr>
           <w:rFonts w:hint="default"/>
@@ -3451,11 +3361,11 @@
         </w:rPr>
         <w:t>适用范围</w:t>
       </w:r>
-      <w:bookmarkEnd w:id="3"/>
-    </w:p>
-    <w:p>
-      <w:pPr>
-        <w:pStyle w:val="29"/>
+      <w:bookmarkEnd w:id="4"/>
+    </w:p>
+    <w:p>
+      <w:pPr>
+        <w:pStyle w:val="a1"/>
         <w:keepNext w:val="0"/>
         <w:keepLines w:val="0"/>
         <w:pageBreakBefore w:val="0"/>
@@ -3479,28 +3389,19 @@
           <w:rFonts w:hint="default"/>
           <w:lang w:val="en-US" w:eastAsia="zh-CN"/>
         </w:rPr>
-        <w:t>本制度适用于公司范围内所有与</w:t>
-      </w:r>
-      <w:bookmarkStart w:id="19" w:name="_GoBack"/>
-      <w:bookmarkEnd w:id="19"/>
-      <w:r>
-        <w:rPr>
-          <w:rFonts w:hint="default"/>
-          <w:lang w:val="en-US" w:eastAsia="zh-CN"/>
-        </w:rPr>
-        <w:t>运维服务相关的质量管理体系内部审核活动。</w:t>
-      </w:r>
-    </w:p>
-    <w:p>
-      <w:pPr>
-        <w:pStyle w:val="28"/>
-        <w:bidi w:val="0"/>
-        <w:rPr>
-          <w:rFonts w:hint="default"/>
-          <w:lang w:val="en-US" w:eastAsia="zh-CN"/>
-        </w:rPr>
-      </w:pPr>
-      <w:bookmarkStart w:id="4" w:name="_Toc8196"/>
+        <w:t>本制度适用于公司范围内所有与运维服务相关的质量管理体系内部审核活动。</w:t>
+      </w:r>
+    </w:p>
+    <w:p>
+      <w:pPr>
+        <w:pStyle w:val="1"/>
+        <w:bidi w:val="0"/>
+        <w:rPr>
+          <w:rFonts w:hint="default"/>
+          <w:lang w:val="en-US" w:eastAsia="zh-CN"/>
+        </w:rPr>
+      </w:pPr>
+      <w:bookmarkStart w:id="5" w:name="_Toc8196"/>
       <w:r>
         <w:rPr>
           <w:rFonts w:hint="default"/>
@@ -3508,18 +3409,18 @@
         </w:rPr>
         <w:t>职责</w:t>
       </w:r>
-      <w:bookmarkEnd w:id="4"/>
-    </w:p>
-    <w:p>
-      <w:pPr>
-        <w:pStyle w:val="30"/>
-        <w:bidi w:val="0"/>
-        <w:rPr>
-          <w:rFonts w:hint="default"/>
-          <w:lang w:val="en-US" w:eastAsia="zh-CN"/>
-        </w:rPr>
-      </w:pPr>
-      <w:bookmarkStart w:id="5" w:name="_Toc27288"/>
+      <w:bookmarkEnd w:id="5"/>
+    </w:p>
+    <w:p>
+      <w:pPr>
+        <w:pStyle w:val="2"/>
+        <w:bidi w:val="0"/>
+        <w:rPr>
+          <w:rFonts w:hint="default"/>
+          <w:lang w:val="en-US" w:eastAsia="zh-CN"/>
+        </w:rPr>
+      </w:pPr>
+      <w:bookmarkStart w:id="6" w:name="_Toc27288"/>
       <w:r>
         <w:rPr>
           <w:rFonts w:hint="default"/>
@@ -3527,11 +3428,11 @@
         </w:rPr>
         <w:t>质量管理部</w:t>
       </w:r>
-      <w:bookmarkEnd w:id="5"/>
-    </w:p>
-    <w:p>
-      <w:pPr>
-        <w:pStyle w:val="29"/>
+      <w:bookmarkEnd w:id="6"/>
+    </w:p>
+    <w:p>
+      <w:pPr>
+        <w:pStyle w:val="a1"/>
         <w:keepNext w:val="0"/>
         <w:keepLines w:val="0"/>
         <w:pageBreakBefore w:val="0"/>
@@ -3560,7 +3461,7 @@
     </w:p>
     <w:p>
       <w:pPr>
-        <w:pStyle w:val="29"/>
+        <w:pStyle w:val="a1"/>
         <w:keepNext w:val="0"/>
         <w:keepLines w:val="0"/>
         <w:pageBreakBefore w:val="0"/>
@@ -3589,7 +3490,7 @@
     </w:p>
     <w:p>
       <w:pPr>
-        <w:pStyle w:val="29"/>
+        <w:pStyle w:val="a1"/>
         <w:keepNext w:val="0"/>
         <w:keepLines w:val="0"/>
         <w:pageBreakBefore w:val="0"/>
@@ -3618,7 +3519,7 @@
     </w:p>
     <w:p>
       <w:pPr>
-        <w:pStyle w:val="29"/>
+        <w:pStyle w:val="a1"/>
         <w:keepNext w:val="0"/>
         <w:keepLines w:val="0"/>
         <w:pageBreakBefore w:val="0"/>
@@ -3647,14 +3548,14 @@
     </w:p>
     <w:p>
       <w:pPr>
-        <w:pStyle w:val="30"/>
-        <w:bidi w:val="0"/>
-        <w:rPr>
-          <w:rFonts w:hint="default"/>
-          <w:lang w:val="en-US" w:eastAsia="zh-CN"/>
-        </w:rPr>
-      </w:pPr>
-      <w:bookmarkStart w:id="6" w:name="_Toc20534"/>
+        <w:pStyle w:val="2"/>
+        <w:bidi w:val="0"/>
+        <w:rPr>
+          <w:rFonts w:hint="default"/>
+          <w:lang w:val="en-US" w:eastAsia="zh-CN"/>
+        </w:rPr>
+      </w:pPr>
+      <w:bookmarkStart w:id="7" w:name="_Toc20534"/>
       <w:r>
         <w:rPr>
           <w:rFonts w:hint="default"/>
@@ -3662,11 +3563,11 @@
         </w:rPr>
         <w:t>审核组长</w:t>
       </w:r>
-      <w:bookmarkEnd w:id="6"/>
-    </w:p>
-    <w:p>
-      <w:pPr>
-        <w:pStyle w:val="29"/>
+      <w:bookmarkEnd w:id="7"/>
+    </w:p>
+    <w:p>
+      <w:pPr>
+        <w:pStyle w:val="a1"/>
         <w:keepNext w:val="0"/>
         <w:keepLines w:val="0"/>
         <w:pageBreakBefore w:val="0"/>
@@ -3695,7 +3596,7 @@
     </w:p>
     <w:p>
       <w:pPr>
-        <w:pStyle w:val="29"/>
+        <w:pStyle w:val="a1"/>
         <w:keepNext w:val="0"/>
         <w:keepLines w:val="0"/>
         <w:pageBreakBefore w:val="0"/>
@@ -3724,7 +3625,7 @@
     </w:p>
     <w:p>
       <w:pPr>
-        <w:pStyle w:val="29"/>
+        <w:pStyle w:val="a1"/>
         <w:keepNext w:val="0"/>
         <w:keepLines w:val="0"/>
         <w:pageBreakBefore w:val="0"/>
@@ -3753,7 +3654,7 @@
     </w:p>
     <w:p>
       <w:pPr>
-        <w:pStyle w:val="29"/>
+        <w:pStyle w:val="a1"/>
         <w:keepNext w:val="0"/>
         <w:keepLines w:val="0"/>
         <w:pageBreakBefore w:val="0"/>
@@ -3782,7 +3683,7 @@
     </w:p>
     <w:p>
       <w:pPr>
-        <w:pStyle w:val="29"/>
+        <w:pStyle w:val="a1"/>
         <w:keepNext w:val="0"/>
         <w:keepLines w:val="0"/>
         <w:pageBreakBefore w:val="0"/>
@@ -3811,14 +3712,14 @@
     </w:p>
     <w:p>
       <w:pPr>
-        <w:pStyle w:val="30"/>
-        <w:bidi w:val="0"/>
-        <w:rPr>
-          <w:rFonts w:hint="default"/>
-          <w:lang w:val="en-US" w:eastAsia="zh-CN"/>
-        </w:rPr>
-      </w:pPr>
-      <w:bookmarkStart w:id="7" w:name="_Toc30205"/>
+        <w:pStyle w:val="2"/>
+        <w:bidi w:val="0"/>
+        <w:rPr>
+          <w:rFonts w:hint="default"/>
+          <w:lang w:val="en-US" w:eastAsia="zh-CN"/>
+        </w:rPr>
+      </w:pPr>
+      <w:bookmarkStart w:id="8" w:name="_Toc30205"/>
       <w:r>
         <w:rPr>
           <w:rFonts w:hint="default"/>
@@ -3826,11 +3727,11 @@
         </w:rPr>
         <w:t>内审员</w:t>
       </w:r>
-      <w:bookmarkEnd w:id="7"/>
-    </w:p>
-    <w:p>
-      <w:pPr>
-        <w:pStyle w:val="29"/>
+      <w:bookmarkEnd w:id="8"/>
+    </w:p>
+    <w:p>
+      <w:pPr>
+        <w:pStyle w:val="a1"/>
         <w:keepNext w:val="0"/>
         <w:keepLines w:val="0"/>
         <w:pageBreakBefore w:val="0"/>
@@ -3859,7 +3760,7 @@
     </w:p>
     <w:p>
       <w:pPr>
-        <w:pStyle w:val="29"/>
+        <w:pStyle w:val="a1"/>
         <w:keepNext w:val="0"/>
         <w:keepLines w:val="0"/>
         <w:pageBreakBefore w:val="0"/>
@@ -3888,7 +3789,7 @@
     </w:p>
     <w:p>
       <w:pPr>
-        <w:pStyle w:val="29"/>
+        <w:pStyle w:val="a1"/>
         <w:keepNext w:val="0"/>
         <w:keepLines w:val="0"/>
         <w:pageBreakBefore w:val="0"/>
@@ -3917,7 +3818,7 @@
     </w:p>
     <w:p>
       <w:pPr>
-        <w:pStyle w:val="29"/>
+        <w:pStyle w:val="a1"/>
         <w:keepNext w:val="0"/>
         <w:keepLines w:val="0"/>
         <w:pageBreakBefore w:val="0"/>
@@ -3946,14 +3847,14 @@
     </w:p>
     <w:p>
       <w:pPr>
-        <w:pStyle w:val="30"/>
-        <w:bidi w:val="0"/>
-        <w:rPr>
-          <w:rFonts w:hint="default"/>
-          <w:lang w:val="en-US" w:eastAsia="zh-CN"/>
-        </w:rPr>
-      </w:pPr>
-      <w:bookmarkStart w:id="8" w:name="_Toc19633"/>
+        <w:pStyle w:val="2"/>
+        <w:bidi w:val="0"/>
+        <w:rPr>
+          <w:rFonts w:hint="default"/>
+          <w:lang w:val="en-US" w:eastAsia="zh-CN"/>
+        </w:rPr>
+      </w:pPr>
+      <w:bookmarkStart w:id="9" w:name="_Toc19633"/>
       <w:r>
         <w:rPr>
           <w:rFonts w:hint="default"/>
@@ -3961,11 +3862,11 @@
         </w:rPr>
         <w:t>受审核部门</w:t>
       </w:r>
-      <w:bookmarkEnd w:id="8"/>
-    </w:p>
-    <w:p>
-      <w:pPr>
-        <w:pStyle w:val="29"/>
+      <w:bookmarkEnd w:id="9"/>
+    </w:p>
+    <w:p>
+      <w:pPr>
+        <w:pStyle w:val="a1"/>
         <w:keepNext w:val="0"/>
         <w:keepLines w:val="0"/>
         <w:pageBreakBefore w:val="0"/>
@@ -3994,7 +3895,7 @@
     </w:p>
     <w:p>
       <w:pPr>
-        <w:pStyle w:val="29"/>
+        <w:pStyle w:val="a1"/>
         <w:keepNext w:val="0"/>
         <w:keepLines w:val="0"/>
         <w:pageBreakBefore w:val="0"/>
@@ -4023,7 +3924,7 @@
     </w:p>
     <w:p>
       <w:pPr>
-        <w:pStyle w:val="29"/>
+        <w:pStyle w:val="a1"/>
         <w:keepNext w:val="0"/>
         <w:keepLines w:val="0"/>
         <w:pageBreakBefore w:val="0"/>
@@ -4052,14 +3953,14 @@
     </w:p>
     <w:p>
       <w:pPr>
-        <w:pStyle w:val="28"/>
-        <w:bidi w:val="0"/>
-        <w:rPr>
-          <w:rFonts w:hint="default"/>
-          <w:lang w:val="en-US" w:eastAsia="zh-CN"/>
-        </w:rPr>
-      </w:pPr>
-      <w:bookmarkStart w:id="9" w:name="_Toc19624"/>
+        <w:pStyle w:val="1"/>
+        <w:bidi w:val="0"/>
+        <w:rPr>
+          <w:rFonts w:hint="default"/>
+          <w:lang w:val="en-US" w:eastAsia="zh-CN"/>
+        </w:rPr>
+      </w:pPr>
+      <w:bookmarkStart w:id="10" w:name="_Toc19624"/>
       <w:r>
         <w:rPr>
           <w:rFonts w:hint="default"/>
@@ -4067,18 +3968,18 @@
         </w:rPr>
         <w:t>工作程序</w:t>
       </w:r>
-      <w:bookmarkEnd w:id="9"/>
-    </w:p>
-    <w:p>
-      <w:pPr>
-        <w:pStyle w:val="30"/>
-        <w:bidi w:val="0"/>
-        <w:rPr>
-          <w:rFonts w:hint="default"/>
-          <w:lang w:val="en-US" w:eastAsia="zh-CN"/>
-        </w:rPr>
-      </w:pPr>
-      <w:bookmarkStart w:id="10" w:name="_Toc27639"/>
+      <w:bookmarkEnd w:id="10"/>
+    </w:p>
+    <w:p>
+      <w:pPr>
+        <w:pStyle w:val="2"/>
+        <w:bidi w:val="0"/>
+        <w:rPr>
+          <w:rFonts w:hint="default"/>
+          <w:lang w:val="en-US" w:eastAsia="zh-CN"/>
+        </w:rPr>
+      </w:pPr>
+      <w:bookmarkStart w:id="11" w:name="_Toc27639"/>
       <w:r>
         <w:rPr>
           <w:rFonts w:hint="default"/>
@@ -4086,11 +3987,11 @@
         </w:rPr>
         <w:t>审核频次与时机</w:t>
       </w:r>
-      <w:bookmarkEnd w:id="10"/>
-    </w:p>
-    <w:p>
-      <w:pPr>
-        <w:pStyle w:val="29"/>
+      <w:bookmarkEnd w:id="11"/>
+    </w:p>
+    <w:p>
+      <w:pPr>
+        <w:pStyle w:val="a1"/>
         <w:keepNext w:val="0"/>
         <w:keepLines w:val="0"/>
         <w:pageBreakBefore w:val="0"/>
@@ -4119,7 +4020,7 @@
     </w:p>
     <w:p>
       <w:pPr>
-        <w:pStyle w:val="29"/>
+        <w:pStyle w:val="a1"/>
         <w:keepNext w:val="0"/>
         <w:keepLines w:val="0"/>
         <w:pageBreakBefore w:val="0"/>
@@ -4148,7 +4049,7 @@
     </w:p>
     <w:p>
       <w:pPr>
-        <w:pStyle w:val="29"/>
+        <w:pStyle w:val="a1"/>
         <w:keepNext w:val="0"/>
         <w:keepLines w:val="0"/>
         <w:pageBreakBefore w:val="0"/>
@@ -4177,7 +4078,7 @@
     </w:p>
     <w:p>
       <w:pPr>
-        <w:pStyle w:val="29"/>
+        <w:pStyle w:val="a1"/>
         <w:keepNext w:val="0"/>
         <w:keepLines w:val="0"/>
         <w:pageBreakBefore w:val="0"/>
@@ -4206,7 +4107,7 @@
     </w:p>
     <w:p>
       <w:pPr>
-        <w:pStyle w:val="29"/>
+        <w:pStyle w:val="a1"/>
         <w:keepNext w:val="0"/>
         <w:keepLines w:val="0"/>
         <w:pageBreakBefore w:val="0"/>
@@ -4235,7 +4136,7 @@
     </w:p>
     <w:p>
       <w:pPr>
-        <w:pStyle w:val="29"/>
+        <w:pStyle w:val="a1"/>
         <w:keepNext w:val="0"/>
         <w:keepLines w:val="0"/>
         <w:pageBreakBefore w:val="0"/>
@@ -4264,14 +4165,14 @@
     </w:p>
     <w:p>
       <w:pPr>
-        <w:pStyle w:val="30"/>
-        <w:bidi w:val="0"/>
-        <w:rPr>
-          <w:rFonts w:hint="default"/>
-          <w:lang w:val="en-US" w:eastAsia="zh-CN"/>
-        </w:rPr>
-      </w:pPr>
-      <w:bookmarkStart w:id="11" w:name="_Toc28192"/>
+        <w:pStyle w:val="2"/>
+        <w:bidi w:val="0"/>
+        <w:rPr>
+          <w:rFonts w:hint="default"/>
+          <w:lang w:val="en-US" w:eastAsia="zh-CN"/>
+        </w:rPr>
+      </w:pPr>
+      <w:bookmarkStart w:id="12" w:name="_Toc28192"/>
       <w:r>
         <w:rPr>
           <w:rFonts w:hint="default"/>
@@ -4279,11 +4180,11 @@
         </w:rPr>
         <w:t>审核策划</w:t>
       </w:r>
-      <w:bookmarkEnd w:id="11"/>
-    </w:p>
-    <w:p>
-      <w:pPr>
-        <w:pStyle w:val="29"/>
+      <w:bookmarkEnd w:id="12"/>
+    </w:p>
+    <w:p>
+      <w:pPr>
+        <w:pStyle w:val="a1"/>
         <w:keepNext w:val="0"/>
         <w:keepLines w:val="0"/>
         <w:pageBreakBefore w:val="0"/>
@@ -4312,7 +4213,7 @@
     </w:p>
     <w:p>
       <w:pPr>
-        <w:pStyle w:val="29"/>
+        <w:pStyle w:val="a1"/>
         <w:keepNext w:val="0"/>
         <w:keepLines w:val="0"/>
         <w:pageBreakBefore w:val="0"/>
@@ -4341,14 +4242,14 @@
     </w:p>
     <w:p>
       <w:pPr>
-        <w:pStyle w:val="30"/>
-        <w:bidi w:val="0"/>
-        <w:rPr>
-          <w:rFonts w:hint="default"/>
-          <w:lang w:val="en-US" w:eastAsia="zh-CN"/>
-        </w:rPr>
-      </w:pPr>
-      <w:bookmarkStart w:id="12" w:name="_Toc20054"/>
+        <w:pStyle w:val="2"/>
+        <w:bidi w:val="0"/>
+        <w:rPr>
+          <w:rFonts w:hint="default"/>
+          <w:lang w:val="en-US" w:eastAsia="zh-CN"/>
+        </w:rPr>
+      </w:pPr>
+      <w:bookmarkStart w:id="13" w:name="_Toc20054"/>
       <w:r>
         <w:rPr>
           <w:rFonts w:hint="default"/>
@@ -4356,11 +4257,11 @@
         </w:rPr>
         <w:t>审核准备</w:t>
       </w:r>
-      <w:bookmarkEnd w:id="12"/>
-    </w:p>
-    <w:p>
-      <w:pPr>
-        <w:pStyle w:val="29"/>
+      <w:bookmarkEnd w:id="13"/>
+    </w:p>
+    <w:p>
+      <w:pPr>
+        <w:pStyle w:val="a1"/>
         <w:keepNext w:val="0"/>
         <w:keepLines w:val="0"/>
         <w:pageBreakBefore w:val="0"/>
@@ -4389,7 +4290,7 @@
     </w:p>
     <w:p>
       <w:pPr>
-        <w:pStyle w:val="29"/>
+        <w:pStyle w:val="a1"/>
         <w:keepNext w:val="0"/>
         <w:keepLines w:val="0"/>
         <w:pageBreakBefore w:val="0"/>
@@ -4418,7 +4319,7 @@
     </w:p>
     <w:p>
       <w:pPr>
-        <w:pStyle w:val="29"/>
+        <w:pStyle w:val="a1"/>
         <w:keepNext w:val="0"/>
         <w:keepLines w:val="0"/>
         <w:pageBreakBefore w:val="0"/>
@@ -4447,14 +4348,14 @@
     </w:p>
     <w:p>
       <w:pPr>
-        <w:pStyle w:val="30"/>
-        <w:bidi w:val="0"/>
-        <w:rPr>
-          <w:rFonts w:hint="default"/>
-          <w:lang w:val="en-US" w:eastAsia="zh-CN"/>
-        </w:rPr>
-      </w:pPr>
-      <w:bookmarkStart w:id="13" w:name="_Toc9425"/>
+        <w:pStyle w:val="2"/>
+        <w:bidi w:val="0"/>
+        <w:rPr>
+          <w:rFonts w:hint="default"/>
+          <w:lang w:val="en-US" w:eastAsia="zh-CN"/>
+        </w:rPr>
+      </w:pPr>
+      <w:bookmarkStart w:id="14" w:name="_Toc9425"/>
       <w:r>
         <w:rPr>
           <w:rFonts w:hint="default"/>
@@ -4462,11 +4363,11 @@
         </w:rPr>
         <w:t>审核实施</w:t>
       </w:r>
-      <w:bookmarkEnd w:id="13"/>
-    </w:p>
-    <w:p>
-      <w:pPr>
-        <w:pStyle w:val="29"/>
+      <w:bookmarkEnd w:id="14"/>
+    </w:p>
+    <w:p>
+      <w:pPr>
+        <w:pStyle w:val="a1"/>
         <w:keepNext w:val="0"/>
         <w:keepLines w:val="0"/>
         <w:pageBreakBefore w:val="0"/>
@@ -4495,7 +4396,7 @@
     </w:p>
     <w:p>
       <w:pPr>
-        <w:pStyle w:val="29"/>
+        <w:pStyle w:val="a1"/>
         <w:keepNext w:val="0"/>
         <w:keepLines w:val="0"/>
         <w:pageBreakBefore w:val="0"/>
@@ -4524,7 +4425,7 @@
     </w:p>
     <w:p>
       <w:pPr>
-        <w:pStyle w:val="29"/>
+        <w:pStyle w:val="a1"/>
         <w:keepNext w:val="0"/>
         <w:keepLines w:val="0"/>
         <w:pageBreakBefore w:val="0"/>
@@ -4553,7 +4454,7 @@
     </w:p>
     <w:p>
       <w:pPr>
-        <w:pStyle w:val="29"/>
+        <w:pStyle w:val="a1"/>
         <w:keepNext w:val="0"/>
         <w:keepLines w:val="0"/>
         <w:pageBreakBefore w:val="0"/>
@@ -4570,7 +4471,7 @@
         <w:bidi w:val="0"/>
         <w:adjustRightInd w:val="0"/>
         <w:snapToGrid w:val="0"/>
-        <w:ind w:left="425" w:leftChars="0" w:hanging="425" w:firstLineChars="0"/>
+        <w:ind w:left="425" w:hanging="425" w:leftChars="0" w:firstLineChars="0"/>
         <w:textAlignment w:val="baseline"/>
         <w:rPr>
           <w:rFonts w:hint="default"/>
@@ -4587,7 +4488,7 @@
     </w:p>
     <w:p>
       <w:pPr>
-        <w:pStyle w:val="29"/>
+        <w:pStyle w:val="a1"/>
         <w:keepNext w:val="0"/>
         <w:keepLines w:val="0"/>
         <w:pageBreakBefore w:val="0"/>
@@ -4604,7 +4505,7 @@
         <w:bidi w:val="0"/>
         <w:adjustRightInd w:val="0"/>
         <w:snapToGrid w:val="0"/>
-        <w:ind w:left="425" w:leftChars="0" w:hanging="425" w:firstLineChars="0"/>
+        <w:ind w:left="425" w:hanging="425" w:leftChars="0" w:firstLineChars="0"/>
         <w:textAlignment w:val="baseline"/>
         <w:rPr>
           <w:rFonts w:hint="default"/>
@@ -4621,7 +4522,7 @@
     </w:p>
     <w:p>
       <w:pPr>
-        <w:pStyle w:val="29"/>
+        <w:pStyle w:val="a1"/>
         <w:keepNext w:val="0"/>
         <w:keepLines w:val="0"/>
         <w:pageBreakBefore w:val="0"/>
@@ -4650,7 +4551,7 @@
     </w:p>
     <w:p>
       <w:pPr>
-        <w:pStyle w:val="29"/>
+        <w:pStyle w:val="a1"/>
         <w:keepNext w:val="0"/>
         <w:keepLines w:val="0"/>
         <w:pageBreakBefore w:val="0"/>
@@ -4667,7 +4568,7 @@
         <w:bidi w:val="0"/>
         <w:adjustRightInd w:val="0"/>
         <w:snapToGrid w:val="0"/>
-        <w:ind w:left="425" w:leftChars="0" w:hanging="425" w:firstLineChars="0"/>
+        <w:ind w:left="425" w:hanging="425" w:leftChars="0" w:firstLineChars="0"/>
         <w:textAlignment w:val="baseline"/>
         <w:rPr>
           <w:rFonts w:hint="default"/>
@@ -4684,7 +4585,7 @@
     </w:p>
     <w:p>
       <w:pPr>
-        <w:pStyle w:val="29"/>
+        <w:pStyle w:val="a1"/>
         <w:keepNext w:val="0"/>
         <w:keepLines w:val="0"/>
         <w:pageBreakBefore w:val="0"/>
@@ -4701,7 +4602,7 @@
         <w:bidi w:val="0"/>
         <w:adjustRightInd w:val="0"/>
         <w:snapToGrid w:val="0"/>
-        <w:ind w:left="425" w:leftChars="0" w:hanging="425" w:firstLineChars="0"/>
+        <w:ind w:left="425" w:hanging="425" w:leftChars="0" w:firstLineChars="0"/>
         <w:textAlignment w:val="baseline"/>
         <w:rPr>
           <w:rFonts w:hint="default"/>
@@ -4718,7 +4619,7 @@
     </w:p>
     <w:p>
       <w:pPr>
-        <w:pStyle w:val="29"/>
+        <w:pStyle w:val="a1"/>
         <w:keepNext w:val="0"/>
         <w:keepLines w:val="0"/>
         <w:pageBreakBefore w:val="0"/>
@@ -4735,7 +4636,7 @@
         <w:bidi w:val="0"/>
         <w:adjustRightInd w:val="0"/>
         <w:snapToGrid w:val="0"/>
-        <w:ind w:left="425" w:leftChars="0" w:hanging="425" w:firstLineChars="0"/>
+        <w:ind w:left="425" w:hanging="425" w:leftChars="0" w:firstLineChars="0"/>
         <w:textAlignment w:val="baseline"/>
         <w:rPr>
           <w:rFonts w:hint="default"/>
@@ -4752,7 +4653,7 @@
     </w:p>
     <w:p>
       <w:pPr>
-        <w:pStyle w:val="29"/>
+        <w:pStyle w:val="a1"/>
         <w:keepNext w:val="0"/>
         <w:keepLines w:val="0"/>
         <w:pageBreakBefore w:val="0"/>
@@ -4769,7 +4670,7 @@
         <w:bidi w:val="0"/>
         <w:adjustRightInd w:val="0"/>
         <w:snapToGrid w:val="0"/>
-        <w:ind w:left="425" w:leftChars="0" w:hanging="425" w:firstLineChars="0"/>
+        <w:ind w:left="425" w:hanging="425" w:leftChars="0" w:firstLineChars="0"/>
         <w:textAlignment w:val="baseline"/>
         <w:rPr>
           <w:rFonts w:hint="default"/>
@@ -4786,14 +4687,14 @@
     </w:p>
     <w:p>
       <w:pPr>
-        <w:pStyle w:val="30"/>
-        <w:bidi w:val="0"/>
-        <w:rPr>
-          <w:rFonts w:hint="default"/>
-          <w:lang w:val="en-US" w:eastAsia="zh-CN"/>
-        </w:rPr>
-      </w:pPr>
-      <w:bookmarkStart w:id="14" w:name="_Toc31354"/>
+        <w:pStyle w:val="2"/>
+        <w:bidi w:val="0"/>
+        <w:rPr>
+          <w:rFonts w:hint="default"/>
+          <w:lang w:val="en-US" w:eastAsia="zh-CN"/>
+        </w:rPr>
+      </w:pPr>
+      <w:bookmarkStart w:id="15" w:name="_Toc31354"/>
       <w:r>
         <w:rPr>
           <w:rFonts w:hint="default"/>
@@ -4801,11 +4702,11 @@
         </w:rPr>
         <w:t>审核报告与总结</w:t>
       </w:r>
-      <w:bookmarkEnd w:id="14"/>
-    </w:p>
-    <w:p>
-      <w:pPr>
-        <w:pStyle w:val="29"/>
+      <w:bookmarkEnd w:id="15"/>
+    </w:p>
+    <w:p>
+      <w:pPr>
+        <w:pStyle w:val="a1"/>
         <w:keepNext w:val="0"/>
         <w:keepLines w:val="0"/>
         <w:pageBreakBefore w:val="0"/>
@@ -4834,7 +4735,7 @@
     </w:p>
     <w:p>
       <w:pPr>
-        <w:pStyle w:val="29"/>
+        <w:pStyle w:val="a1"/>
         <w:keepNext w:val="0"/>
         <w:keepLines w:val="0"/>
         <w:pageBreakBefore w:val="0"/>
@@ -4863,14 +4764,14 @@
     </w:p>
     <w:p>
       <w:pPr>
-        <w:pStyle w:val="30"/>
-        <w:bidi w:val="0"/>
-        <w:rPr>
-          <w:rFonts w:hint="default"/>
-          <w:lang w:val="en-US" w:eastAsia="zh-CN"/>
-        </w:rPr>
-      </w:pPr>
-      <w:bookmarkStart w:id="15" w:name="_Toc29410"/>
+        <w:pStyle w:val="2"/>
+        <w:bidi w:val="0"/>
+        <w:rPr>
+          <w:rFonts w:hint="default"/>
+          <w:lang w:val="en-US" w:eastAsia="zh-CN"/>
+        </w:rPr>
+      </w:pPr>
+      <w:bookmarkStart w:id="16" w:name="_Toc29410"/>
       <w:r>
         <w:rPr>
           <w:rFonts w:hint="default"/>
@@ -4878,11 +4779,11 @@
         </w:rPr>
         <w:t>纠正措施与跟踪验证</w:t>
       </w:r>
-      <w:bookmarkEnd w:id="15"/>
-    </w:p>
-    <w:p>
-      <w:pPr>
-        <w:pStyle w:val="29"/>
+      <w:bookmarkEnd w:id="16"/>
+    </w:p>
+    <w:p>
+      <w:pPr>
+        <w:pStyle w:val="a1"/>
         <w:keepNext w:val="0"/>
         <w:keepLines w:val="0"/>
         <w:pageBreakBefore w:val="0"/>
@@ -4911,7 +4812,7 @@
     </w:p>
     <w:p>
       <w:pPr>
-        <w:pStyle w:val="29"/>
+        <w:pStyle w:val="a1"/>
         <w:keepNext w:val="0"/>
         <w:keepLines w:val="0"/>
         <w:pageBreakBefore w:val="0"/>
@@ -4940,7 +4841,7 @@
     </w:p>
     <w:p>
       <w:pPr>
-        <w:pStyle w:val="29"/>
+        <w:pStyle w:val="a1"/>
         <w:keepNext w:val="0"/>
         <w:keepLines w:val="0"/>
         <w:pageBreakBefore w:val="0"/>
@@ -4969,14 +4870,14 @@
     </w:p>
     <w:p>
       <w:pPr>
-        <w:pStyle w:val="30"/>
-        <w:bidi w:val="0"/>
-        <w:rPr>
-          <w:rFonts w:hint="default"/>
-          <w:lang w:val="en-US" w:eastAsia="zh-CN"/>
-        </w:rPr>
-      </w:pPr>
-      <w:bookmarkStart w:id="16" w:name="_Toc20335"/>
+        <w:pStyle w:val="2"/>
+        <w:bidi w:val="0"/>
+        <w:rPr>
+          <w:rFonts w:hint="default"/>
+          <w:lang w:val="en-US" w:eastAsia="zh-CN"/>
+        </w:rPr>
+      </w:pPr>
+      <w:bookmarkStart w:id="17" w:name="_Toc20335"/>
       <w:r>
         <w:rPr>
           <w:rFonts w:hint="default"/>
@@ -4984,11 +4885,11 @@
         </w:rPr>
         <w:t>记录与档案</w:t>
       </w:r>
-      <w:bookmarkEnd w:id="16"/>
-    </w:p>
-    <w:p>
-      <w:pPr>
-        <w:pStyle w:val="29"/>
+      <w:bookmarkEnd w:id="17"/>
+    </w:p>
+    <w:p>
+      <w:pPr>
+        <w:pStyle w:val="a1"/>
         <w:keepNext w:val="0"/>
         <w:keepLines w:val="0"/>
         <w:pageBreakBefore w:val="0"/>
@@ -5017,7 +4918,7 @@
     </w:p>
     <w:p>
       <w:pPr>
-        <w:pStyle w:val="29"/>
+        <w:pStyle w:val="a1"/>
         <w:keepNext w:val="0"/>
         <w:keepLines w:val="0"/>
         <w:pageBreakBefore w:val="0"/>
@@ -5034,7 +4935,7 @@
         <w:bidi w:val="0"/>
         <w:adjustRightInd w:val="0"/>
         <w:snapToGrid w:val="0"/>
-        <w:ind w:left="425" w:leftChars="0" w:hanging="425" w:firstLineChars="0"/>
+        <w:ind w:left="425" w:hanging="425" w:leftChars="0" w:firstLineChars="0"/>
         <w:textAlignment w:val="baseline"/>
         <w:rPr>
           <w:rFonts w:hint="default"/>
@@ -5051,7 +4952,7 @@
     </w:p>
     <w:p>
       <w:pPr>
-        <w:pStyle w:val="29"/>
+        <w:pStyle w:val="a1"/>
         <w:keepNext w:val="0"/>
         <w:keepLines w:val="0"/>
         <w:pageBreakBefore w:val="0"/>
@@ -5068,7 +4969,7 @@
         <w:bidi w:val="0"/>
         <w:adjustRightInd w:val="0"/>
         <w:snapToGrid w:val="0"/>
-        <w:ind w:left="425" w:leftChars="0" w:hanging="425" w:firstLineChars="0"/>
+        <w:ind w:left="425" w:hanging="425" w:leftChars="0" w:firstLineChars="0"/>
         <w:textAlignment w:val="baseline"/>
         <w:rPr>
           <w:rFonts w:hint="default"/>
@@ -5085,7 +4986,7 @@
     </w:p>
     <w:p>
       <w:pPr>
-        <w:pStyle w:val="29"/>
+        <w:pStyle w:val="a1"/>
         <w:keepNext w:val="0"/>
         <w:keepLines w:val="0"/>
         <w:pageBreakBefore w:val="0"/>
@@ -5102,7 +5003,7 @@
         <w:bidi w:val="0"/>
         <w:adjustRightInd w:val="0"/>
         <w:snapToGrid w:val="0"/>
-        <w:ind w:left="425" w:leftChars="0" w:hanging="425" w:firstLineChars="0"/>
+        <w:ind w:left="425" w:hanging="425" w:leftChars="0" w:firstLineChars="0"/>
         <w:textAlignment w:val="baseline"/>
         <w:rPr>
           <w:rFonts w:hint="default"/>
@@ -5119,7 +5020,7 @@
     </w:p>
     <w:p>
       <w:pPr>
-        <w:pStyle w:val="29"/>
+        <w:pStyle w:val="a1"/>
         <w:keepNext w:val="0"/>
         <w:keepLines w:val="0"/>
         <w:pageBreakBefore w:val="0"/>
@@ -5136,7 +5037,7 @@
         <w:bidi w:val="0"/>
         <w:adjustRightInd w:val="0"/>
         <w:snapToGrid w:val="0"/>
-        <w:ind w:left="425" w:leftChars="0" w:hanging="425" w:firstLineChars="0"/>
+        <w:ind w:left="425" w:hanging="425" w:leftChars="0" w:firstLineChars="0"/>
         <w:textAlignment w:val="baseline"/>
         <w:rPr>
           <w:rFonts w:hint="default"/>
@@ -5153,7 +5054,7 @@
     </w:p>
     <w:p>
       <w:pPr>
-        <w:pStyle w:val="29"/>
+        <w:pStyle w:val="a1"/>
         <w:keepNext w:val="0"/>
         <w:keepLines w:val="0"/>
         <w:pageBreakBefore w:val="0"/>
@@ -5170,7 +5071,7 @@
         <w:bidi w:val="0"/>
         <w:adjustRightInd w:val="0"/>
         <w:snapToGrid w:val="0"/>
-        <w:ind w:left="425" w:leftChars="0" w:hanging="425" w:firstLineChars="0"/>
+        <w:ind w:left="425" w:hanging="425" w:leftChars="0" w:firstLineChars="0"/>
         <w:textAlignment w:val="baseline"/>
         <w:rPr>
           <w:rFonts w:hint="default"/>
@@ -5187,7 +5088,7 @@
     </w:p>
     <w:p>
       <w:pPr>
-        <w:pStyle w:val="29"/>
+        <w:pStyle w:val="a1"/>
         <w:keepNext w:val="0"/>
         <w:keepLines w:val="0"/>
         <w:pageBreakBefore w:val="0"/>
@@ -5204,7 +5105,7 @@
         <w:bidi w:val="0"/>
         <w:adjustRightInd w:val="0"/>
         <w:snapToGrid w:val="0"/>
-        <w:ind w:left="425" w:leftChars="0" w:hanging="425" w:firstLineChars="0"/>
+        <w:ind w:left="425" w:hanging="425" w:leftChars="0" w:firstLineChars="0"/>
         <w:textAlignment w:val="baseline"/>
         <w:rPr>
           <w:rFonts w:hint="default"/>
@@ -5221,7 +5122,7 @@
     </w:p>
     <w:p>
       <w:pPr>
-        <w:pStyle w:val="28"/>
+        <w:pStyle w:val="1"/>
         <w:keepNext w:val="0"/>
         <w:keepLines w:val="0"/>
         <w:pageBreakBefore w:val="0"/>
@@ -5241,7 +5142,7 @@
           <w:lang w:val="en-US" w:eastAsia="zh-CN"/>
         </w:rPr>
       </w:pPr>
-      <w:bookmarkStart w:id="17" w:name="_Toc4780"/>
+      <w:bookmarkStart w:id="18" w:name="_Toc4780"/>
       <w:r>
         <w:rPr>
           <w:rFonts w:hint="eastAsia"/>
@@ -5249,23 +5150,22 @@
         </w:rPr>
         <w:t>考核指标</w:t>
       </w:r>
-      <w:bookmarkEnd w:id="17"/>
+      <w:bookmarkEnd w:id="18"/>
     </w:p>
     <w:tbl>
       <w:tblPr>
-        <w:tblStyle w:val="20"/>
+        <w:tblStyle w:val="TableNormal"/>
         <w:tblW w:w="7675" w:type="dxa"/>
         <w:tblInd w:w="96" w:type="dxa"/>
         <w:tblBorders>
-          <w:top w:val="none" w:color="auto" w:sz="0" w:space="0"/>
-          <w:left w:val="none" w:color="auto" w:sz="0" w:space="0"/>
-          <w:bottom w:val="none" w:color="auto" w:sz="0" w:space="0"/>
-          <w:right w:val="none" w:color="auto" w:sz="0" w:space="0"/>
-          <w:insideH w:val="none" w:color="auto" w:sz="0" w:space="0"/>
-          <w:insideV w:val="none" w:color="auto" w:sz="0" w:space="0"/>
+          <w:top w:val="nil"/>
+          <w:left w:val="nil"/>
+          <w:bottom w:val="nil"/>
+          <w:right w:val="nil"/>
+          <w:insideH w:val="nil"/>
+          <w:insideV w:val="nil"/>
         </w:tblBorders>
         <w:shd w:val="clear" w:color="auto" w:fill="auto"/>
-        <w:tblLayout w:type="autofit"/>
         <w:tblCellMar>
           <w:top w:w="0" w:type="dxa"/>
           <w:left w:w="108" w:type="dxa"/>
@@ -5281,13 +5181,15 @@
       </w:tblGrid>
       <w:tr>
         <w:tblPrEx>
+          <w:tblW w:w="7675" w:type="dxa"/>
+          <w:tblInd w:w="96" w:type="dxa"/>
           <w:tblBorders>
-            <w:top w:val="none" w:color="auto" w:sz="0" w:space="0"/>
-            <w:left w:val="none" w:color="auto" w:sz="0" w:space="0"/>
-            <w:bottom w:val="none" w:color="auto" w:sz="0" w:space="0"/>
-            <w:right w:val="none" w:color="auto" w:sz="0" w:space="0"/>
-            <w:insideH w:val="none" w:color="auto" w:sz="0" w:space="0"/>
-            <w:insideV w:val="none" w:color="auto" w:sz="0" w:space="0"/>
+            <w:top w:val="nil"/>
+            <w:left w:val="nil"/>
+            <w:bottom w:val="nil"/>
+            <w:right w:val="nil"/>
+            <w:insideH w:val="nil"/>
+            <w:insideV w:val="nil"/>
           </w:tblBorders>
           <w:shd w:val="clear" w:color="auto" w:fill="auto"/>
           <w:tblCellMar>
@@ -5298,16 +5200,16 @@
           </w:tblCellMar>
         </w:tblPrEx>
         <w:trPr>
-          <w:trHeight w:val="493" w:hRule="atLeast"/>
+          <w:trHeight w:val="493"/>
         </w:trPr>
         <w:tc>
           <w:tcPr>
             <w:tcW w:w="1663" w:type="dxa"/>
             <w:tcBorders>
-              <w:top w:val="single" w:color="000000" w:sz="4" w:space="0"/>
-              <w:left w:val="single" w:color="000000" w:sz="4" w:space="0"/>
-              <w:bottom w:val="single" w:color="000000" w:sz="4" w:space="0"/>
-              <w:right w:val="single" w:color="000000" w:sz="4" w:space="0"/>
+              <w:top w:val="single" w:sz="4" w:space="0" w:color="000000"/>
+              <w:left w:val="single" w:sz="4" w:space="0" w:color="000000"/>
+              <w:bottom w:val="single" w:sz="4" w:space="0" w:color="000000"/>
+              <w:right w:val="single" w:sz="4" w:space="0" w:color="000000"/>
             </w:tcBorders>
             <w:shd w:val="clear" w:color="auto" w:fill="C0C0C0"/>
             <w:vAlign w:val="center"/>
@@ -5321,7 +5223,7 @@
               <w:jc w:val="center"/>
               <w:textAlignment w:val="center"/>
               <w:rPr>
-                <w:rFonts w:hint="default" w:ascii="楷体_GB2312" w:hAnsi="宋体" w:eastAsia="楷体_GB2312" w:cs="楷体_GB2312"/>
+                <w:rFonts w:ascii="楷体_GB2312" w:eastAsia="楷体_GB2312" w:hAnsi="宋体" w:cs="楷体_GB2312" w:hint="default"/>
                 <w:b/>
                 <w:bCs/>
                 <w:i w:val="0"/>
@@ -5334,7 +5236,7 @@
             </w:pPr>
             <w:r>
               <w:rPr>
-                <w:rFonts w:hint="default" w:ascii="楷体_GB2312" w:hAnsi="宋体" w:eastAsia="楷体_GB2312" w:cs="楷体_GB2312"/>
+                <w:rFonts w:ascii="楷体_GB2312" w:eastAsia="楷体_GB2312" w:hAnsi="宋体" w:cs="楷体_GB2312" w:hint="default"/>
                 <w:b/>
                 <w:bCs/>
                 <w:i w:val="0"/>
@@ -5355,10 +5257,10 @@
           <w:tcPr>
             <w:tcW w:w="1152" w:type="dxa"/>
             <w:tcBorders>
-              <w:top w:val="single" w:color="000000" w:sz="4" w:space="0"/>
-              <w:left w:val="single" w:color="000000" w:sz="4" w:space="0"/>
-              <w:bottom w:val="single" w:color="000000" w:sz="4" w:space="0"/>
-              <w:right w:val="single" w:color="000000" w:sz="4" w:space="0"/>
+              <w:top w:val="single" w:sz="4" w:space="0" w:color="000000"/>
+              <w:left w:val="single" w:sz="4" w:space="0" w:color="000000"/>
+              <w:bottom w:val="single" w:sz="4" w:space="0" w:color="000000"/>
+              <w:right w:val="single" w:sz="4" w:space="0" w:color="000000"/>
             </w:tcBorders>
             <w:shd w:val="clear" w:color="auto" w:fill="C0C0C0"/>
             <w:vAlign w:val="center"/>
@@ -5372,7 +5274,7 @@
               <w:jc w:val="center"/>
               <w:textAlignment w:val="center"/>
               <w:rPr>
-                <w:rFonts w:hint="default" w:ascii="楷体_GB2312" w:hAnsi="宋体" w:eastAsia="楷体_GB2312" w:cs="楷体_GB2312"/>
+                <w:rFonts w:ascii="楷体_GB2312" w:eastAsia="楷体_GB2312" w:hAnsi="宋体" w:cs="楷体_GB2312" w:hint="default"/>
                 <w:b/>
                 <w:bCs/>
                 <w:i w:val="0"/>
@@ -5385,7 +5287,7 @@
             </w:pPr>
             <w:r>
               <w:rPr>
-                <w:rFonts w:hint="default" w:ascii="楷体_GB2312" w:hAnsi="宋体" w:eastAsia="楷体_GB2312" w:cs="楷体_GB2312"/>
+                <w:rFonts w:ascii="楷体_GB2312" w:eastAsia="楷体_GB2312" w:hAnsi="宋体" w:cs="楷体_GB2312" w:hint="default"/>
                 <w:b/>
                 <w:bCs/>
                 <w:i w:val="0"/>
@@ -5406,10 +5308,10 @@
           <w:tcPr>
             <w:tcW w:w="3552" w:type="dxa"/>
             <w:tcBorders>
-              <w:top w:val="single" w:color="000000" w:sz="4" w:space="0"/>
-              <w:left w:val="single" w:color="000000" w:sz="4" w:space="0"/>
-              <w:bottom w:val="single" w:color="000000" w:sz="4" w:space="0"/>
-              <w:right w:val="single" w:color="000000" w:sz="4" w:space="0"/>
+              <w:top w:val="single" w:sz="4" w:space="0" w:color="000000"/>
+              <w:left w:val="single" w:sz="4" w:space="0" w:color="000000"/>
+              <w:bottom w:val="single" w:sz="4" w:space="0" w:color="000000"/>
+              <w:right w:val="single" w:sz="4" w:space="0" w:color="000000"/>
             </w:tcBorders>
             <w:shd w:val="clear" w:color="auto" w:fill="C0C0C0"/>
             <w:vAlign w:val="center"/>
@@ -5423,7 +5325,7 @@
               <w:jc w:val="center"/>
               <w:textAlignment w:val="center"/>
               <w:rPr>
-                <w:rFonts w:hint="default" w:ascii="楷体_GB2312" w:hAnsi="宋体" w:eastAsia="楷体_GB2312" w:cs="楷体_GB2312"/>
+                <w:rFonts w:ascii="楷体_GB2312" w:eastAsia="楷体_GB2312" w:hAnsi="宋体" w:cs="楷体_GB2312" w:hint="default"/>
                 <w:b/>
                 <w:bCs/>
                 <w:i w:val="0"/>
@@ -5436,7 +5338,7 @@
             </w:pPr>
             <w:r>
               <w:rPr>
-                <w:rFonts w:hint="default" w:ascii="楷体_GB2312" w:hAnsi="宋体" w:eastAsia="楷体_GB2312" w:cs="楷体_GB2312"/>
+                <w:rFonts w:ascii="楷体_GB2312" w:eastAsia="楷体_GB2312" w:hAnsi="宋体" w:cs="楷体_GB2312" w:hint="default"/>
                 <w:b/>
                 <w:bCs/>
                 <w:i w:val="0"/>
@@ -5457,10 +5359,10 @@
           <w:tcPr>
             <w:tcW w:w="1308" w:type="dxa"/>
             <w:tcBorders>
-              <w:top w:val="single" w:color="000000" w:sz="4" w:space="0"/>
-              <w:left w:val="single" w:color="000000" w:sz="4" w:space="0"/>
-              <w:bottom w:val="single" w:color="000000" w:sz="4" w:space="0"/>
-              <w:right w:val="single" w:color="000000" w:sz="4" w:space="0"/>
+              <w:top w:val="single" w:sz="4" w:space="0" w:color="000000"/>
+              <w:left w:val="single" w:sz="4" w:space="0" w:color="000000"/>
+              <w:bottom w:val="single" w:sz="4" w:space="0" w:color="000000"/>
+              <w:right w:val="single" w:sz="4" w:space="0" w:color="000000"/>
             </w:tcBorders>
             <w:shd w:val="clear" w:color="auto" w:fill="C0C0C0"/>
             <w:vAlign w:val="center"/>
@@ -5474,7 +5376,7 @@
               <w:jc w:val="center"/>
               <w:textAlignment w:val="center"/>
               <w:rPr>
-                <w:rFonts w:hint="default" w:ascii="楷体_GB2312" w:hAnsi="宋体" w:eastAsia="楷体_GB2312" w:cs="楷体_GB2312"/>
+                <w:rFonts w:ascii="楷体_GB2312" w:eastAsia="楷体_GB2312" w:hAnsi="宋体" w:cs="楷体_GB2312" w:hint="default"/>
                 <w:b/>
                 <w:bCs/>
                 <w:i w:val="0"/>
@@ -5487,7 +5389,7 @@
             </w:pPr>
             <w:r>
               <w:rPr>
-                <w:rFonts w:hint="default" w:ascii="楷体_GB2312" w:hAnsi="宋体" w:eastAsia="楷体_GB2312" w:cs="楷体_GB2312"/>
+                <w:rFonts w:ascii="楷体_GB2312" w:eastAsia="楷体_GB2312" w:hAnsi="宋体" w:cs="楷体_GB2312" w:hint="default"/>
                 <w:b/>
                 <w:bCs/>
                 <w:i w:val="0"/>
@@ -5507,14 +5409,8 @@
       </w:tr>
       <w:tr>
         <w:tblPrEx>
-          <w:tblBorders>
-            <w:top w:val="none" w:color="auto" w:sz="0" w:space="0"/>
-            <w:left w:val="none" w:color="auto" w:sz="0" w:space="0"/>
-            <w:bottom w:val="none" w:color="auto" w:sz="0" w:space="0"/>
-            <w:right w:val="none" w:color="auto" w:sz="0" w:space="0"/>
-            <w:insideH w:val="none" w:color="auto" w:sz="0" w:space="0"/>
-            <w:insideV w:val="none" w:color="auto" w:sz="0" w:space="0"/>
-          </w:tblBorders>
+          <w:tblW w:w="7675" w:type="dxa"/>
+          <w:tblInd w:w="96" w:type="dxa"/>
           <w:shd w:val="clear" w:color="auto" w:fill="auto"/>
           <w:tblCellMar>
             <w:top w:w="0" w:type="dxa"/>
@@ -5524,16 +5420,16 @@
           </w:tblCellMar>
         </w:tblPrEx>
         <w:trPr>
-          <w:trHeight w:val="493" w:hRule="atLeast"/>
+          <w:trHeight w:val="493"/>
         </w:trPr>
         <w:tc>
           <w:tcPr>
             <w:tcW w:w="1663" w:type="dxa"/>
             <w:tcBorders>
-              <w:top w:val="single" w:color="000000" w:sz="4" w:space="0"/>
-              <w:left w:val="single" w:color="000000" w:sz="4" w:space="0"/>
-              <w:bottom w:val="single" w:color="000000" w:sz="4" w:space="0"/>
-              <w:right w:val="single" w:color="000000" w:sz="4" w:space="0"/>
+              <w:top w:val="single" w:sz="4" w:space="0" w:color="000000"/>
+              <w:left w:val="single" w:sz="4" w:space="0" w:color="000000"/>
+              <w:bottom w:val="single" w:sz="4" w:space="0" w:color="000000"/>
+              <w:right w:val="single" w:sz="4" w:space="0" w:color="000000"/>
             </w:tcBorders>
             <w:shd w:val="clear" w:color="auto" w:fill="auto"/>
             <w:vAlign w:val="center"/>
@@ -5544,11 +5440,11 @@
               <w:keepLines w:val="0"/>
               <w:widowControl/>
               <w:suppressLineNumbers w:val="0"/>
-              <w:ind w:left="0" w:leftChars="0" w:right="0" w:rightChars="0" w:firstLine="0" w:firstLineChars="0"/>
+              <w:ind w:left="0" w:right="0" w:firstLine="0" w:leftChars="0" w:rightChars="0" w:firstLineChars="0"/>
               <w:jc w:val="center"/>
               <w:textAlignment w:val="center"/>
               <w:rPr>
-                <w:rFonts w:hint="default" w:ascii="楷体_GB2312" w:hAnsi="宋体" w:eastAsia="楷体_GB2312" w:cs="楷体_GB2312"/>
+                <w:rFonts w:ascii="楷体_GB2312" w:eastAsia="楷体_GB2312" w:hAnsi="宋体" w:cs="楷体_GB2312" w:hint="default"/>
                 <w:b/>
                 <w:bCs/>
                 <w:i w:val="0"/>
@@ -5564,7 +5460,7 @@
             </w:pPr>
             <w:r>
               <w:rPr>
-                <w:rFonts w:hint="eastAsia" w:ascii="宋体" w:hAnsi="宋体" w:eastAsia="宋体" w:cs="宋体"/>
+                <w:rFonts w:ascii="宋体" w:eastAsia="宋体" w:hAnsi="宋体" w:cs="宋体" w:hint="eastAsia"/>
                 <w:i w:val="0"/>
                 <w:iCs w:val="0"/>
                 <w:snapToGrid w:val="0"/>
@@ -5583,10 +5479,10 @@
           <w:tcPr>
             <w:tcW w:w="1152" w:type="dxa"/>
             <w:tcBorders>
-              <w:top w:val="single" w:color="000000" w:sz="4" w:space="0"/>
-              <w:left w:val="single" w:color="000000" w:sz="4" w:space="0"/>
-              <w:bottom w:val="single" w:color="000000" w:sz="4" w:space="0"/>
-              <w:right w:val="single" w:color="000000" w:sz="4" w:space="0"/>
+              <w:top w:val="single" w:sz="4" w:space="0" w:color="000000"/>
+              <w:left w:val="single" w:sz="4" w:space="0" w:color="000000"/>
+              <w:bottom w:val="single" w:sz="4" w:space="0" w:color="000000"/>
+              <w:right w:val="single" w:sz="4" w:space="0" w:color="000000"/>
             </w:tcBorders>
             <w:shd w:val="clear" w:color="auto" w:fill="auto"/>
             <w:vAlign w:val="center"/>
@@ -5600,7 +5496,7 @@
               <w:jc w:val="left"/>
               <w:textAlignment w:val="center"/>
               <w:rPr>
-                <w:rFonts w:hint="default" w:ascii="楷体_GB2312" w:hAnsi="宋体" w:eastAsia="楷体_GB2312" w:cs="楷体_GB2312"/>
+                <w:rFonts w:ascii="楷体_GB2312" w:eastAsia="楷体_GB2312" w:hAnsi="宋体" w:cs="楷体_GB2312" w:hint="default"/>
                 <w:b/>
                 <w:bCs/>
                 <w:i w:val="0"/>
@@ -5616,7 +5512,7 @@
             </w:pPr>
             <w:r>
               <w:rPr>
-                <w:rFonts w:hint="eastAsia" w:ascii="宋体" w:hAnsi="宋体" w:eastAsia="宋体" w:cs="宋体"/>
+                <w:rFonts w:ascii="宋体" w:eastAsia="宋体" w:hAnsi="宋体" w:cs="宋体" w:hint="eastAsia"/>
                 <w:i w:val="0"/>
                 <w:iCs w:val="0"/>
                 <w:snapToGrid w:val="0"/>
@@ -5635,10 +5531,10 @@
           <w:tcPr>
             <w:tcW w:w="3552" w:type="dxa"/>
             <w:tcBorders>
-              <w:top w:val="single" w:color="000000" w:sz="4" w:space="0"/>
-              <w:left w:val="single" w:color="000000" w:sz="4" w:space="0"/>
-              <w:bottom w:val="single" w:color="000000" w:sz="4" w:space="0"/>
-              <w:right w:val="single" w:color="000000" w:sz="4" w:space="0"/>
+              <w:top w:val="single" w:sz="4" w:space="0" w:color="000000"/>
+              <w:left w:val="single" w:sz="4" w:space="0" w:color="000000"/>
+              <w:bottom w:val="single" w:sz="4" w:space="0" w:color="000000"/>
+              <w:right w:val="single" w:sz="4" w:space="0" w:color="000000"/>
             </w:tcBorders>
             <w:shd w:val="clear" w:color="auto" w:fill="auto"/>
             <w:vAlign w:val="center"/>
@@ -5652,7 +5548,7 @@
               <w:jc w:val="left"/>
               <w:textAlignment w:val="center"/>
               <w:rPr>
-                <w:rFonts w:hint="default" w:ascii="楷体_GB2312" w:hAnsi="宋体" w:eastAsia="楷体_GB2312" w:cs="楷体_GB2312"/>
+                <w:rFonts w:ascii="楷体_GB2312" w:eastAsia="楷体_GB2312" w:hAnsi="宋体" w:cs="楷体_GB2312" w:hint="default"/>
                 <w:b/>
                 <w:bCs/>
                 <w:i w:val="0"/>
@@ -5668,7 +5564,7 @@
             </w:pPr>
             <w:r>
               <w:rPr>
-                <w:rFonts w:hint="eastAsia" w:ascii="宋体" w:hAnsi="宋体" w:eastAsia="宋体" w:cs="宋体"/>
+                <w:rFonts w:ascii="宋体" w:eastAsia="宋体" w:hAnsi="宋体" w:cs="宋体" w:hint="eastAsia"/>
                 <w:i w:val="0"/>
                 <w:iCs w:val="0"/>
                 <w:snapToGrid w:val="0"/>
@@ -5687,10 +5583,10 @@
           <w:tcPr>
             <w:tcW w:w="1308" w:type="dxa"/>
             <w:tcBorders>
-              <w:top w:val="single" w:color="000000" w:sz="4" w:space="0"/>
-              <w:left w:val="single" w:color="000000" w:sz="4" w:space="0"/>
-              <w:bottom w:val="single" w:color="000000" w:sz="4" w:space="0"/>
-              <w:right w:val="single" w:color="000000" w:sz="4" w:space="0"/>
+              <w:top w:val="single" w:sz="4" w:space="0" w:color="000000"/>
+              <w:left w:val="single" w:sz="4" w:space="0" w:color="000000"/>
+              <w:bottom w:val="single" w:sz="4" w:space="0" w:color="000000"/>
+              <w:right w:val="single" w:sz="4" w:space="0" w:color="000000"/>
             </w:tcBorders>
             <w:shd w:val="clear" w:color="auto" w:fill="auto"/>
             <w:vAlign w:val="center"/>
@@ -5704,7 +5600,7 @@
               <w:jc w:val="left"/>
               <w:textAlignment w:val="center"/>
               <w:rPr>
-                <w:rFonts w:hint="default" w:ascii="楷体_GB2312" w:hAnsi="宋体" w:eastAsia="楷体_GB2312" w:cs="楷体_GB2312"/>
+                <w:rFonts w:ascii="楷体_GB2312" w:eastAsia="楷体_GB2312" w:hAnsi="宋体" w:cs="楷体_GB2312" w:hint="default"/>
                 <w:b/>
                 <w:bCs/>
                 <w:i w:val="0"/>
@@ -5720,7 +5616,7 @@
             </w:pPr>
             <w:r>
               <w:rPr>
-                <w:rFonts w:hint="eastAsia" w:ascii="宋体" w:hAnsi="宋体" w:eastAsia="宋体" w:cs="宋体"/>
+                <w:rFonts w:ascii="宋体" w:eastAsia="宋体" w:hAnsi="宋体" w:cs="宋体" w:hint="eastAsia"/>
                 <w:i w:val="0"/>
                 <w:iCs w:val="0"/>
                 <w:snapToGrid w:val="0"/>
@@ -5739,14 +5635,14 @@
     </w:tbl>
     <w:p>
       <w:pPr>
-        <w:pStyle w:val="28"/>
-        <w:bidi w:val="0"/>
-        <w:rPr>
-          <w:rFonts w:hint="default"/>
-          <w:lang w:val="en-US" w:eastAsia="zh-CN"/>
-        </w:rPr>
-      </w:pPr>
-      <w:bookmarkStart w:id="18" w:name="_Toc32704"/>
+        <w:pStyle w:val="1"/>
+        <w:bidi w:val="0"/>
+        <w:rPr>
+          <w:rFonts w:hint="default"/>
+          <w:lang w:val="en-US" w:eastAsia="zh-CN"/>
+        </w:rPr>
+      </w:pPr>
+      <w:bookmarkStart w:id="19" w:name="_Toc32704"/>
       <w:r>
         <w:rPr>
           <w:rFonts w:hint="default"/>
@@ -5754,11 +5650,11 @@
         </w:rPr>
         <w:t>附则</w:t>
       </w:r>
-      <w:bookmarkEnd w:id="18"/>
-    </w:p>
-    <w:p>
-      <w:pPr>
-        <w:pStyle w:val="29"/>
+      <w:bookmarkEnd w:id="19"/>
+    </w:p>
+    <w:p>
+      <w:pPr>
+        <w:pStyle w:val="a1"/>
         <w:keepNext w:val="0"/>
         <w:keepLines w:val="0"/>
         <w:pageBreakBefore w:val="0"/>
@@ -5787,7 +5683,7 @@
     </w:p>
     <w:p>
       <w:pPr>
-        <w:pStyle w:val="29"/>
+        <w:pStyle w:val="a1"/>
         <w:keepNext w:val="0"/>
         <w:keepLines w:val="0"/>
         <w:pageBreakBefore w:val="0"/>
@@ -5815,73 +5711,23 @@
       </w:r>
     </w:p>
     <w:sectPr>
-      <w:headerReference r:id="rId5" w:type="default"/>
+      <w:headerReference w:type="default" r:id="rId7"/>
       <w:pgSz w:w="11906" w:h="16838"/>
       <w:pgMar w:top="1417" w:right="1800" w:bottom="1440" w:left="1800" w:header="1140" w:footer="992" w:gutter="0"/>
-      <w:cols w:space="425" w:num="1"/>
+      <w:cols w:num="1" w:space="425"/>
       <w:docGrid w:type="lines" w:linePitch="312" w:charSpace="0"/>
     </w:sectPr>
   </w:body>
 </w:document>
 </file>
 
-<file path=word/endnotes.xml><?xml version="1.0" encoding="utf-8"?>
-<w:endnotes xmlns:wpc="http://schemas.microsoft.com/office/word/2010/wordprocessingCanvas" xmlns:mc="http://schemas.openxmlformats.org/markup-compatibility/2006" xmlns:o="urn:schemas-microsoft-com:office:office" xmlns:r="http://schemas.openxmlformats.org/officeDocument/2006/relationships" xmlns:m="http://schemas.openxmlformats.org/officeDocument/2006/math" xmlns:v="urn:schemas-microsoft-com:vml" xmlns:wp14="http://schemas.microsoft.com/office/word/2010/wordprocessingDrawing" xmlns:wp="http://schemas.openxmlformats.org/drawingml/2006/wordprocessingDrawing" xmlns:w="http://schemas.openxmlformats.org/wordprocessingml/2006/main" xmlns:w14="http://schemas.microsoft.com/office/word/2010/wordml" xmlns:w15="http://schemas.microsoft.com/office/word/2012/wordml" xmlns:w10="urn:schemas-microsoft-com:office:word" xmlns:wpg="http://schemas.microsoft.com/office/word/2010/wordprocessingGroup" xmlns:wpi="http://schemas.microsoft.com/office/word/2010/wordprocessingInk" xmlns:wne="http://schemas.microsoft.com/office/word/2006/wordml" xmlns:wps="http://schemas.microsoft.com/office/word/2010/wordprocessingShape" xmlns:wpsCustomData="http://www.wps.cn/officeDocument/2013/wpsCustomData" mc:Ignorable="w14 w15 wp14">
-  <w:endnote w:type="separator" w:id="0">
-    <w:p>
-      <w:pPr>
-        <w:spacing w:line="240" w:lineRule="auto"/>
-      </w:pPr>
-      <w:r>
-        <w:separator/>
-      </w:r>
-    </w:p>
-  </w:endnote>
-  <w:endnote w:type="continuationSeparator" w:id="1">
-    <w:p>
-      <w:pPr>
-        <w:spacing w:line="240" w:lineRule="auto"/>
-      </w:pPr>
-      <w:r>
-        <w:continuationSeparator/>
-      </w:r>
-    </w:p>
-  </w:endnote>
-</w:endnotes>
-</file>
-
-<file path=word/footnotes.xml><?xml version="1.0" encoding="utf-8"?>
-<w:footnotes xmlns:wpc="http://schemas.microsoft.com/office/word/2010/wordprocessingCanvas" xmlns:mc="http://schemas.openxmlformats.org/markup-compatibility/2006" xmlns:o="urn:schemas-microsoft-com:office:office" xmlns:r="http://schemas.openxmlformats.org/officeDocument/2006/relationships" xmlns:m="http://schemas.openxmlformats.org/officeDocument/2006/math" xmlns:v="urn:schemas-microsoft-com:vml" xmlns:wp14="http://schemas.microsoft.com/office/word/2010/wordprocessingDrawing" xmlns:wp="http://schemas.openxmlformats.org/drawingml/2006/wordprocessingDrawing" xmlns:w="http://schemas.openxmlformats.org/wordprocessingml/2006/main" xmlns:w14="http://schemas.microsoft.com/office/word/2010/wordml" xmlns:w15="http://schemas.microsoft.com/office/word/2012/wordml" xmlns:w10="urn:schemas-microsoft-com:office:word" xmlns:wpg="http://schemas.microsoft.com/office/word/2010/wordprocessingGroup" xmlns:wpi="http://schemas.microsoft.com/office/word/2010/wordprocessingInk" xmlns:wne="http://schemas.microsoft.com/office/word/2006/wordml" xmlns:wps="http://schemas.microsoft.com/office/word/2010/wordprocessingShape" xmlns:wpsCustomData="http://www.wps.cn/officeDocument/2013/wpsCustomData" mc:Ignorable="w14 w15 wp14">
-  <w:footnote w:type="separator" w:id="0">
-    <w:p>
-      <w:pPr>
-        <w:spacing w:line="360" w:lineRule="auto"/>
-      </w:pPr>
-      <w:r>
-        <w:separator/>
-      </w:r>
-    </w:p>
-  </w:footnote>
-  <w:footnote w:type="continuationSeparator" w:id="1">
-    <w:p>
-      <w:pPr>
-        <w:spacing w:line="360" w:lineRule="auto"/>
-      </w:pPr>
-      <w:r>
-        <w:continuationSeparator/>
-      </w:r>
-    </w:p>
-  </w:footnote>
-</w:footnotes>
-</file>
-
 <file path=word/header1.xml><?xml version="1.0" encoding="utf-8"?>
-<w:hdr xmlns:wpc="http://schemas.microsoft.com/office/word/2010/wordprocessingCanvas" xmlns:mc="http://schemas.openxmlformats.org/markup-compatibility/2006" xmlns:o="urn:schemas-microsoft-com:office:office" xmlns:r="http://schemas.openxmlformats.org/officeDocument/2006/relationships" xmlns:m="http://schemas.openxmlformats.org/officeDocument/2006/math" xmlns:v="urn:schemas-microsoft-com:vml" xmlns:wp14="http://schemas.microsoft.com/office/word/2010/wordprocessingDrawing" xmlns:wp="http://schemas.openxmlformats.org/drawingml/2006/wordprocessingDrawing" xmlns:w10="urn:schemas-microsoft-com:office:word" xmlns:w="http://schemas.openxmlformats.org/wordprocessingml/2006/main" xmlns:w14="http://schemas.microsoft.com/office/word/2010/wordml" xmlns:w15="http://schemas.microsoft.com/office/word/2012/wordml" xmlns:wpg="http://schemas.microsoft.com/office/word/2010/wordprocessingGroup" xmlns:wpi="http://schemas.microsoft.com/office/word/2010/wordprocessingInk" xmlns:wne="http://schemas.microsoft.com/office/word/2006/wordml" xmlns:wps="http://schemas.microsoft.com/office/word/2010/wordprocessingShape" xmlns:wpsCustomData="http://www.wps.cn/officeDocument/2013/wpsCustomData" mc:Ignorable="w14 w15 wp14">
+<w:hdr xmlns:wpc="http://schemas.microsoft.com/office/word/2010/wordprocessingCanvas" xmlns:mc="http://schemas.openxmlformats.org/markup-compatibility/2006" xmlns:o="urn:schemas-microsoft-com:office:office" xmlns:r="http://schemas.openxmlformats.org/officeDocument/2006/relationships" xmlns:m="http://schemas.openxmlformats.org/officeDocument/2006/math" xmlns:v="urn:schemas-microsoft-com:vml" xmlns:wp14="http://schemas.microsoft.com/office/word/2010/wordprocessingDrawing" xmlns:wp="http://schemas.openxmlformats.org/drawingml/2006/wordprocessingDrawing" xmlns:w10="urn:schemas-microsoft-com:office:word" xmlns:w="http://schemas.openxmlformats.org/wordprocessingml/2006/main" xmlns:w14="http://schemas.microsoft.com/office/word/2010/wordml" xmlns:w15="http://schemas.microsoft.com/office/word/2012/wordml" xmlns:wne="http://schemas.microsoft.com/office/word/2006/wordml" xmlns:wpg="http://schemas.microsoft.com/office/word/2010/wordprocessingGroup" xmlns:wpi="http://schemas.microsoft.com/office/word/2010/wordprocessingInk" xmlns:wps="http://schemas.microsoft.com/office/word/2010/wordprocessingShape" mc:Ignorable="w14 w15 wp14">
   <w:p>
     <w:pPr>
-      <w:pStyle w:val="15"/>
+      <w:pStyle w:val="Header"/>
       <w:pBdr>
-        <w:bottom w:val="single" w:color="auto" w:sz="4" w:space="1"/>
+        <w:bottom w:val="single" w:sz="4" w:space="1" w:color="auto"/>
       </w:pBdr>
       <w:tabs>
         <w:tab w:val="left" w:pos="335"/>
@@ -5889,27 +5735,27 @@
       </w:tabs>
       <w:jc w:val="right"/>
       <w:rPr>
-        <w:rFonts w:hint="eastAsia" w:eastAsiaTheme="minorEastAsia"/>
+        <w:rFonts w:eastAsiaTheme="minorEastAsia" w:hint="eastAsia"/>
         <w:lang w:eastAsia="zh-CN"/>
       </w:rPr>
     </w:pPr>
     <w:r>
       <w:rPr>
-        <w:rFonts w:hint="eastAsia" w:eastAsiaTheme="minorEastAsia"/>
+        <w:rFonts w:eastAsiaTheme="minorEastAsia" w:hint="eastAsia"/>
         <w:lang w:val="en-US" w:eastAsia="zh-CN"/>
       </w:rPr>
       <w:tab/>
     </w:r>
     <w:r>
       <w:rPr>
-        <w:rFonts w:hint="eastAsia" w:eastAsiaTheme="minorEastAsia"/>
+        <w:rFonts w:eastAsiaTheme="minorEastAsia" w:hint="eastAsia"/>
         <w:lang w:val="en-US" w:eastAsia="zh-CN"/>
       </w:rPr>
       <w:tab/>
     </w:r>
     <w:r>
       <w:rPr>
-        <w:rFonts w:hint="eastAsia" w:eastAsiaTheme="minorEastAsia"/>
+        <w:rFonts w:eastAsiaTheme="minorEastAsia" w:hint="eastAsia"/>
         <w:lang w:val="en-US" w:eastAsia="zh-CN"/>
       </w:rPr>
       <w:t>桐乡华数广电网络有限公司</w:t>
@@ -5919,15 +5765,15 @@
 </file>
 
 <file path=word/numbering.xml><?xml version="1.0" encoding="utf-8"?>
-<w:numbering xmlns:wpc="http://schemas.microsoft.com/office/word/2010/wordprocessingCanvas" xmlns:mc="http://schemas.openxmlformats.org/markup-compatibility/2006" xmlns:o="urn:schemas-microsoft-com:office:office" xmlns:r="http://schemas.openxmlformats.org/officeDocument/2006/relationships" xmlns:m="http://schemas.openxmlformats.org/officeDocument/2006/math" xmlns:v="urn:schemas-microsoft-com:vml" xmlns:wp14="http://schemas.microsoft.com/office/word/2010/wordprocessingDrawing" xmlns:wp="http://schemas.openxmlformats.org/drawingml/2006/wordprocessingDrawing" xmlns:w10="urn:schemas-microsoft-com:office:word" xmlns:w="http://schemas.openxmlformats.org/wordprocessingml/2006/main" xmlns:w14="http://schemas.microsoft.com/office/word/2010/wordml" xmlns:wpg="http://schemas.microsoft.com/office/word/2010/wordprocessingGroup" xmlns:wpi="http://schemas.microsoft.com/office/word/2010/wordprocessingInk" xmlns:wne="http://schemas.microsoft.com/office/word/2006/wordml" xmlns:wps="http://schemas.microsoft.com/office/word/2010/wordprocessingShape" xmlns:wpsCustomData="http://www.wps.cn/officeDocument/2013/wpsCustomData" mc:Ignorable="w14 wp14">
+<w:numbering xmlns:wpc="http://schemas.microsoft.com/office/word/2010/wordprocessingCanvas" xmlns:mc="http://schemas.openxmlformats.org/markup-compatibility/2006" xmlns:o="urn:schemas-microsoft-com:office:office" xmlns:r="http://schemas.openxmlformats.org/officeDocument/2006/relationships" xmlns:m="http://schemas.openxmlformats.org/officeDocument/2006/math" xmlns:v="urn:schemas-microsoft-com:vml" xmlns:wp14="http://schemas.microsoft.com/office/word/2010/wordprocessingDrawing" xmlns:wp="http://schemas.openxmlformats.org/drawingml/2006/wordprocessingDrawing" xmlns:w10="urn:schemas-microsoft-com:office:word" xmlns:w="http://schemas.openxmlformats.org/wordprocessingml/2006/main" xmlns:w14="http://schemas.microsoft.com/office/word/2010/wordml" xmlns:w15="http://schemas.microsoft.com/office/word/2012/wordml" xmlns:wne="http://schemas.microsoft.com/office/word/2006/wordml" xmlns:wpg="http://schemas.microsoft.com/office/word/2010/wordprocessingGroup" xmlns:wpi="http://schemas.microsoft.com/office/word/2010/wordprocessingInk" xmlns:wps="http://schemas.microsoft.com/office/word/2010/wordprocessingShape" mc:Ignorable="w14 w15 wp14">
   <w:abstractNum w:abstractNumId="0">
     <w:nsid w:val="8E964DCE"/>
     <w:multiLevelType w:val="multilevel"/>
     <w:tmpl w:val="8E964DCE"/>
-    <w:lvl w:ilvl="0" w:tentative="0">
+    <w:lvl w:ilvl="0">
       <w:start w:val="1"/>
       <w:numFmt w:val="decimal"/>
-      <w:pStyle w:val="2"/>
+      <w:pStyle w:val="Heading1"/>
       <w:lvlText w:val="%1."/>
       <w:lvlJc w:val="left"/>
       <w:pPr>
@@ -5937,10 +5783,10 @@
         <w:rFonts w:hint="default"/>
       </w:rPr>
     </w:lvl>
-    <w:lvl w:ilvl="1" w:tentative="0">
+    <w:lvl w:ilvl="1">
       <w:start w:val="1"/>
       <w:numFmt w:val="decimal"/>
-      <w:pStyle w:val="3"/>
+      <w:pStyle w:val="Heading2"/>
       <w:lvlText w:val="%1.%2."/>
       <w:lvlJc w:val="left"/>
       <w:pPr>
@@ -5950,10 +5796,10 @@
         <w:rFonts w:hint="default"/>
       </w:rPr>
     </w:lvl>
-    <w:lvl w:ilvl="2" w:tentative="0">
+    <w:lvl w:ilvl="2">
       <w:start w:val="1"/>
       <w:numFmt w:val="decimal"/>
-      <w:pStyle w:val="4"/>
+      <w:pStyle w:val="Heading3"/>
       <w:lvlText w:val="%1.%2.%3."/>
       <w:lvlJc w:val="left"/>
       <w:pPr>
@@ -5963,10 +5809,10 @@
         <w:rFonts w:hint="default"/>
       </w:rPr>
     </w:lvl>
-    <w:lvl w:ilvl="3" w:tentative="0">
+    <w:lvl w:ilvl="3">
       <w:start w:val="1"/>
       <w:numFmt w:val="decimal"/>
-      <w:pStyle w:val="5"/>
+      <w:pStyle w:val="Heading4"/>
       <w:lvlText w:val="%1.%2.%3.%4."/>
       <w:lvlJc w:val="left"/>
       <w:pPr>
@@ -5976,10 +5822,10 @@
         <w:rFonts w:hint="default"/>
       </w:rPr>
     </w:lvl>
-    <w:lvl w:ilvl="4" w:tentative="0">
+    <w:lvl w:ilvl="4">
       <w:start w:val="1"/>
       <w:numFmt w:val="decimal"/>
-      <w:pStyle w:val="6"/>
+      <w:pStyle w:val="Heading5"/>
       <w:lvlText w:val="%1.%2.%3.%4.%5."/>
       <w:lvlJc w:val="left"/>
       <w:pPr>
@@ -5989,10 +5835,10 @@
         <w:rFonts w:hint="default"/>
       </w:rPr>
     </w:lvl>
-    <w:lvl w:ilvl="5" w:tentative="0">
+    <w:lvl w:ilvl="5">
       <w:start w:val="1"/>
       <w:numFmt w:val="decimal"/>
-      <w:pStyle w:val="7"/>
+      <w:pStyle w:val="Heading6"/>
       <w:lvlText w:val="%1.%2.%3.%4.%5.%6."/>
       <w:lvlJc w:val="left"/>
       <w:pPr>
@@ -6002,10 +5848,10 @@
         <w:rFonts w:hint="default"/>
       </w:rPr>
     </w:lvl>
-    <w:lvl w:ilvl="6" w:tentative="0">
+    <w:lvl w:ilvl="6">
       <w:start w:val="1"/>
       <w:numFmt w:val="decimal"/>
-      <w:pStyle w:val="8"/>
+      <w:pStyle w:val="Heading7"/>
       <w:lvlText w:val="%1.%2.%3.%4.%5.%6.%7."/>
       <w:lvlJc w:val="left"/>
       <w:pPr>
@@ -6015,10 +5861,10 @@
         <w:rFonts w:hint="default"/>
       </w:rPr>
     </w:lvl>
-    <w:lvl w:ilvl="7" w:tentative="0">
+    <w:lvl w:ilvl="7">
       <w:start w:val="1"/>
       <w:numFmt w:val="decimal"/>
-      <w:pStyle w:val="9"/>
+      <w:pStyle w:val="Heading8"/>
       <w:lvlText w:val="%1.%2.%3.%4.%5.%6.%7.%8."/>
       <w:lvlJc w:val="left"/>
       <w:pPr>
@@ -6028,10 +5874,10 @@
         <w:rFonts w:hint="default"/>
       </w:rPr>
     </w:lvl>
-    <w:lvl w:ilvl="8" w:tentative="0">
+    <w:lvl w:ilvl="8">
       <w:start w:val="1"/>
       <w:numFmt w:val="decimal"/>
-      <w:pStyle w:val="10"/>
+      <w:pStyle w:val="Heading9"/>
       <w:lvlText w:val="%1.%2.%3.%4.%5.%6.%7.%8.%9."/>
       <w:lvlJc w:val="left"/>
       <w:pPr>
@@ -6046,7 +5892,7 @@
     <w:nsid w:val="C43DCA62"/>
     <w:multiLevelType w:val="singleLevel"/>
     <w:tmpl w:val="C43DCA62"/>
-    <w:lvl w:ilvl="0" w:tentative="0">
+    <w:lvl w:ilvl="0">
       <w:start w:val="1"/>
       <w:numFmt w:val="decimal"/>
       <w:lvlText w:val="%1."/>
@@ -6063,7 +5909,7 @@
     <w:nsid w:val="241F447C"/>
     <w:multiLevelType w:val="singleLevel"/>
     <w:tmpl w:val="241F447C"/>
-    <w:lvl w:ilvl="0" w:tentative="0">
+    <w:lvl w:ilvl="0">
       <w:start w:val="1"/>
       <w:numFmt w:val="decimal"/>
       <w:lvlText w:val="%1."/>
@@ -6080,7 +5926,7 @@
     <w:nsid w:val="653842F0"/>
     <w:multiLevelType w:val="singleLevel"/>
     <w:tmpl w:val="653842F0"/>
-    <w:lvl w:ilvl="0" w:tentative="0">
+    <w:lvl w:ilvl="0">
       <w:start w:val="1"/>
       <w:numFmt w:val="decimal"/>
       <w:lvlText w:val="%1."/>
@@ -6109,269 +5955,267 @@
 </file>
 
 <file path=word/styles.xml><?xml version="1.0" encoding="utf-8"?>
-<w:styles xmlns:mc="http://schemas.openxmlformats.org/markup-compatibility/2006" xmlns:o="urn:schemas-microsoft-com:office:office" xmlns:r="http://schemas.openxmlformats.org/officeDocument/2006/relationships" xmlns:m="http://schemas.openxmlformats.org/officeDocument/2006/math" xmlns:v="urn:schemas-microsoft-com:vml" xmlns:w="http://schemas.openxmlformats.org/wordprocessingml/2006/main" xmlns:w14="http://schemas.microsoft.com/office/word/2010/wordml" xmlns:w10="urn:schemas-microsoft-com:office:word" xmlns:sl="http://schemas.openxmlformats.org/schemaLibrary/2006/main" xmlns:wpsCustomData="http://www.wps.cn/officeDocument/2013/wpsCustomData" mc:Ignorable="w14">
+<w:styles xmlns:mc="http://schemas.openxmlformats.org/markup-compatibility/2006" xmlns:r="http://schemas.openxmlformats.org/officeDocument/2006/relationships" xmlns:w="http://schemas.openxmlformats.org/wordprocessingml/2006/main" xmlns:w14="http://schemas.microsoft.com/office/word/2010/wordml" xmlns:w15="http://schemas.microsoft.com/office/word/2012/wordml" mc:Ignorable="w14 w15">
   <w:docDefaults>
     <w:rPrDefault>
       <w:rPr>
-        <w:rFonts w:ascii="Times New Roman" w:hAnsi="Times New Roman" w:eastAsia="宋体" w:cs="Times New Roman"/>
+        <w:rFonts w:ascii="Times New Roman" w:eastAsia="宋体" w:hAnsi="Times New Roman" w:cs="Times New Roman"/>
       </w:rPr>
     </w:rPrDefault>
     <w:pPrDefault/>
   </w:docDefaults>
-  <w:latentStyles w:count="260" w:defQFormat="0" w:defUnhideWhenUsed="1" w:defSemiHidden="1" w:defUIPriority="99" w:defLockedState="0">
-    <w:lsdException w:qFormat="1" w:unhideWhenUsed="0" w:uiPriority="0" w:semiHidden="0" w:name="Normal"/>
-    <w:lsdException w:qFormat="1" w:unhideWhenUsed="0" w:uiPriority="0" w:semiHidden="0" w:name="heading 1"/>
-    <w:lsdException w:qFormat="1" w:uiPriority="0" w:semiHidden="0" w:name="heading 2"/>
-    <w:lsdException w:qFormat="1" w:uiPriority="0" w:name="heading 3"/>
-    <w:lsdException w:qFormat="1" w:uiPriority="0" w:semiHidden="0" w:name="heading 4"/>
-    <w:lsdException w:qFormat="1" w:uiPriority="0" w:name="heading 5"/>
-    <w:lsdException w:qFormat="1" w:uiPriority="0" w:name="heading 6"/>
-    <w:lsdException w:qFormat="1" w:uiPriority="0" w:name="heading 7"/>
-    <w:lsdException w:qFormat="1" w:uiPriority="0" w:name="heading 8"/>
-    <w:lsdException w:qFormat="1" w:uiPriority="0" w:name="heading 9"/>
-    <w:lsdException w:unhideWhenUsed="0" w:uiPriority="0" w:semiHidden="0" w:name="index 1"/>
-    <w:lsdException w:unhideWhenUsed="0" w:uiPriority="0" w:semiHidden="0" w:name="index 2"/>
-    <w:lsdException w:unhideWhenUsed="0" w:uiPriority="0" w:semiHidden="0" w:name="index 3"/>
-    <w:lsdException w:unhideWhenUsed="0" w:uiPriority="0" w:semiHidden="0" w:name="index 4"/>
-    <w:lsdException w:unhideWhenUsed="0" w:uiPriority="0" w:semiHidden="0" w:name="index 5"/>
-    <w:lsdException w:unhideWhenUsed="0" w:uiPriority="0" w:semiHidden="0" w:name="index 6"/>
-    <w:lsdException w:unhideWhenUsed="0" w:uiPriority="0" w:semiHidden="0" w:name="index 7"/>
-    <w:lsdException w:unhideWhenUsed="0" w:uiPriority="0" w:semiHidden="0" w:name="index 8"/>
-    <w:lsdException w:unhideWhenUsed="0" w:uiPriority="0" w:semiHidden="0" w:name="index 9"/>
-    <w:lsdException w:qFormat="1" w:unhideWhenUsed="0" w:uiPriority="0" w:semiHidden="0" w:name="toc 1"/>
-    <w:lsdException w:qFormat="1" w:unhideWhenUsed="0" w:uiPriority="0" w:semiHidden="0" w:name="toc 2"/>
-    <w:lsdException w:qFormat="1" w:unhideWhenUsed="0" w:uiPriority="0" w:semiHidden="0" w:name="toc 3"/>
-    <w:lsdException w:unhideWhenUsed="0" w:uiPriority="0" w:semiHidden="0" w:name="toc 4"/>
-    <w:lsdException w:unhideWhenUsed="0" w:uiPriority="0" w:semiHidden="0" w:name="toc 5"/>
-    <w:lsdException w:unhideWhenUsed="0" w:uiPriority="0" w:semiHidden="0" w:name="toc 6"/>
-    <w:lsdException w:unhideWhenUsed="0" w:uiPriority="0" w:semiHidden="0" w:name="toc 7"/>
-    <w:lsdException w:unhideWhenUsed="0" w:uiPriority="0" w:semiHidden="0" w:name="toc 8"/>
-    <w:lsdException w:unhideWhenUsed="0" w:uiPriority="0" w:semiHidden="0" w:name="toc 9"/>
-    <w:lsdException w:unhideWhenUsed="0" w:uiPriority="0" w:semiHidden="0" w:name="Normal Indent"/>
-    <w:lsdException w:unhideWhenUsed="0" w:uiPriority="0" w:semiHidden="0" w:name="footnote text"/>
-    <w:lsdException w:qFormat="1" w:unhideWhenUsed="0" w:uiPriority="0" w:semiHidden="0" w:name="annotation text"/>
-    <w:lsdException w:qFormat="1" w:unhideWhenUsed="0" w:uiPriority="0" w:semiHidden="0" w:name="header"/>
-    <w:lsdException w:qFormat="1" w:unhideWhenUsed="0" w:uiPriority="0" w:semiHidden="0" w:name="footer"/>
-    <w:lsdException w:unhideWhenUsed="0" w:uiPriority="0" w:semiHidden="0" w:name="index heading"/>
-    <w:lsdException w:qFormat="1" w:uiPriority="0" w:name="caption"/>
-    <w:lsdException w:unhideWhenUsed="0" w:uiPriority="0" w:semiHidden="0" w:name="table of figures"/>
-    <w:lsdException w:unhideWhenUsed="0" w:uiPriority="0" w:semiHidden="0" w:name="envelope address"/>
-    <w:lsdException w:unhideWhenUsed="0" w:uiPriority="0" w:semiHidden="0" w:name="envelope return"/>
-    <w:lsdException w:unhideWhenUsed="0" w:uiPriority="0" w:semiHidden="0" w:name="footnote reference"/>
-    <w:lsdException w:unhideWhenUsed="0" w:uiPriority="0" w:semiHidden="0" w:name="annotation reference"/>
-    <w:lsdException w:unhideWhenUsed="0" w:uiPriority="0" w:semiHidden="0" w:name="line number"/>
-    <w:lsdException w:unhideWhenUsed="0" w:uiPriority="0" w:semiHidden="0" w:name="page number"/>
-    <w:lsdException w:unhideWhenUsed="0" w:uiPriority="0" w:semiHidden="0" w:name="endnote reference"/>
-    <w:lsdException w:unhideWhenUsed="0" w:uiPriority="0" w:semiHidden="0" w:name="endnote text"/>
-    <w:lsdException w:unhideWhenUsed="0" w:uiPriority="0" w:semiHidden="0" w:name="table of authorities"/>
-    <w:lsdException w:unhideWhenUsed="0" w:uiPriority="0" w:semiHidden="0" w:name="macro"/>
-    <w:lsdException w:unhideWhenUsed="0" w:uiPriority="0" w:semiHidden="0" w:name="toa heading"/>
-    <w:lsdException w:unhideWhenUsed="0" w:uiPriority="0" w:semiHidden="0" w:name="List"/>
-    <w:lsdException w:unhideWhenUsed="0" w:uiPriority="0" w:semiHidden="0" w:name="List Bullet"/>
-    <w:lsdException w:unhideWhenUsed="0" w:uiPriority="0" w:semiHidden="0" w:name="List Number"/>
-    <w:lsdException w:unhideWhenUsed="0" w:uiPriority="0" w:semiHidden="0" w:name="List 2"/>
-    <w:lsdException w:unhideWhenUsed="0" w:uiPriority="0" w:semiHidden="0" w:name="List 3"/>
-    <w:lsdException w:unhideWhenUsed="0" w:uiPriority="0" w:semiHidden="0" w:name="List 4"/>
-    <w:lsdException w:unhideWhenUsed="0" w:uiPriority="0" w:semiHidden="0" w:name="List 5"/>
-    <w:lsdException w:unhideWhenUsed="0" w:uiPriority="0" w:semiHidden="0" w:name="List Bullet 2"/>
-    <w:lsdException w:unhideWhenUsed="0" w:uiPriority="0" w:semiHidden="0" w:name="List Bullet 3"/>
-    <w:lsdException w:unhideWhenUsed="0" w:uiPriority="0" w:semiHidden="0" w:name="List Bullet 4"/>
-    <w:lsdException w:unhideWhenUsed="0" w:uiPriority="0" w:semiHidden="0" w:name="List Bullet 5"/>
-    <w:lsdException w:unhideWhenUsed="0" w:uiPriority="0" w:semiHidden="0" w:name="List Number 2"/>
-    <w:lsdException w:unhideWhenUsed="0" w:uiPriority="0" w:semiHidden="0" w:name="List Number 3"/>
-    <w:lsdException w:unhideWhenUsed="0" w:uiPriority="0" w:semiHidden="0" w:name="List Number 4"/>
-    <w:lsdException w:unhideWhenUsed="0" w:uiPriority="0" w:semiHidden="0" w:name="List Number 5"/>
-    <w:lsdException w:qFormat="1" w:unhideWhenUsed="0" w:uiPriority="0" w:semiHidden="0" w:name="Title"/>
-    <w:lsdException w:unhideWhenUsed="0" w:uiPriority="0" w:semiHidden="0" w:name="Closing"/>
-    <w:lsdException w:unhideWhenUsed="0" w:uiPriority="0" w:semiHidden="0" w:name="Signature"/>
-    <w:lsdException w:qFormat="1" w:unhideWhenUsed="0" w:uiPriority="0" w:name="Default Paragraph Font"/>
-    <w:lsdException w:qFormat="1" w:unhideWhenUsed="0" w:uiPriority="0" w:name="Body Text"/>
-    <w:lsdException w:unhideWhenUsed="0" w:uiPriority="0" w:semiHidden="0" w:name="Body Text Indent"/>
-    <w:lsdException w:unhideWhenUsed="0" w:uiPriority="0" w:semiHidden="0" w:name="List Continue"/>
-    <w:lsdException w:unhideWhenUsed="0" w:uiPriority="0" w:semiHidden="0" w:name="List Continue 2"/>
-    <w:lsdException w:unhideWhenUsed="0" w:uiPriority="0" w:semiHidden="0" w:name="List Continue 3"/>
-    <w:lsdException w:unhideWhenUsed="0" w:uiPriority="0" w:semiHidden="0" w:name="List Continue 4"/>
-    <w:lsdException w:unhideWhenUsed="0" w:uiPriority="0" w:semiHidden="0" w:name="List Continue 5"/>
-    <w:lsdException w:unhideWhenUsed="0" w:uiPriority="0" w:semiHidden="0" w:name="Message Header"/>
-    <w:lsdException w:qFormat="1" w:unhideWhenUsed="0" w:uiPriority="0" w:semiHidden="0" w:name="Subtitle"/>
-    <w:lsdException w:unhideWhenUsed="0" w:uiPriority="0" w:semiHidden="0" w:name="Salutation"/>
-    <w:lsdException w:unhideWhenUsed="0" w:uiPriority="0" w:semiHidden="0" w:name="Date"/>
-    <w:lsdException w:unhideWhenUsed="0" w:uiPriority="0" w:semiHidden="0" w:name="Body Text First Indent"/>
-    <w:lsdException w:unhideWhenUsed="0" w:uiPriority="0" w:semiHidden="0" w:name="Body Text First Indent 2"/>
-    <w:lsdException w:uiPriority="99" w:name="Note Heading"/>
-    <w:lsdException w:unhideWhenUsed="0" w:uiPriority="0" w:semiHidden="0" w:name="Body Text 2"/>
-    <w:lsdException w:unhideWhenUsed="0" w:uiPriority="0" w:semiHidden="0" w:name="Body Text 3"/>
-    <w:lsdException w:unhideWhenUsed="0" w:uiPriority="0" w:semiHidden="0" w:name="Body Text Indent 2"/>
-    <w:lsdException w:unhideWhenUsed="0" w:uiPriority="0" w:semiHidden="0" w:name="Body Text Indent 3"/>
-    <w:lsdException w:unhideWhenUsed="0" w:uiPriority="0" w:semiHidden="0" w:name="Block Text"/>
-    <w:lsdException w:unhideWhenUsed="0" w:uiPriority="0" w:semiHidden="0" w:name="Hyperlink"/>
-    <w:lsdException w:unhideWhenUsed="0" w:uiPriority="0" w:semiHidden="0" w:name="FollowedHyperlink"/>
-    <w:lsdException w:qFormat="1" w:unhideWhenUsed="0" w:uiPriority="0" w:semiHidden="0" w:name="Strong"/>
-    <w:lsdException w:qFormat="1" w:unhideWhenUsed="0" w:uiPriority="0" w:semiHidden="0" w:name="Emphasis"/>
-    <w:lsdException w:unhideWhenUsed="0" w:uiPriority="0" w:semiHidden="0" w:name="Document Map"/>
-    <w:lsdException w:unhideWhenUsed="0" w:uiPriority="0" w:semiHidden="0" w:name="Plain Text"/>
-    <w:lsdException w:unhideWhenUsed="0" w:uiPriority="0" w:semiHidden="0" w:name="E-mail Signature"/>
-    <w:lsdException w:qFormat="1" w:unhideWhenUsed="0" w:uiPriority="0" w:semiHidden="0" w:name="Normal (Web)"/>
-    <w:lsdException w:unhideWhenUsed="0" w:uiPriority="0" w:semiHidden="0" w:name="HTML Acronym"/>
-    <w:lsdException w:unhideWhenUsed="0" w:uiPriority="0" w:semiHidden="0" w:name="HTML Address"/>
-    <w:lsdException w:unhideWhenUsed="0" w:uiPriority="0" w:semiHidden="0" w:name="HTML Cite"/>
-    <w:lsdException w:unhideWhenUsed="0" w:uiPriority="0" w:semiHidden="0" w:name="HTML Code"/>
-    <w:lsdException w:unhideWhenUsed="0" w:uiPriority="0" w:semiHidden="0" w:name="HTML Definition"/>
-    <w:lsdException w:unhideWhenUsed="0" w:uiPriority="0" w:semiHidden="0" w:name="HTML Keyboard"/>
-    <w:lsdException w:unhideWhenUsed="0" w:uiPriority="0" w:semiHidden="0" w:name="HTML Preformatted"/>
-    <w:lsdException w:unhideWhenUsed="0" w:uiPriority="0" w:semiHidden="0" w:name="HTML Sample"/>
-    <w:lsdException w:unhideWhenUsed="0" w:uiPriority="0" w:semiHidden="0" w:name="HTML Typewriter"/>
-    <w:lsdException w:unhideWhenUsed="0" w:uiPriority="0" w:semiHidden="0" w:name="HTML Variable"/>
-    <w:lsdException w:qFormat="1" w:unhideWhenUsed="0" w:uiPriority="0" w:name="Normal Table"/>
-    <w:lsdException w:unhideWhenUsed="0" w:uiPriority="0" w:semiHidden="0" w:name="annotation subject"/>
-    <w:lsdException w:unhideWhenUsed="0" w:uiPriority="0" w:semiHidden="0" w:name="Table Simple 1"/>
-    <w:lsdException w:unhideWhenUsed="0" w:uiPriority="0" w:semiHidden="0" w:name="Table Simple 2"/>
-    <w:lsdException w:unhideWhenUsed="0" w:uiPriority="0" w:semiHidden="0" w:name="Table Simple 3"/>
-    <w:lsdException w:unhideWhenUsed="0" w:uiPriority="0" w:semiHidden="0" w:name="Table Classic 1"/>
-    <w:lsdException w:unhideWhenUsed="0" w:uiPriority="0" w:semiHidden="0" w:name="Table Classic 2"/>
-    <w:lsdException w:unhideWhenUsed="0" w:uiPriority="0" w:semiHidden="0" w:name="Table Classic 3"/>
-    <w:lsdException w:unhideWhenUsed="0" w:uiPriority="0" w:semiHidden="0" w:name="Table Classic 4"/>
-    <w:lsdException w:unhideWhenUsed="0" w:uiPriority="0" w:semiHidden="0" w:name="Table Colorful 1"/>
-    <w:lsdException w:unhideWhenUsed="0" w:uiPriority="0" w:semiHidden="0" w:name="Table Colorful 2"/>
-    <w:lsdException w:unhideWhenUsed="0" w:uiPriority="0" w:semiHidden="0" w:name="Table Colorful 3"/>
-    <w:lsdException w:unhideWhenUsed="0" w:uiPriority="0" w:semiHidden="0" w:name="Table Columns 1"/>
-    <w:lsdException w:unhideWhenUsed="0" w:uiPriority="0" w:semiHidden="0" w:name="Table Columns 2"/>
-    <w:lsdException w:unhideWhenUsed="0" w:uiPriority="0" w:semiHidden="0" w:name="Table Columns 3"/>
-    <w:lsdException w:unhideWhenUsed="0" w:uiPriority="0" w:semiHidden="0" w:name="Table Columns 4"/>
-    <w:lsdException w:unhideWhenUsed="0" w:uiPriority="0" w:semiHidden="0" w:name="Table Columns 5"/>
-    <w:lsdException w:unhideWhenUsed="0" w:uiPriority="0" w:semiHidden="0" w:name="Table Grid 1"/>
-    <w:lsdException w:unhideWhenUsed="0" w:uiPriority="0" w:semiHidden="0" w:name="Table Grid 2"/>
-    <w:lsdException w:unhideWhenUsed="0" w:uiPriority="0" w:semiHidden="0" w:name="Table Grid 3"/>
-    <w:lsdException w:unhideWhenUsed="0" w:uiPriority="0" w:semiHidden="0" w:name="Table Grid 4"/>
-    <w:lsdException w:unhideWhenUsed="0" w:uiPriority="0" w:semiHidden="0" w:name="Table Grid 5"/>
-    <w:lsdException w:unhideWhenUsed="0" w:uiPriority="0" w:semiHidden="0" w:name="Table Grid 6"/>
-    <w:lsdException w:unhideWhenUsed="0" w:uiPriority="0" w:semiHidden="0" w:name="Table Grid 7"/>
-    <w:lsdException w:unhideWhenUsed="0" w:uiPriority="0" w:semiHidden="0" w:name="Table Grid 8"/>
-    <w:lsdException w:unhideWhenUsed="0" w:uiPriority="0" w:semiHidden="0" w:name="Table List 1"/>
-    <w:lsdException w:unhideWhenUsed="0" w:uiPriority="0" w:semiHidden="0" w:name="Table List 2"/>
-    <w:lsdException w:unhideWhenUsed="0" w:uiPriority="0" w:semiHidden="0" w:name="Table List 3"/>
-    <w:lsdException w:unhideWhenUsed="0" w:uiPriority="0" w:semiHidden="0" w:name="Table List 4"/>
-    <w:lsdException w:unhideWhenUsed="0" w:uiPriority="0" w:semiHidden="0" w:name="Table List 5"/>
-    <w:lsdException w:unhideWhenUsed="0" w:uiPriority="0" w:semiHidden="0" w:name="Table List 6"/>
-    <w:lsdException w:unhideWhenUsed="0" w:uiPriority="0" w:semiHidden="0" w:name="Table List 7"/>
-    <w:lsdException w:unhideWhenUsed="0" w:uiPriority="0" w:semiHidden="0" w:name="Table List 8"/>
-    <w:lsdException w:unhideWhenUsed="0" w:uiPriority="0" w:semiHidden="0" w:name="Table 3D effects 1"/>
-    <w:lsdException w:unhideWhenUsed="0" w:uiPriority="0" w:semiHidden="0" w:name="Table 3D effects 2"/>
-    <w:lsdException w:unhideWhenUsed="0" w:uiPriority="0" w:semiHidden="0" w:name="Table 3D effects 3"/>
-    <w:lsdException w:unhideWhenUsed="0" w:uiPriority="0" w:semiHidden="0" w:name="Table Contemporary"/>
-    <w:lsdException w:unhideWhenUsed="0" w:uiPriority="0" w:semiHidden="0" w:name="Table Elegant"/>
-    <w:lsdException w:unhideWhenUsed="0" w:uiPriority="0" w:semiHidden="0" w:name="Table Professional"/>
-    <w:lsdException w:unhideWhenUsed="0" w:uiPriority="0" w:semiHidden="0" w:name="Table Subtle 1"/>
-    <w:lsdException w:unhideWhenUsed="0" w:uiPriority="0" w:semiHidden="0" w:name="Table Subtle 2"/>
-    <w:lsdException w:unhideWhenUsed="0" w:uiPriority="0" w:semiHidden="0" w:name="Table Web 1"/>
-    <w:lsdException w:unhideWhenUsed="0" w:uiPriority="0" w:semiHidden="0" w:name="Table Web 2"/>
-    <w:lsdException w:unhideWhenUsed="0" w:uiPriority="0" w:semiHidden="0" w:name="Table Web 3"/>
-    <w:lsdException w:unhideWhenUsed="0" w:uiPriority="0" w:semiHidden="0" w:name="Balloon Text"/>
-    <w:lsdException w:qFormat="1" w:unhideWhenUsed="0" w:uiPriority="0" w:semiHidden="0" w:name="Table Grid"/>
-    <w:lsdException w:unhideWhenUsed="0" w:uiPriority="0" w:semiHidden="0" w:name="Table Theme"/>
-    <w:lsdException w:unhideWhenUsed="0" w:uiPriority="60" w:semiHidden="0" w:name="Light Shading"/>
-    <w:lsdException w:unhideWhenUsed="0" w:uiPriority="61" w:semiHidden="0" w:name="Light List"/>
-    <w:lsdException w:unhideWhenUsed="0" w:uiPriority="62" w:semiHidden="0" w:name="Light Grid"/>
-    <w:lsdException w:unhideWhenUsed="0" w:uiPriority="63" w:semiHidden="0" w:name="Medium Shading 1"/>
-    <w:lsdException w:unhideWhenUsed="0" w:uiPriority="64" w:semiHidden="0" w:name="Medium Shading 2"/>
-    <w:lsdException w:unhideWhenUsed="0" w:uiPriority="65" w:semiHidden="0" w:name="Medium List 1"/>
-    <w:lsdException w:unhideWhenUsed="0" w:uiPriority="66" w:semiHidden="0" w:name="Medium List 2"/>
-    <w:lsdException w:unhideWhenUsed="0" w:uiPriority="67" w:semiHidden="0" w:name="Medium Grid 1"/>
-    <w:lsdException w:unhideWhenUsed="0" w:uiPriority="68" w:semiHidden="0" w:name="Medium Grid 2"/>
-    <w:lsdException w:unhideWhenUsed="0" w:uiPriority="69" w:semiHidden="0" w:name="Medium Grid 3"/>
-    <w:lsdException w:unhideWhenUsed="0" w:uiPriority="70" w:semiHidden="0" w:name="Dark List"/>
-    <w:lsdException w:unhideWhenUsed="0" w:uiPriority="71" w:semiHidden="0" w:name="Colorful Shading"/>
-    <w:lsdException w:unhideWhenUsed="0" w:uiPriority="72" w:semiHidden="0" w:name="Colorful List"/>
-    <w:lsdException w:unhideWhenUsed="0" w:uiPriority="73" w:semiHidden="0" w:name="Colorful Grid"/>
-    <w:lsdException w:unhideWhenUsed="0" w:uiPriority="60" w:semiHidden="0" w:name="Light Shading Accent 1"/>
-    <w:lsdException w:unhideWhenUsed="0" w:uiPriority="61" w:semiHidden="0" w:name="Light List Accent 1"/>
-    <w:lsdException w:unhideWhenUsed="0" w:uiPriority="62" w:semiHidden="0" w:name="Light Grid Accent 1"/>
-    <w:lsdException w:unhideWhenUsed="0" w:uiPriority="63" w:semiHidden="0" w:name="Medium Shading 1 Accent 1"/>
-    <w:lsdException w:unhideWhenUsed="0" w:uiPriority="64" w:semiHidden="0" w:name="Medium Shading 2 Accent 1"/>
-    <w:lsdException w:unhideWhenUsed="0" w:uiPriority="65" w:semiHidden="0" w:name="Medium List 1 Accent 1"/>
-    <w:lsdException w:unhideWhenUsed="0" w:uiPriority="66" w:semiHidden="0" w:name="Medium List 2 Accent 1"/>
-    <w:lsdException w:unhideWhenUsed="0" w:uiPriority="67" w:semiHidden="0" w:name="Medium Grid 1 Accent 1"/>
-    <w:lsdException w:unhideWhenUsed="0" w:uiPriority="68" w:semiHidden="0" w:name="Medium Grid 2 Accent 1"/>
-    <w:lsdException w:unhideWhenUsed="0" w:uiPriority="69" w:semiHidden="0" w:name="Medium Grid 3 Accent 1"/>
-    <w:lsdException w:unhideWhenUsed="0" w:uiPriority="70" w:semiHidden="0" w:name="Dark List Accent 1"/>
-    <w:lsdException w:unhideWhenUsed="0" w:uiPriority="71" w:semiHidden="0" w:name="Colorful Shading Accent 1"/>
-    <w:lsdException w:unhideWhenUsed="0" w:uiPriority="72" w:semiHidden="0" w:name="Colorful List Accent 1"/>
-    <w:lsdException w:unhideWhenUsed="0" w:uiPriority="73" w:semiHidden="0" w:name="Colorful Grid Accent 1"/>
-    <w:lsdException w:unhideWhenUsed="0" w:uiPriority="60" w:semiHidden="0" w:name="Light Shading Accent 2"/>
-    <w:lsdException w:unhideWhenUsed="0" w:uiPriority="61" w:semiHidden="0" w:name="Light List Accent 2"/>
-    <w:lsdException w:unhideWhenUsed="0" w:uiPriority="62" w:semiHidden="0" w:name="Light Grid Accent 2"/>
-    <w:lsdException w:unhideWhenUsed="0" w:uiPriority="63" w:semiHidden="0" w:name="Medium Shading 1 Accent 2"/>
-    <w:lsdException w:unhideWhenUsed="0" w:uiPriority="64" w:semiHidden="0" w:name="Medium Shading 2 Accent 2"/>
-    <w:lsdException w:unhideWhenUsed="0" w:uiPriority="65" w:semiHidden="0" w:name="Medium List 1 Accent 2"/>
-    <w:lsdException w:unhideWhenUsed="0" w:uiPriority="66" w:semiHidden="0" w:name="Medium List 2 Accent 2"/>
-    <w:lsdException w:unhideWhenUsed="0" w:uiPriority="67" w:semiHidden="0" w:name="Medium Grid 1 Accent 2"/>
-    <w:lsdException w:unhideWhenUsed="0" w:uiPriority="68" w:semiHidden="0" w:name="Medium Grid 2 Accent 2"/>
-    <w:lsdException w:unhideWhenUsed="0" w:uiPriority="69" w:semiHidden="0" w:name="Medium Grid 3 Accent 2"/>
-    <w:lsdException w:unhideWhenUsed="0" w:uiPriority="70" w:semiHidden="0" w:name="Dark List Accent 2"/>
-    <w:lsdException w:unhideWhenUsed="0" w:uiPriority="71" w:semiHidden="0" w:name="Colorful Shading Accent 2"/>
-    <w:lsdException w:unhideWhenUsed="0" w:uiPriority="72" w:semiHidden="0" w:name="Colorful List Accent 2"/>
-    <w:lsdException w:unhideWhenUsed="0" w:uiPriority="73" w:semiHidden="0" w:name="Colorful Grid Accent 2"/>
-    <w:lsdException w:unhideWhenUsed="0" w:uiPriority="60" w:semiHidden="0" w:name="Light Shading Accent 3"/>
-    <w:lsdException w:unhideWhenUsed="0" w:uiPriority="61" w:semiHidden="0" w:name="Light List Accent 3"/>
-    <w:lsdException w:unhideWhenUsed="0" w:uiPriority="62" w:semiHidden="0" w:name="Light Grid Accent 3"/>
-    <w:lsdException w:unhideWhenUsed="0" w:uiPriority="63" w:semiHidden="0" w:name="Medium Shading 1 Accent 3"/>
-    <w:lsdException w:unhideWhenUsed="0" w:uiPriority="64" w:semiHidden="0" w:name="Medium Shading 2 Accent 3"/>
-    <w:lsdException w:unhideWhenUsed="0" w:uiPriority="65" w:semiHidden="0" w:name="Medium List 1 Accent 3"/>
-    <w:lsdException w:unhideWhenUsed="0" w:uiPriority="66" w:semiHidden="0" w:name="Medium List 2 Accent 3"/>
-    <w:lsdException w:unhideWhenUsed="0" w:uiPriority="67" w:semiHidden="0" w:name="Medium Grid 1 Accent 3"/>
-    <w:lsdException w:unhideWhenUsed="0" w:uiPriority="68" w:semiHidden="0" w:name="Medium Grid 2 Accent 3"/>
-    <w:lsdException w:unhideWhenUsed="0" w:uiPriority="69" w:semiHidden="0" w:name="Medium Grid 3 Accent 3"/>
-    <w:lsdException w:unhideWhenUsed="0" w:uiPriority="70" w:semiHidden="0" w:name="Dark List Accent 3"/>
-    <w:lsdException w:unhideWhenUsed="0" w:uiPriority="71" w:semiHidden="0" w:name="Colorful Shading Accent 3"/>
-    <w:lsdException w:unhideWhenUsed="0" w:uiPriority="72" w:semiHidden="0" w:name="Colorful List Accent 3"/>
-    <w:lsdException w:unhideWhenUsed="0" w:uiPriority="73" w:semiHidden="0" w:name="Colorful Grid Accent 3"/>
-    <w:lsdException w:unhideWhenUsed="0" w:uiPriority="60" w:semiHidden="0" w:name="Light Shading Accent 4"/>
-    <w:lsdException w:unhideWhenUsed="0" w:uiPriority="61" w:semiHidden="0" w:name="Light List Accent 4"/>
-    <w:lsdException w:unhideWhenUsed="0" w:uiPriority="62" w:semiHidden="0" w:name="Light Grid Accent 4"/>
-    <w:lsdException w:unhideWhenUsed="0" w:uiPriority="63" w:semiHidden="0" w:name="Medium Shading 1 Accent 4"/>
-    <w:lsdException w:unhideWhenUsed="0" w:uiPriority="64" w:semiHidden="0" w:name="Medium Shading 2 Accent 4"/>
-    <w:lsdException w:unhideWhenUsed="0" w:uiPriority="65" w:semiHidden="0" w:name="Medium List 1 Accent 4"/>
-    <w:lsdException w:unhideWhenUsed="0" w:uiPriority="66" w:semiHidden="0" w:name="Medium List 2 Accent 4"/>
-    <w:lsdException w:unhideWhenUsed="0" w:uiPriority="67" w:semiHidden="0" w:name="Medium Grid 1 Accent 4"/>
-    <w:lsdException w:unhideWhenUsed="0" w:uiPriority="68" w:semiHidden="0" w:name="Medium Grid 2 Accent 4"/>
-    <w:lsdException w:unhideWhenUsed="0" w:uiPriority="69" w:semiHidden="0" w:name="Medium Grid 3 Accent 4"/>
-    <w:lsdException w:unhideWhenUsed="0" w:uiPriority="70" w:semiHidden="0" w:name="Dark List Accent 4"/>
-    <w:lsdException w:unhideWhenUsed="0" w:uiPriority="71" w:semiHidden="0" w:name="Colorful Shading Accent 4"/>
-    <w:lsdException w:unhideWhenUsed="0" w:uiPriority="72" w:semiHidden="0" w:name="Colorful List Accent 4"/>
-    <w:lsdException w:unhideWhenUsed="0" w:uiPriority="73" w:semiHidden="0" w:name="Colorful Grid Accent 4"/>
-    <w:lsdException w:unhideWhenUsed="0" w:uiPriority="60" w:semiHidden="0" w:name="Light Shading Accent 5"/>
-    <w:lsdException w:unhideWhenUsed="0" w:uiPriority="61" w:semiHidden="0" w:name="Light List Accent 5"/>
-    <w:lsdException w:unhideWhenUsed="0" w:uiPriority="62" w:semiHidden="0" w:name="Light Grid Accent 5"/>
-    <w:lsdException w:unhideWhenUsed="0" w:uiPriority="63" w:semiHidden="0" w:name="Medium Shading 1 Accent 5"/>
-    <w:lsdException w:unhideWhenUsed="0" w:uiPriority="64" w:semiHidden="0" w:name="Medium Shading 2 Accent 5"/>
-    <w:lsdException w:unhideWhenUsed="0" w:uiPriority="65" w:semiHidden="0" w:name="Medium List 1 Accent 5"/>
-    <w:lsdException w:unhideWhenUsed="0" w:uiPriority="66" w:semiHidden="0" w:name="Medium List 2 Accent 5"/>
-    <w:lsdException w:unhideWhenUsed="0" w:uiPriority="67" w:semiHidden="0" w:name="Medium Grid 1 Accent 5"/>
-    <w:lsdException w:unhideWhenUsed="0" w:uiPriority="68" w:semiHidden="0" w:name="Medium Grid 2 Accent 5"/>
-    <w:lsdException w:unhideWhenUsed="0" w:uiPriority="69" w:semiHidden="0" w:name="Medium Grid 3 Accent 5"/>
-    <w:lsdException w:unhideWhenUsed="0" w:uiPriority="70" w:semiHidden="0" w:name="Dark List Accent 5"/>
-    <w:lsdException w:unhideWhenUsed="0" w:uiPriority="71" w:semiHidden="0" w:name="Colorful Shading Accent 5"/>
-    <w:lsdException w:unhideWhenUsed="0" w:uiPriority="72" w:semiHidden="0" w:name="Colorful List Accent 5"/>
-    <w:lsdException w:unhideWhenUsed="0" w:uiPriority="73" w:semiHidden="0" w:name="Colorful Grid Accent 5"/>
-    <w:lsdException w:unhideWhenUsed="0" w:uiPriority="60" w:semiHidden="0" w:name="Light Shading Accent 6"/>
-    <w:lsdException w:unhideWhenUsed="0" w:uiPriority="61" w:semiHidden="0" w:name="Light List Accent 6"/>
-    <w:lsdException w:unhideWhenUsed="0" w:uiPriority="62" w:semiHidden="0" w:name="Light Grid Accent 6"/>
-    <w:lsdException w:unhideWhenUsed="0" w:uiPriority="63" w:semiHidden="0" w:name="Medium Shading 1 Accent 6"/>
-    <w:lsdException w:unhideWhenUsed="0" w:uiPriority="64" w:semiHidden="0" w:name="Medium Shading 2 Accent 6"/>
-    <w:lsdException w:unhideWhenUsed="0" w:uiPriority="65" w:semiHidden="0" w:name="Medium List 1 Accent 6"/>
-    <w:lsdException w:unhideWhenUsed="0" w:uiPriority="66" w:semiHidden="0" w:name="Medium List 2 Accent 6"/>
-    <w:lsdException w:unhideWhenUsed="0" w:uiPriority="67" w:semiHidden="0" w:name="Medium Grid 1 Accent 6"/>
-    <w:lsdException w:unhideWhenUsed="0" w:uiPriority="68" w:semiHidden="0" w:name="Medium Grid 2 Accent 6"/>
-    <w:lsdException w:unhideWhenUsed="0" w:uiPriority="69" w:semiHidden="0" w:name="Medium Grid 3 Accent 6"/>
-    <w:lsdException w:unhideWhenUsed="0" w:uiPriority="70" w:semiHidden="0" w:name="Dark List Accent 6"/>
-    <w:lsdException w:unhideWhenUsed="0" w:uiPriority="71" w:semiHidden="0" w:name="Colorful Shading Accent 6"/>
-    <w:lsdException w:unhideWhenUsed="0" w:uiPriority="72" w:semiHidden="0" w:name="Colorful List Accent 6"/>
-    <w:lsdException w:unhideWhenUsed="0" w:uiPriority="73" w:semiHidden="0" w:name="Colorful Grid Accent 6"/>
+  <w:latentStyles w:defLockedState="0" w:defUIPriority="99" w:defSemiHidden="1" w:defUnhideWhenUsed="1" w:defQFormat="0" w:count="260">
+    <w:lsdException w:name="Normal" w:semiHidden="0" w:uiPriority="0" w:unhideWhenUsed="0" w:qFormat="1"/>
+    <w:lsdException w:name="heading 1" w:semiHidden="0" w:uiPriority="0" w:unhideWhenUsed="0" w:qFormat="1"/>
+    <w:lsdException w:name="heading 2" w:semiHidden="0" w:uiPriority="0" w:qFormat="1"/>
+    <w:lsdException w:name="heading 3" w:uiPriority="0" w:qFormat="1"/>
+    <w:lsdException w:name="heading 4" w:semiHidden="0" w:uiPriority="0" w:qFormat="1"/>
+    <w:lsdException w:name="heading 5" w:uiPriority="0" w:qFormat="1"/>
+    <w:lsdException w:name="heading 6" w:uiPriority="0" w:qFormat="1"/>
+    <w:lsdException w:name="heading 7" w:uiPriority="0" w:qFormat="1"/>
+    <w:lsdException w:name="heading 8" w:uiPriority="0" w:qFormat="1"/>
+    <w:lsdException w:name="heading 9" w:uiPriority="0" w:qFormat="1"/>
+    <w:lsdException w:name="index 1" w:semiHidden="0" w:uiPriority="0" w:unhideWhenUsed="0"/>
+    <w:lsdException w:name="index 2" w:semiHidden="0" w:uiPriority="0" w:unhideWhenUsed="0"/>
+    <w:lsdException w:name="index 3" w:semiHidden="0" w:uiPriority="0" w:unhideWhenUsed="0"/>
+    <w:lsdException w:name="index 4" w:semiHidden="0" w:uiPriority="0" w:unhideWhenUsed="0"/>
+    <w:lsdException w:name="index 5" w:semiHidden="0" w:uiPriority="0" w:unhideWhenUsed="0"/>
+    <w:lsdException w:name="index 6" w:semiHidden="0" w:uiPriority="0" w:unhideWhenUsed="0"/>
+    <w:lsdException w:name="index 7" w:semiHidden="0" w:uiPriority="0" w:unhideWhenUsed="0"/>
+    <w:lsdException w:name="index 8" w:semiHidden="0" w:uiPriority="0" w:unhideWhenUsed="0"/>
+    <w:lsdException w:name="index 9" w:semiHidden="0" w:uiPriority="0" w:unhideWhenUsed="0"/>
+    <w:lsdException w:name="toc 1" w:semiHidden="0" w:uiPriority="0" w:unhideWhenUsed="0" w:qFormat="1"/>
+    <w:lsdException w:name="toc 2" w:semiHidden="0" w:uiPriority="0" w:unhideWhenUsed="0" w:qFormat="1"/>
+    <w:lsdException w:name="toc 3" w:semiHidden="0" w:uiPriority="0" w:unhideWhenUsed="0" w:qFormat="1"/>
+    <w:lsdException w:name="toc 4" w:semiHidden="0" w:uiPriority="0" w:unhideWhenUsed="0"/>
+    <w:lsdException w:name="toc 5" w:semiHidden="0" w:uiPriority="0" w:unhideWhenUsed="0"/>
+    <w:lsdException w:name="toc 6" w:semiHidden="0" w:uiPriority="0" w:unhideWhenUsed="0"/>
+    <w:lsdException w:name="toc 7" w:semiHidden="0" w:uiPriority="0" w:unhideWhenUsed="0"/>
+    <w:lsdException w:name="toc 8" w:semiHidden="0" w:uiPriority="0" w:unhideWhenUsed="0"/>
+    <w:lsdException w:name="toc 9" w:semiHidden="0" w:uiPriority="0" w:unhideWhenUsed="0"/>
+    <w:lsdException w:name="Normal Indent" w:semiHidden="0" w:uiPriority="0" w:unhideWhenUsed="0"/>
+    <w:lsdException w:name="footnote text" w:semiHidden="0" w:uiPriority="0" w:unhideWhenUsed="0"/>
+    <w:lsdException w:name="annotation text" w:semiHidden="0" w:uiPriority="0" w:unhideWhenUsed="0" w:qFormat="1"/>
+    <w:lsdException w:name="header" w:semiHidden="0" w:uiPriority="0" w:unhideWhenUsed="0" w:qFormat="1"/>
+    <w:lsdException w:name="footer" w:semiHidden="0" w:uiPriority="0" w:unhideWhenUsed="0" w:qFormat="1"/>
+    <w:lsdException w:name="index heading" w:semiHidden="0" w:uiPriority="0" w:unhideWhenUsed="0"/>
+    <w:lsdException w:name="caption" w:uiPriority="0" w:qFormat="1"/>
+    <w:lsdException w:name="table of figures" w:semiHidden="0" w:uiPriority="0" w:unhideWhenUsed="0"/>
+    <w:lsdException w:name="envelope address" w:semiHidden="0" w:uiPriority="0" w:unhideWhenUsed="0"/>
+    <w:lsdException w:name="envelope return" w:semiHidden="0" w:uiPriority="0" w:unhideWhenUsed="0"/>
+    <w:lsdException w:name="footnote reference" w:semiHidden="0" w:uiPriority="0" w:unhideWhenUsed="0"/>
+    <w:lsdException w:name="annotation reference" w:semiHidden="0" w:uiPriority="0" w:unhideWhenUsed="0"/>
+    <w:lsdException w:name="line number" w:semiHidden="0" w:uiPriority="0" w:unhideWhenUsed="0"/>
+    <w:lsdException w:name="page number" w:semiHidden="0" w:uiPriority="0" w:unhideWhenUsed="0"/>
+    <w:lsdException w:name="endnote reference" w:semiHidden="0" w:uiPriority="0" w:unhideWhenUsed="0"/>
+    <w:lsdException w:name="endnote text" w:semiHidden="0" w:uiPriority="0" w:unhideWhenUsed="0"/>
+    <w:lsdException w:name="table of authorities" w:semiHidden="0" w:uiPriority="0" w:unhideWhenUsed="0"/>
+    <w:lsdException w:name="macro" w:semiHidden="0" w:uiPriority="0" w:unhideWhenUsed="0"/>
+    <w:lsdException w:name="toa heading" w:semiHidden="0" w:uiPriority="0" w:unhideWhenUsed="0"/>
+    <w:lsdException w:name="List" w:semiHidden="0" w:uiPriority="0" w:unhideWhenUsed="0"/>
+    <w:lsdException w:name="List Bullet" w:semiHidden="0" w:uiPriority="0" w:unhideWhenUsed="0"/>
+    <w:lsdException w:name="List Number" w:semiHidden="0" w:uiPriority="0" w:unhideWhenUsed="0"/>
+    <w:lsdException w:name="List 2" w:semiHidden="0" w:uiPriority="0" w:unhideWhenUsed="0"/>
+    <w:lsdException w:name="List 3" w:semiHidden="0" w:uiPriority="0" w:unhideWhenUsed="0"/>
+    <w:lsdException w:name="List 4" w:semiHidden="0" w:uiPriority="0" w:unhideWhenUsed="0"/>
+    <w:lsdException w:name="List 5" w:semiHidden="0" w:uiPriority="0" w:unhideWhenUsed="0"/>
+    <w:lsdException w:name="List Bullet 2" w:semiHidden="0" w:uiPriority="0" w:unhideWhenUsed="0"/>
+    <w:lsdException w:name="List Bullet 3" w:semiHidden="0" w:uiPriority="0" w:unhideWhenUsed="0"/>
+    <w:lsdException w:name="List Bullet 4" w:semiHidden="0" w:uiPriority="0" w:unhideWhenUsed="0"/>
+    <w:lsdException w:name="List Bullet 5" w:semiHidden="0" w:uiPriority="0" w:unhideWhenUsed="0"/>
+    <w:lsdException w:name="List Number 2" w:semiHidden="0" w:uiPriority="0" w:unhideWhenUsed="0"/>
+    <w:lsdException w:name="List Number 3" w:semiHidden="0" w:uiPriority="0" w:unhideWhenUsed="0"/>
+    <w:lsdException w:name="List Number 4" w:semiHidden="0" w:uiPriority="0" w:unhideWhenUsed="0"/>
+    <w:lsdException w:name="List Number 5" w:semiHidden="0" w:uiPriority="0" w:unhideWhenUsed="0"/>
+    <w:lsdException w:name="Title" w:semiHidden="0" w:uiPriority="0" w:unhideWhenUsed="0" w:qFormat="1"/>
+    <w:lsdException w:name="Closing" w:semiHidden="0" w:uiPriority="0" w:unhideWhenUsed="0"/>
+    <w:lsdException w:name="Signature" w:semiHidden="0" w:uiPriority="0" w:unhideWhenUsed="0"/>
+    <w:lsdException w:name="Default Paragraph Font" w:uiPriority="0" w:unhideWhenUsed="0" w:qFormat="1"/>
+    <w:lsdException w:name="Body Text" w:uiPriority="0" w:unhideWhenUsed="0" w:qFormat="1"/>
+    <w:lsdException w:name="Body Text Indent" w:semiHidden="0" w:uiPriority="0" w:unhideWhenUsed="0"/>
+    <w:lsdException w:name="List Continue" w:semiHidden="0" w:uiPriority="0" w:unhideWhenUsed="0"/>
+    <w:lsdException w:name="List Continue 2" w:semiHidden="0" w:uiPriority="0" w:unhideWhenUsed="0"/>
+    <w:lsdException w:name="List Continue 3" w:semiHidden="0" w:uiPriority="0" w:unhideWhenUsed="0"/>
+    <w:lsdException w:name="List Continue 4" w:semiHidden="0" w:uiPriority="0" w:unhideWhenUsed="0"/>
+    <w:lsdException w:name="List Continue 5" w:semiHidden="0" w:uiPriority="0" w:unhideWhenUsed="0"/>
+    <w:lsdException w:name="Message Header" w:semiHidden="0" w:uiPriority="0" w:unhideWhenUsed="0"/>
+    <w:lsdException w:name="Subtitle" w:semiHidden="0" w:uiPriority="0" w:unhideWhenUsed="0" w:qFormat="1"/>
+    <w:lsdException w:name="Salutation" w:semiHidden="0" w:uiPriority="0" w:unhideWhenUsed="0"/>
+    <w:lsdException w:name="Date" w:semiHidden="0" w:uiPriority="0" w:unhideWhenUsed="0"/>
+    <w:lsdException w:name="Body Text First Indent" w:semiHidden="0" w:uiPriority="0" w:unhideWhenUsed="0"/>
+    <w:lsdException w:name="Body Text First Indent 2" w:semiHidden="0" w:uiPriority="0" w:unhideWhenUsed="0"/>
+    <w:lsdException w:name="Body Text 2" w:semiHidden="0" w:uiPriority="0" w:unhideWhenUsed="0"/>
+    <w:lsdException w:name="Body Text 3" w:semiHidden="0" w:uiPriority="0" w:unhideWhenUsed="0"/>
+    <w:lsdException w:name="Body Text Indent 2" w:semiHidden="0" w:uiPriority="0" w:unhideWhenUsed="0"/>
+    <w:lsdException w:name="Body Text Indent 3" w:semiHidden="0" w:uiPriority="0" w:unhideWhenUsed="0"/>
+    <w:lsdException w:name="Block Text" w:semiHidden="0" w:uiPriority="0" w:unhideWhenUsed="0"/>
+    <w:lsdException w:name="Hyperlink" w:semiHidden="0" w:uiPriority="0" w:unhideWhenUsed="0"/>
+    <w:lsdException w:name="FollowedHyperlink" w:semiHidden="0" w:uiPriority="0" w:unhideWhenUsed="0"/>
+    <w:lsdException w:name="Strong" w:semiHidden="0" w:uiPriority="0" w:unhideWhenUsed="0" w:qFormat="1"/>
+    <w:lsdException w:name="Emphasis" w:semiHidden="0" w:uiPriority="0" w:unhideWhenUsed="0" w:qFormat="1"/>
+    <w:lsdException w:name="Document Map" w:semiHidden="0" w:uiPriority="0" w:unhideWhenUsed="0"/>
+    <w:lsdException w:name="Plain Text" w:semiHidden="0" w:uiPriority="0" w:unhideWhenUsed="0"/>
+    <w:lsdException w:name="E-mail Signature" w:semiHidden="0" w:uiPriority="0" w:unhideWhenUsed="0"/>
+    <w:lsdException w:name="Normal (Web)" w:semiHidden="0" w:uiPriority="0" w:unhideWhenUsed="0" w:qFormat="1"/>
+    <w:lsdException w:name="HTML Acronym" w:semiHidden="0" w:uiPriority="0" w:unhideWhenUsed="0"/>
+    <w:lsdException w:name="HTML Address" w:semiHidden="0" w:uiPriority="0" w:unhideWhenUsed="0"/>
+    <w:lsdException w:name="HTML Cite" w:semiHidden="0" w:uiPriority="0" w:unhideWhenUsed="0"/>
+    <w:lsdException w:name="HTML Code" w:semiHidden="0" w:uiPriority="0" w:unhideWhenUsed="0"/>
+    <w:lsdException w:name="HTML Definition" w:semiHidden="0" w:uiPriority="0" w:unhideWhenUsed="0"/>
+    <w:lsdException w:name="HTML Keyboard" w:semiHidden="0" w:uiPriority="0" w:unhideWhenUsed="0"/>
+    <w:lsdException w:name="HTML Preformatted" w:semiHidden="0" w:uiPriority="0" w:unhideWhenUsed="0"/>
+    <w:lsdException w:name="HTML Sample" w:semiHidden="0" w:uiPriority="0" w:unhideWhenUsed="0"/>
+    <w:lsdException w:name="HTML Typewriter" w:semiHidden="0" w:uiPriority="0" w:unhideWhenUsed="0"/>
+    <w:lsdException w:name="HTML Variable" w:semiHidden="0" w:uiPriority="0" w:unhideWhenUsed="0"/>
+    <w:lsdException w:name="Normal Table" w:uiPriority="0" w:unhideWhenUsed="0" w:qFormat="1"/>
+    <w:lsdException w:name="annotation subject" w:semiHidden="0" w:uiPriority="0" w:unhideWhenUsed="0"/>
+    <w:lsdException w:name="Table Simple 1" w:semiHidden="0" w:uiPriority="0" w:unhideWhenUsed="0"/>
+    <w:lsdException w:name="Table Simple 2" w:semiHidden="0" w:uiPriority="0" w:unhideWhenUsed="0"/>
+    <w:lsdException w:name="Table Simple 3" w:semiHidden="0" w:uiPriority="0" w:unhideWhenUsed="0"/>
+    <w:lsdException w:name="Table Classic 1" w:semiHidden="0" w:uiPriority="0" w:unhideWhenUsed="0"/>
+    <w:lsdException w:name="Table Classic 2" w:semiHidden="0" w:uiPriority="0" w:unhideWhenUsed="0"/>
+    <w:lsdException w:name="Table Classic 3" w:semiHidden="0" w:uiPriority="0" w:unhideWhenUsed="0"/>
+    <w:lsdException w:name="Table Classic 4" w:semiHidden="0" w:uiPriority="0" w:unhideWhenUsed="0"/>
+    <w:lsdException w:name="Table Colorful 1" w:semiHidden="0" w:uiPriority="0" w:unhideWhenUsed="0"/>
+    <w:lsdException w:name="Table Colorful 2" w:semiHidden="0" w:uiPriority="0" w:unhideWhenUsed="0"/>
+    <w:lsdException w:name="Table Colorful 3" w:semiHidden="0" w:uiPriority="0" w:unhideWhenUsed="0"/>
+    <w:lsdException w:name="Table Columns 1" w:semiHidden="0" w:uiPriority="0" w:unhideWhenUsed="0"/>
+    <w:lsdException w:name="Table Columns 2" w:semiHidden="0" w:uiPriority="0" w:unhideWhenUsed="0"/>
+    <w:lsdException w:name="Table Columns 3" w:semiHidden="0" w:uiPriority="0" w:unhideWhenUsed="0"/>
+    <w:lsdException w:name="Table Columns 4" w:semiHidden="0" w:uiPriority="0" w:unhideWhenUsed="0"/>
+    <w:lsdException w:name="Table Columns 5" w:semiHidden="0" w:uiPriority="0" w:unhideWhenUsed="0"/>
+    <w:lsdException w:name="Table Grid 1" w:semiHidden="0" w:uiPriority="0" w:unhideWhenUsed="0"/>
+    <w:lsdException w:name="Table Grid 2" w:semiHidden="0" w:uiPriority="0" w:unhideWhenUsed="0"/>
+    <w:lsdException w:name="Table Grid 3" w:semiHidden="0" w:uiPriority="0" w:unhideWhenUsed="0"/>
+    <w:lsdException w:name="Table Grid 4" w:semiHidden="0" w:uiPriority="0" w:unhideWhenUsed="0"/>
+    <w:lsdException w:name="Table Grid 5" w:semiHidden="0" w:uiPriority="0" w:unhideWhenUsed="0"/>
+    <w:lsdException w:name="Table Grid 6" w:semiHidden="0" w:uiPriority="0" w:unhideWhenUsed="0"/>
+    <w:lsdException w:name="Table Grid 7" w:semiHidden="0" w:uiPriority="0" w:unhideWhenUsed="0"/>
+    <w:lsdException w:name="Table Grid 8" w:semiHidden="0" w:uiPriority="0" w:unhideWhenUsed="0"/>
+    <w:lsdException w:name="Table List 1" w:semiHidden="0" w:uiPriority="0" w:unhideWhenUsed="0"/>
+    <w:lsdException w:name="Table List 2" w:semiHidden="0" w:uiPriority="0" w:unhideWhenUsed="0"/>
+    <w:lsdException w:name="Table List 3" w:semiHidden="0" w:uiPriority="0" w:unhideWhenUsed="0"/>
+    <w:lsdException w:name="Table List 4" w:semiHidden="0" w:uiPriority="0" w:unhideWhenUsed="0"/>
+    <w:lsdException w:name="Table List 5" w:semiHidden="0" w:uiPriority="0" w:unhideWhenUsed="0"/>
+    <w:lsdException w:name="Table List 6" w:semiHidden="0" w:uiPriority="0" w:unhideWhenUsed="0"/>
+    <w:lsdException w:name="Table List 7" w:semiHidden="0" w:uiPriority="0" w:unhideWhenUsed="0"/>
+    <w:lsdException w:name="Table List 8" w:semiHidden="0" w:uiPriority="0" w:unhideWhenUsed="0"/>
+    <w:lsdException w:name="Table 3D effects 1" w:semiHidden="0" w:uiPriority="0" w:unhideWhenUsed="0"/>
+    <w:lsdException w:name="Table 3D effects 2" w:semiHidden="0" w:uiPriority="0" w:unhideWhenUsed="0"/>
+    <w:lsdException w:name="Table 3D effects 3" w:semiHidden="0" w:uiPriority="0" w:unhideWhenUsed="0"/>
+    <w:lsdException w:name="Table Contemporary" w:semiHidden="0" w:uiPriority="0" w:unhideWhenUsed="0"/>
+    <w:lsdException w:name="Table Elegant" w:semiHidden="0" w:uiPriority="0" w:unhideWhenUsed="0"/>
+    <w:lsdException w:name="Table Professional" w:semiHidden="0" w:uiPriority="0" w:unhideWhenUsed="0"/>
+    <w:lsdException w:name="Table Subtle 1" w:semiHidden="0" w:uiPriority="0" w:unhideWhenUsed="0"/>
+    <w:lsdException w:name="Table Subtle 2" w:semiHidden="0" w:uiPriority="0" w:unhideWhenUsed="0"/>
+    <w:lsdException w:name="Table Web 1" w:semiHidden="0" w:uiPriority="0" w:unhideWhenUsed="0"/>
+    <w:lsdException w:name="Table Web 2" w:semiHidden="0" w:uiPriority="0" w:unhideWhenUsed="0"/>
+    <w:lsdException w:name="Table Web 3" w:semiHidden="0" w:uiPriority="0" w:unhideWhenUsed="0"/>
+    <w:lsdException w:name="Balloon Text" w:semiHidden="0" w:uiPriority="0" w:unhideWhenUsed="0"/>
+    <w:lsdException w:name="Table Grid" w:semiHidden="0" w:uiPriority="0" w:unhideWhenUsed="0" w:qFormat="1"/>
+    <w:lsdException w:name="Table Theme" w:semiHidden="0" w:uiPriority="0" w:unhideWhenUsed="0"/>
+    <w:lsdException w:name="Light Shading" w:semiHidden="0" w:uiPriority="60" w:unhideWhenUsed="0"/>
+    <w:lsdException w:name="Light List" w:semiHidden="0" w:uiPriority="61" w:unhideWhenUsed="0"/>
+    <w:lsdException w:name="Light Grid" w:semiHidden="0" w:uiPriority="62" w:unhideWhenUsed="0"/>
+    <w:lsdException w:name="Medium Shading 1" w:semiHidden="0" w:uiPriority="63" w:unhideWhenUsed="0"/>
+    <w:lsdException w:name="Medium Shading 2" w:semiHidden="0" w:uiPriority="64" w:unhideWhenUsed="0"/>
+    <w:lsdException w:name="Medium List 1" w:semiHidden="0" w:uiPriority="65" w:unhideWhenUsed="0"/>
+    <w:lsdException w:name="Medium List 2" w:semiHidden="0" w:uiPriority="66" w:unhideWhenUsed="0"/>
+    <w:lsdException w:name="Medium Grid 1" w:semiHidden="0" w:uiPriority="67" w:unhideWhenUsed="0"/>
+    <w:lsdException w:name="Medium Grid 2" w:semiHidden="0" w:uiPriority="68" w:unhideWhenUsed="0"/>
+    <w:lsdException w:name="Medium Grid 3" w:semiHidden="0" w:uiPriority="69" w:unhideWhenUsed="0"/>
+    <w:lsdException w:name="Dark List" w:semiHidden="0" w:uiPriority="70" w:unhideWhenUsed="0"/>
+    <w:lsdException w:name="Colorful Shading" w:semiHidden="0" w:uiPriority="71" w:unhideWhenUsed="0"/>
+    <w:lsdException w:name="Colorful List" w:semiHidden="0" w:uiPriority="72" w:unhideWhenUsed="0"/>
+    <w:lsdException w:name="Colorful Grid" w:semiHidden="0" w:uiPriority="73" w:unhideWhenUsed="0"/>
+    <w:lsdException w:name="Light Shading Accent 1" w:semiHidden="0" w:uiPriority="60" w:unhideWhenUsed="0"/>
+    <w:lsdException w:name="Light List Accent 1" w:semiHidden="0" w:uiPriority="61" w:unhideWhenUsed="0"/>
+    <w:lsdException w:name="Light Grid Accent 1" w:semiHidden="0" w:uiPriority="62" w:unhideWhenUsed="0"/>
+    <w:lsdException w:name="Medium Shading 1 Accent 1" w:semiHidden="0" w:uiPriority="63" w:unhideWhenUsed="0"/>
+    <w:lsdException w:name="Medium Shading 2 Accent 1" w:semiHidden="0" w:uiPriority="64" w:unhideWhenUsed="0"/>
+    <w:lsdException w:name="Medium List 1 Accent 1" w:semiHidden="0" w:uiPriority="65" w:unhideWhenUsed="0"/>
+    <w:lsdException w:name="Medium List 2 Accent 1" w:semiHidden="0" w:uiPriority="66" w:unhideWhenUsed="0"/>
+    <w:lsdException w:name="Medium Grid 1 Accent 1" w:semiHidden="0" w:uiPriority="67" w:unhideWhenUsed="0"/>
+    <w:lsdException w:name="Medium Grid 2 Accent 1" w:semiHidden="0" w:uiPriority="68" w:unhideWhenUsed="0"/>
+    <w:lsdException w:name="Medium Grid 3 Accent 1" w:semiHidden="0" w:uiPriority="69" w:unhideWhenUsed="0"/>
+    <w:lsdException w:name="Dark List Accent 1" w:semiHidden="0" w:uiPriority="70" w:unhideWhenUsed="0"/>
+    <w:lsdException w:name="Colorful Shading Accent 1" w:semiHidden="0" w:uiPriority="71" w:unhideWhenUsed="0"/>
+    <w:lsdException w:name="Colorful List Accent 1" w:semiHidden="0" w:uiPriority="72" w:unhideWhenUsed="0"/>
+    <w:lsdException w:name="Colorful Grid Accent 1" w:semiHidden="0" w:uiPriority="73" w:unhideWhenUsed="0"/>
+    <w:lsdException w:name="Light Shading Accent 2" w:semiHidden="0" w:uiPriority="60" w:unhideWhenUsed="0"/>
+    <w:lsdException w:name="Light List Accent 2" w:semiHidden="0" w:uiPriority="61" w:unhideWhenUsed="0"/>
+    <w:lsdException w:name="Light Grid Accent 2" w:semiHidden="0" w:uiPriority="62" w:unhideWhenUsed="0"/>
+    <w:lsdException w:name="Medium Shading 1 Accent 2" w:semiHidden="0" w:uiPriority="63" w:unhideWhenUsed="0"/>
+    <w:lsdException w:name="Medium Shading 2 Accent 2" w:semiHidden="0" w:uiPriority="64" w:unhideWhenUsed="0"/>
+    <w:lsdException w:name="Medium List 1 Accent 2" w:semiHidden="0" w:uiPriority="65" w:unhideWhenUsed="0"/>
+    <w:lsdException w:name="Medium List 2 Accent 2" w:semiHidden="0" w:uiPriority="66" w:unhideWhenUsed="0"/>
+    <w:lsdException w:name="Medium Grid 1 Accent 2" w:semiHidden="0" w:uiPriority="67" w:unhideWhenUsed="0"/>
+    <w:lsdException w:name="Medium Grid 2 Accent 2" w:semiHidden="0" w:uiPriority="68" w:unhideWhenUsed="0"/>
+    <w:lsdException w:name="Medium Grid 3 Accent 2" w:semiHidden="0" w:uiPriority="69" w:unhideWhenUsed="0"/>
+    <w:lsdException w:name="Dark List Accent 2" w:semiHidden="0" w:uiPriority="70" w:unhideWhenUsed="0"/>
+    <w:lsdException w:name="Colorful Shading Accent 2" w:semiHidden="0" w:uiPriority="71" w:unhideWhenUsed="0"/>
+    <w:lsdException w:name="Colorful List Accent 2" w:semiHidden="0" w:uiPriority="72" w:unhideWhenUsed="0"/>
+    <w:lsdException w:name="Colorful Grid Accent 2" w:semiHidden="0" w:uiPriority="73" w:unhideWhenUsed="0"/>
+    <w:lsdException w:name="Light Shading Accent 3" w:semiHidden="0" w:uiPriority="60" w:unhideWhenUsed="0"/>
+    <w:lsdException w:name="Light List Accent 3" w:semiHidden="0" w:uiPriority="61" w:unhideWhenUsed="0"/>
+    <w:lsdException w:name="Light Grid Accent 3" w:semiHidden="0" w:uiPriority="62" w:unhideWhenUsed="0"/>
+    <w:lsdException w:name="Medium Shading 1 Accent 3" w:semiHidden="0" w:uiPriority="63" w:unhideWhenUsed="0"/>
+    <w:lsdException w:name="Medium Shading 2 Accent 3" w:semiHidden="0" w:uiPriority="64" w:unhideWhenUsed="0"/>
+    <w:lsdException w:name="Medium List 1 Accent 3" w:semiHidden="0" w:uiPriority="65" w:unhideWhenUsed="0"/>
+    <w:lsdException w:name="Medium List 2 Accent 3" w:semiHidden="0" w:uiPriority="66" w:unhideWhenUsed="0"/>
+    <w:lsdException w:name="Medium Grid 1 Accent 3" w:semiHidden="0" w:uiPriority="67" w:unhideWhenUsed="0"/>
+    <w:lsdException w:name="Medium Grid 2 Accent 3" w:semiHidden="0" w:uiPriority="68" w:unhideWhenUsed="0"/>
+    <w:lsdException w:name="Medium Grid 3 Accent 3" w:semiHidden="0" w:uiPriority="69" w:unhideWhenUsed="0"/>
+    <w:lsdException w:name="Dark List Accent 3" w:semiHidden="0" w:uiPriority="70" w:unhideWhenUsed="0"/>
+    <w:lsdException w:name="Colorful Shading Accent 3" w:semiHidden="0" w:uiPriority="71" w:unhideWhenUsed="0"/>
+    <w:lsdException w:name="Colorful List Accent 3" w:semiHidden="0" w:uiPriority="72" w:unhideWhenUsed="0"/>
+    <w:lsdException w:name="Colorful Grid Accent 3" w:semiHidden="0" w:uiPriority="73" w:unhideWhenUsed="0"/>
+    <w:lsdException w:name="Light Shading Accent 4" w:semiHidden="0" w:uiPriority="60" w:unhideWhenUsed="0"/>
+    <w:lsdException w:name="Light List Accent 4" w:semiHidden="0" w:uiPriority="61" w:unhideWhenUsed="0"/>
+    <w:lsdException w:name="Light Grid Accent 4" w:semiHidden="0" w:uiPriority="62" w:unhideWhenUsed="0"/>
+    <w:lsdException w:name="Medium Shading 1 Accent 4" w:semiHidden="0" w:uiPriority="63" w:unhideWhenUsed="0"/>
+    <w:lsdException w:name="Medium Shading 2 Accent 4" w:semiHidden="0" w:uiPriority="64" w:unhideWhenUsed="0"/>
+    <w:lsdException w:name="Medium List 1 Accent 4" w:semiHidden="0" w:uiPriority="65" w:unhideWhenUsed="0"/>
+    <w:lsdException w:name="Medium List 2 Accent 4" w:semiHidden="0" w:uiPriority="66" w:unhideWhenUsed="0"/>
+    <w:lsdException w:name="Medium Grid 1 Accent 4" w:semiHidden="0" w:uiPriority="67" w:unhideWhenUsed="0"/>
+    <w:lsdException w:name="Medium Grid 2 Accent 4" w:semiHidden="0" w:uiPriority="68" w:unhideWhenUsed="0"/>
+    <w:lsdException w:name="Medium Grid 3 Accent 4" w:semiHidden="0" w:uiPriority="69" w:unhideWhenUsed="0"/>
+    <w:lsdException w:name="Dark List Accent 4" w:semiHidden="0" w:uiPriority="70" w:unhideWhenUsed="0"/>
+    <w:lsdException w:name="Colorful Shading Accent 4" w:semiHidden="0" w:uiPriority="71" w:unhideWhenUsed="0"/>
+    <w:lsdException w:name="Colorful List Accent 4" w:semiHidden="0" w:uiPriority="72" w:unhideWhenUsed="0"/>
+    <w:lsdException w:name="Colorful Grid Accent 4" w:semiHidden="0" w:uiPriority="73" w:unhideWhenUsed="0"/>
+    <w:lsdException w:name="Light Shading Accent 5" w:semiHidden="0" w:uiPriority="60" w:unhideWhenUsed="0"/>
+    <w:lsdException w:name="Light List Accent 5" w:semiHidden="0" w:uiPriority="61" w:unhideWhenUsed="0"/>
+    <w:lsdException w:name="Light Grid Accent 5" w:semiHidden="0" w:uiPriority="62" w:unhideWhenUsed="0"/>
+    <w:lsdException w:name="Medium Shading 1 Accent 5" w:semiHidden="0" w:uiPriority="63" w:unhideWhenUsed="0"/>
+    <w:lsdException w:name="Medium Shading 2 Accent 5" w:semiHidden="0" w:uiPriority="64" w:unhideWhenUsed="0"/>
+    <w:lsdException w:name="Medium List 1 Accent 5" w:semiHidden="0" w:uiPriority="65" w:unhideWhenUsed="0"/>
+    <w:lsdException w:name="Medium List 2 Accent 5" w:semiHidden="0" w:uiPriority="66" w:unhideWhenUsed="0"/>
+    <w:lsdException w:name="Medium Grid 1 Accent 5" w:semiHidden="0" w:uiPriority="67" w:unhideWhenUsed="0"/>
+    <w:lsdException w:name="Medium Grid 2 Accent 5" w:semiHidden="0" w:uiPriority="68" w:unhideWhenUsed="0"/>
+    <w:lsdException w:name="Medium Grid 3 Accent 5" w:semiHidden="0" w:uiPriority="69" w:unhideWhenUsed="0"/>
+    <w:lsdException w:name="Dark List Accent 5" w:semiHidden="0" w:uiPriority="70" w:unhideWhenUsed="0"/>
+    <w:lsdException w:name="Colorful Shading Accent 5" w:semiHidden="0" w:uiPriority="71" w:unhideWhenUsed="0"/>
+    <w:lsdException w:name="Colorful List Accent 5" w:semiHidden="0" w:uiPriority="72" w:unhideWhenUsed="0"/>
+    <w:lsdException w:name="Colorful Grid Accent 5" w:semiHidden="0" w:uiPriority="73" w:unhideWhenUsed="0"/>
+    <w:lsdException w:name="Light Shading Accent 6" w:semiHidden="0" w:uiPriority="60" w:unhideWhenUsed="0"/>
+    <w:lsdException w:name="Light List Accent 6" w:semiHidden="0" w:uiPriority="61" w:unhideWhenUsed="0"/>
+    <w:lsdException w:name="Light Grid Accent 6" w:semiHidden="0" w:uiPriority="62" w:unhideWhenUsed="0"/>
+    <w:lsdException w:name="Medium Shading 1 Accent 6" w:semiHidden="0" w:uiPriority="63" w:unhideWhenUsed="0"/>
+    <w:lsdException w:name="Medium Shading 2 Accent 6" w:semiHidden="0" w:uiPriority="64" w:unhideWhenUsed="0"/>
+    <w:lsdException w:name="Medium List 1 Accent 6" w:semiHidden="0" w:uiPriority="65" w:unhideWhenUsed="0"/>
+    <w:lsdException w:name="Medium List 2 Accent 6" w:semiHidden="0" w:uiPriority="66" w:unhideWhenUsed="0"/>
+    <w:lsdException w:name="Medium Grid 1 Accent 6" w:semiHidden="0" w:uiPriority="67" w:unhideWhenUsed="0"/>
+    <w:lsdException w:name="Medium Grid 2 Accent 6" w:semiHidden="0" w:uiPriority="68" w:unhideWhenUsed="0"/>
+    <w:lsdException w:name="Medium Grid 3 Accent 6" w:semiHidden="0" w:uiPriority="69" w:unhideWhenUsed="0"/>
+    <w:lsdException w:name="Dark List Accent 6" w:semiHidden="0" w:uiPriority="70" w:unhideWhenUsed="0"/>
+    <w:lsdException w:name="Colorful Shading Accent 6" w:semiHidden="0" w:uiPriority="71" w:unhideWhenUsed="0"/>
+    <w:lsdException w:name="Colorful List Accent 6" w:semiHidden="0" w:uiPriority="72" w:unhideWhenUsed="0"/>
+    <w:lsdException w:name="Colorful Grid Accent 6" w:semiHidden="0" w:uiPriority="73" w:unhideWhenUsed="0"/>
   </w:latentStyles>
-  <w:style w:type="paragraph" w:default="1" w:styleId="1">
+  <w:style w:type="paragraph" w:default="1" w:styleId="Normal">
     <w:name w:val="Normal"/>
     <w:qFormat/>
-    <w:uiPriority w:val="0"/>
     <w:pPr>
       <w:kinsoku w:val="0"/>
       <w:autoSpaceDE w:val="0"/>
@@ -6383,7 +6227,7 @@
       <w:textAlignment w:val="baseline"/>
     </w:pPr>
     <w:rPr>
-      <w:rFonts w:ascii="Arial" w:hAnsi="Arial" w:eastAsia="宋体" w:cs="Arial"/>
+      <w:rFonts w:ascii="Arial" w:eastAsia="宋体" w:hAnsi="Arial" w:cs="Arial"/>
       <w:snapToGrid w:val="0"/>
       <w:color w:val="000000"/>
       <w:kern w:val="0"/>
@@ -6392,12 +6236,11 @@
       <w:lang w:val="en-US" w:eastAsia="en-US" w:bidi="ar-SA"/>
     </w:rPr>
   </w:style>
-  <w:style w:type="paragraph" w:styleId="2">
+  <w:style w:type="paragraph" w:styleId="Heading1">
     <w:name w:val="heading 1"/>
-    <w:basedOn w:val="1"/>
-    <w:next w:val="1"/>
+    <w:basedOn w:val="Normal"/>
+    <w:next w:val="Normal"/>
     <w:qFormat/>
-    <w:uiPriority w:val="0"/>
     <w:pPr>
       <w:keepNext/>
       <w:keepLines/>
@@ -6415,13 +6258,12 @@
       <w:sz w:val="44"/>
     </w:rPr>
   </w:style>
-  <w:style w:type="paragraph" w:styleId="3">
+  <w:style w:type="paragraph" w:styleId="Heading2">
     <w:name w:val="heading 2"/>
-    <w:basedOn w:val="1"/>
-    <w:next w:val="1"/>
+    <w:basedOn w:val="Normal"/>
+    <w:next w:val="Normal"/>
     <w:unhideWhenUsed/>
     <w:qFormat/>
-    <w:uiPriority w:val="0"/>
     <w:pPr>
       <w:keepNext/>
       <w:keepLines/>
@@ -6434,19 +6276,18 @@
       <w:outlineLvl w:val="1"/>
     </w:pPr>
     <w:rPr>
-      <w:rFonts w:ascii="Arial" w:hAnsi="Arial" w:eastAsia="黑体"/>
+      <w:rFonts w:ascii="Arial" w:eastAsia="黑体" w:hAnsi="Arial"/>
       <w:b/>
       <w:sz w:val="32"/>
     </w:rPr>
   </w:style>
-  <w:style w:type="paragraph" w:styleId="4">
+  <w:style w:type="paragraph" w:styleId="Heading3">
     <w:name w:val="heading 3"/>
-    <w:basedOn w:val="1"/>
-    <w:next w:val="1"/>
+    <w:basedOn w:val="Normal"/>
+    <w:next w:val="Normal"/>
     <w:semiHidden/>
     <w:unhideWhenUsed/>
     <w:qFormat/>
-    <w:uiPriority w:val="0"/>
     <w:pPr>
       <w:keepNext/>
       <w:keepLines/>
@@ -6463,13 +6304,12 @@
       <w:sz w:val="32"/>
     </w:rPr>
   </w:style>
-  <w:style w:type="paragraph" w:styleId="5">
+  <w:style w:type="paragraph" w:styleId="Heading4">
     <w:name w:val="heading 4"/>
-    <w:basedOn w:val="1"/>
-    <w:next w:val="1"/>
+    <w:basedOn w:val="Normal"/>
+    <w:next w:val="Normal"/>
     <w:unhideWhenUsed/>
     <w:qFormat/>
-    <w:uiPriority w:val="0"/>
     <w:pPr>
       <w:keepNext/>
       <w:keepLines/>
@@ -6482,19 +6322,18 @@
       <w:outlineLvl w:val="3"/>
     </w:pPr>
     <w:rPr>
-      <w:rFonts w:ascii="Arial" w:hAnsi="Arial" w:eastAsia="黑体"/>
+      <w:rFonts w:ascii="Arial" w:eastAsia="黑体" w:hAnsi="Arial"/>
       <w:b/>
       <w:sz w:val="28"/>
     </w:rPr>
   </w:style>
-  <w:style w:type="paragraph" w:styleId="6">
+  <w:style w:type="paragraph" w:styleId="Heading5">
     <w:name w:val="heading 5"/>
-    <w:basedOn w:val="1"/>
-    <w:next w:val="1"/>
+    <w:basedOn w:val="Normal"/>
+    <w:next w:val="Normal"/>
     <w:semiHidden/>
     <w:unhideWhenUsed/>
     <w:qFormat/>
-    <w:uiPriority w:val="0"/>
     <w:pPr>
       <w:keepNext/>
       <w:keepLines/>
@@ -6511,14 +6350,13 @@
       <w:sz w:val="28"/>
     </w:rPr>
   </w:style>
-  <w:style w:type="paragraph" w:styleId="7">
+  <w:style w:type="paragraph" w:styleId="Heading6">
     <w:name w:val="heading 6"/>
-    <w:basedOn w:val="1"/>
-    <w:next w:val="1"/>
+    <w:basedOn w:val="Normal"/>
+    <w:next w:val="Normal"/>
     <w:semiHidden/>
     <w:unhideWhenUsed/>
     <w:qFormat/>
-    <w:uiPriority w:val="0"/>
     <w:pPr>
       <w:keepNext/>
       <w:keepLines/>
@@ -6531,19 +6369,18 @@
       <w:outlineLvl w:val="5"/>
     </w:pPr>
     <w:rPr>
-      <w:rFonts w:ascii="Arial" w:hAnsi="Arial" w:eastAsia="黑体"/>
+      <w:rFonts w:ascii="Arial" w:eastAsia="黑体" w:hAnsi="Arial"/>
       <w:b/>
       <w:sz w:val="24"/>
     </w:rPr>
   </w:style>
-  <w:style w:type="paragraph" w:styleId="8">
+  <w:style w:type="paragraph" w:styleId="Heading7">
     <w:name w:val="heading 7"/>
-    <w:basedOn w:val="1"/>
-    <w:next w:val="1"/>
+    <w:basedOn w:val="Normal"/>
+    <w:next w:val="Normal"/>
     <w:semiHidden/>
     <w:unhideWhenUsed/>
     <w:qFormat/>
-    <w:uiPriority w:val="0"/>
     <w:pPr>
       <w:keepNext/>
       <w:keepLines/>
@@ -6560,14 +6397,13 @@
       <w:sz w:val="24"/>
     </w:rPr>
   </w:style>
-  <w:style w:type="paragraph" w:styleId="9">
+  <w:style w:type="paragraph" w:styleId="Heading8">
     <w:name w:val="heading 8"/>
-    <w:basedOn w:val="1"/>
-    <w:next w:val="1"/>
+    <w:basedOn w:val="Normal"/>
+    <w:next w:val="Normal"/>
     <w:semiHidden/>
     <w:unhideWhenUsed/>
     <w:qFormat/>
-    <w:uiPriority w:val="0"/>
     <w:pPr>
       <w:keepNext/>
       <w:keepLines/>
@@ -6580,18 +6416,17 @@
       <w:outlineLvl w:val="7"/>
     </w:pPr>
     <w:rPr>
-      <w:rFonts w:ascii="Arial" w:hAnsi="Arial" w:eastAsia="黑体"/>
+      <w:rFonts w:ascii="Arial" w:eastAsia="黑体" w:hAnsi="Arial"/>
       <w:sz w:val="24"/>
     </w:rPr>
   </w:style>
-  <w:style w:type="paragraph" w:styleId="10">
+  <w:style w:type="paragraph" w:styleId="Heading9">
     <w:name w:val="heading 9"/>
-    <w:basedOn w:val="1"/>
-    <w:next w:val="1"/>
+    <w:basedOn w:val="Normal"/>
+    <w:next w:val="Normal"/>
     <w:semiHidden/>
     <w:unhideWhenUsed/>
     <w:qFormat/>
-    <w:uiPriority w:val="0"/>
     <w:pPr>
       <w:keepNext/>
       <w:keepLines/>
@@ -6604,21 +6439,19 @@
       <w:outlineLvl w:val="8"/>
     </w:pPr>
     <w:rPr>
-      <w:rFonts w:ascii="Arial" w:hAnsi="Arial" w:eastAsia="黑体"/>
+      <w:rFonts w:ascii="Arial" w:eastAsia="黑体" w:hAnsi="Arial"/>
       <w:sz w:val="21"/>
     </w:rPr>
   </w:style>
-  <w:style w:type="character" w:default="1" w:styleId="22">
+  <w:style w:type="character" w:default="1" w:styleId="DefaultParagraphFont">
     <w:name w:val="Default Paragraph Font"/>
     <w:semiHidden/>
     <w:qFormat/>
-    <w:uiPriority w:val="0"/>
   </w:style>
-  <w:style w:type="table" w:default="1" w:styleId="20">
+  <w:style w:type="table" w:default="1" w:styleId="TableNormal">
     <w:name w:val="Normal Table"/>
     <w:semiHidden/>
     <w:qFormat/>
-    <w:uiPriority w:val="0"/>
     <w:tblPr>
       <w:tblCellMar>
         <w:top w:w="0" w:type="dxa"/>
@@ -6628,43 +6461,39 @@
       </w:tblCellMar>
     </w:tblPr>
   </w:style>
-  <w:style w:type="paragraph" w:styleId="11">
+  <w:style w:type="paragraph" w:styleId="CommentText">
     <w:name w:val="annotation text"/>
-    <w:basedOn w:val="1"/>
+    <w:basedOn w:val="Normal"/>
     <w:qFormat/>
-    <w:uiPriority w:val="0"/>
     <w:pPr>
       <w:jc w:val="left"/>
     </w:pPr>
   </w:style>
-  <w:style w:type="paragraph" w:styleId="12">
+  <w:style w:type="paragraph" w:styleId="BodyText">
     <w:name w:val="Body Text"/>
-    <w:basedOn w:val="1"/>
+    <w:basedOn w:val="Normal"/>
     <w:semiHidden/>
     <w:qFormat/>
-    <w:uiPriority w:val="0"/>
     <w:rPr>
-      <w:rFonts w:ascii="Arial" w:hAnsi="Arial" w:eastAsia="Arial" w:cs="Arial"/>
+      <w:rFonts w:ascii="Arial" w:eastAsia="Arial" w:hAnsi="Arial" w:cs="Arial"/>
       <w:sz w:val="21"/>
       <w:szCs w:val="21"/>
       <w:lang w:val="en-US" w:eastAsia="en-US" w:bidi="ar-SA"/>
     </w:rPr>
   </w:style>
-  <w:style w:type="paragraph" w:styleId="13">
+  <w:style w:type="paragraph" w:styleId="TOC3">
     <w:name w:val="toc 3"/>
-    <w:basedOn w:val="1"/>
-    <w:next w:val="1"/>
+    <w:basedOn w:val="Normal"/>
+    <w:next w:val="Normal"/>
     <w:qFormat/>
-    <w:uiPriority w:val="0"/>
     <w:pPr>
       <w:ind w:left="840" w:leftChars="400"/>
     </w:pPr>
   </w:style>
-  <w:style w:type="paragraph" w:styleId="14">
+  <w:style w:type="paragraph" w:styleId="Footer">
     <w:name w:val="footer"/>
-    <w:basedOn w:val="1"/>
+    <w:basedOn w:val="Normal"/>
     <w:qFormat/>
-    <w:uiPriority w:val="0"/>
     <w:pPr>
       <w:tabs>
         <w:tab w:val="center" w:pos="4153"/>
@@ -6677,17 +6506,16 @@
       <w:sz w:val="18"/>
     </w:rPr>
   </w:style>
-  <w:style w:type="paragraph" w:styleId="15">
+  <w:style w:type="paragraph" w:styleId="Header">
     <w:name w:val="header"/>
-    <w:basedOn w:val="1"/>
+    <w:basedOn w:val="Normal"/>
     <w:qFormat/>
-    <w:uiPriority w:val="0"/>
     <w:pPr>
       <w:pBdr>
-        <w:top w:val="none" w:color="auto" w:sz="0" w:space="0"/>
-        <w:left w:val="none" w:color="auto" w:sz="0" w:space="0"/>
-        <w:bottom w:val="none" w:color="auto" w:sz="0" w:space="0"/>
-        <w:right w:val="none" w:color="auto" w:sz="0" w:space="0"/>
+        <w:top w:val="nil"/>
+        <w:left w:val="nil"/>
+        <w:bottom w:val="nil"/>
+        <w:right w:val="nil"/>
       </w:pBdr>
       <w:tabs>
         <w:tab w:val="center" w:pos="4153"/>
@@ -6702,41 +6530,37 @@
       <w:sz w:val="18"/>
     </w:rPr>
   </w:style>
-  <w:style w:type="paragraph" w:styleId="16">
+  <w:style w:type="paragraph" w:styleId="TOC1">
     <w:name w:val="toc 1"/>
-    <w:basedOn w:val="1"/>
-    <w:next w:val="1"/>
+    <w:basedOn w:val="Normal"/>
+    <w:next w:val="Normal"/>
     <w:qFormat/>
-    <w:uiPriority w:val="0"/>
     <w:rPr>
-      <w:rFonts w:ascii="Arial" w:hAnsi="Arial" w:eastAsia="Microsoft JhengHei"/>
+      <w:rFonts w:ascii="Arial" w:eastAsia="Microsoft JhengHei" w:hAnsi="Arial"/>
       <w:sz w:val="24"/>
     </w:rPr>
   </w:style>
-  <w:style w:type="paragraph" w:styleId="17">
+  <w:style w:type="paragraph" w:styleId="TOC2">
     <w:name w:val="toc 2"/>
-    <w:basedOn w:val="1"/>
-    <w:next w:val="1"/>
+    <w:basedOn w:val="Normal"/>
+    <w:next w:val="Normal"/>
     <w:qFormat/>
-    <w:uiPriority w:val="0"/>
     <w:pPr>
       <w:ind w:left="420" w:leftChars="200"/>
     </w:pPr>
   </w:style>
-  <w:style w:type="paragraph" w:styleId="18">
+  <w:style w:type="paragraph" w:styleId="NormalWeb">
     <w:name w:val="Normal (Web)"/>
-    <w:basedOn w:val="1"/>
+    <w:basedOn w:val="Normal"/>
     <w:qFormat/>
-    <w:uiPriority w:val="0"/>
     <w:rPr>
       <w:sz w:val="24"/>
     </w:rPr>
   </w:style>
-  <w:style w:type="paragraph" w:styleId="19">
+  <w:style w:type="paragraph" w:styleId="Title">
     <w:name w:val="Title"/>
-    <w:basedOn w:val="1"/>
+    <w:basedOn w:val="Normal"/>
     <w:qFormat/>
-    <w:uiPriority w:val="0"/>
     <w:pPr>
       <w:spacing w:before="240" w:beforeLines="0" w:beforeAutospacing="0" w:after="60" w:afterLines="0" w:afterAutospacing="0"/>
       <w:jc w:val="center"/>
@@ -6748,73 +6572,68 @@
       <w:sz w:val="32"/>
     </w:rPr>
   </w:style>
-  <w:style w:type="table" w:styleId="21">
+  <w:style w:type="table" w:styleId="TableGrid">
     <w:name w:val="Table Grid"/>
-    <w:basedOn w:val="20"/>
+    <w:basedOn w:val="TableNormal"/>
     <w:qFormat/>
-    <w:uiPriority w:val="0"/>
     <w:pPr>
       <w:widowControl w:val="0"/>
       <w:jc w:val="both"/>
     </w:pPr>
     <w:tblPr>
       <w:tblBorders>
-        <w:top w:val="single" w:color="auto" w:sz="4" w:space="0"/>
-        <w:left w:val="single" w:color="auto" w:sz="4" w:space="0"/>
-        <w:bottom w:val="single" w:color="auto" w:sz="4" w:space="0"/>
-        <w:right w:val="single" w:color="auto" w:sz="4" w:space="0"/>
-        <w:insideH w:val="single" w:color="auto" w:sz="4" w:space="0"/>
-        <w:insideV w:val="single" w:color="auto" w:sz="4" w:space="0"/>
+        <w:top w:val="single" w:sz="4" w:space="0" w:color="auto"/>
+        <w:left w:val="single" w:sz="4" w:space="0" w:color="auto"/>
+        <w:bottom w:val="single" w:sz="4" w:space="0" w:color="auto"/>
+        <w:right w:val="single" w:sz="4" w:space="0" w:color="auto"/>
+        <w:insideH w:val="single" w:sz="4" w:space="0" w:color="auto"/>
+        <w:insideV w:val="single" w:sz="4" w:space="0" w:color="auto"/>
       </w:tblBorders>
     </w:tblPr>
   </w:style>
-  <w:style w:type="character" w:styleId="23">
+  <w:style w:type="character" w:styleId="Strong">
     <w:name w:val="Strong"/>
-    <w:basedOn w:val="22"/>
+    <w:basedOn w:val="DefaultParagraphFont"/>
     <w:qFormat/>
-    <w:uiPriority w:val="0"/>
     <w:rPr>
       <w:b/>
     </w:rPr>
   </w:style>
-  <w:style w:type="paragraph" w:customStyle="1" w:styleId="24">
+  <w:style w:type="paragraph" w:customStyle="1" w:styleId="a">
     <w:name w:val="柴_公司名"/>
-    <w:basedOn w:val="19"/>
+    <w:basedOn w:val="Title"/>
     <w:qFormat/>
-    <w:uiPriority w:val="0"/>
     <w:pPr>
       <w:spacing w:after="600" w:afterLines="600"/>
     </w:pPr>
     <w:rPr>
-      <w:rFonts w:hint="eastAsia" w:ascii="宋体" w:hAnsi="宋体" w:eastAsia="宋体" w:cs="宋体"/>
+      <w:rFonts w:ascii="宋体" w:eastAsia="宋体" w:hAnsi="宋体" w:cs="宋体" w:hint="eastAsia"/>
       <w:bCs/>
       <w:spacing w:val="-6"/>
       <w:sz w:val="52"/>
       <w:szCs w:val="52"/>
     </w:rPr>
   </w:style>
-  <w:style w:type="paragraph" w:customStyle="1" w:styleId="25">
+  <w:style w:type="paragraph" w:customStyle="1" w:styleId="a0">
     <w:name w:val="柴_文档名"/>
-    <w:basedOn w:val="19"/>
+    <w:basedOn w:val="Title"/>
     <w:qFormat/>
-    <w:uiPriority w:val="0"/>
     <w:pPr>
       <w:spacing w:after="900" w:afterLines="900"/>
     </w:pPr>
     <w:rPr>
-      <w:rFonts w:ascii="黑体" w:hAnsi="黑体" w:eastAsia="黑体" w:cs="黑体"/>
+      <w:rFonts w:ascii="黑体" w:eastAsia="黑体" w:hAnsi="黑体" w:cs="黑体"/>
       <w:bCs/>
       <w:spacing w:val="-7"/>
       <w:sz w:val="52"/>
       <w:szCs w:val="52"/>
     </w:rPr>
   </w:style>
-  <w:style w:type="table" w:customStyle="1" w:styleId="26">
+  <w:style w:type="table" w:customStyle="1" w:styleId="TableNormal0">
     <w:name w:val="Table Normal_0"/>
     <w:semiHidden/>
     <w:unhideWhenUsed/>
     <w:qFormat/>
-    <w:uiPriority w:val="0"/>
     <w:tblPr>
       <w:tblCellMar>
         <w:top w:w="0" w:type="dxa"/>
@@ -6824,87 +6643,81 @@
       </w:tblCellMar>
     </w:tblPr>
   </w:style>
-  <w:style w:type="paragraph" w:customStyle="1" w:styleId="27">
+  <w:style w:type="paragraph" w:customStyle="1" w:styleId="TableText">
     <w:name w:val="Table Text"/>
-    <w:basedOn w:val="1"/>
+    <w:basedOn w:val="Normal"/>
     <w:semiHidden/>
     <w:qFormat/>
-    <w:uiPriority w:val="0"/>
     <w:rPr>
-      <w:rFonts w:ascii="宋体" w:hAnsi="宋体" w:eastAsia="宋体" w:cs="宋体"/>
+      <w:rFonts w:ascii="宋体" w:eastAsia="宋体" w:hAnsi="宋体" w:cs="宋体"/>
       <w:sz w:val="21"/>
       <w:szCs w:val="21"/>
       <w:lang w:val="en-US" w:eastAsia="en-US" w:bidi="ar-SA"/>
     </w:rPr>
   </w:style>
-  <w:style w:type="paragraph" w:customStyle="1" w:styleId="28">
+  <w:style w:type="paragraph" w:customStyle="1" w:styleId="1">
     <w:name w:val="柴_标题1"/>
-    <w:basedOn w:val="2"/>
-    <w:next w:val="29"/>
-    <w:link w:val="38"/>
+    <w:basedOn w:val="Heading1"/>
+    <w:next w:val="a1"/>
+    <w:link w:val="1Char"/>
     <w:qFormat/>
-    <w:uiPriority w:val="0"/>
     <w:pPr>
       <w:spacing w:before="100" w:after="90" w:line="360" w:lineRule="auto"/>
     </w:pPr>
     <w:rPr>
-      <w:rFonts w:ascii="Arial" w:hAnsi="Arial" w:eastAsia="宋体"/>
+      <w:rFonts w:ascii="Arial" w:eastAsia="宋体" w:hAnsi="Arial"/>
       <w:sz w:val="32"/>
     </w:rPr>
   </w:style>
-  <w:style w:type="paragraph" w:customStyle="1" w:styleId="29">
+  <w:style w:type="paragraph" w:customStyle="1" w:styleId="a1">
     <w:name w:val="柴_正文"/>
-    <w:basedOn w:val="12"/>
-    <w:link w:val="42"/>
+    <w:basedOn w:val="BodyText"/>
+    <w:link w:val="Char"/>
     <w:qFormat/>
-    <w:uiPriority w:val="0"/>
     <w:pPr>
       <w:spacing w:line="360" w:lineRule="auto"/>
       <w:ind w:firstLine="470" w:firstLineChars="200"/>
     </w:pPr>
     <w:rPr>
-      <w:rFonts w:ascii="Arial" w:hAnsi="Arial" w:eastAsia="宋体"/>
+      <w:rFonts w:ascii="Arial" w:eastAsia="宋体" w:hAnsi="Arial"/>
       <w:sz w:val="24"/>
       <w:lang w:eastAsia="zh-CN"/>
     </w:rPr>
   </w:style>
-  <w:style w:type="paragraph" w:customStyle="1" w:styleId="30">
+  <w:style w:type="paragraph" w:customStyle="1" w:styleId="2">
     <w:name w:val="柴_标题2"/>
-    <w:basedOn w:val="3"/>
-    <w:next w:val="29"/>
+    <w:basedOn w:val="Heading2"/>
+    <w:next w:val="a1"/>
     <w:qFormat/>
-    <w:uiPriority w:val="0"/>
     <w:pPr>
       <w:spacing w:line="360" w:lineRule="auto"/>
     </w:pPr>
     <w:rPr>
-      <w:rFonts w:ascii="Arial" w:hAnsi="Arial" w:eastAsia="宋体"/>
+      <w:rFonts w:ascii="Arial" w:eastAsia="宋体" w:hAnsi="Arial"/>
       <w:sz w:val="28"/>
     </w:rPr>
   </w:style>
-  <w:style w:type="paragraph" w:customStyle="1" w:styleId="31">
+  <w:style w:type="paragraph" w:customStyle="1" w:styleId="3">
     <w:name w:val="柴_标题3"/>
-    <w:basedOn w:val="4"/>
-    <w:next w:val="29"/>
+    <w:basedOn w:val="Heading3"/>
+    <w:next w:val="a1"/>
     <w:qFormat/>
-    <w:uiPriority w:val="0"/>
     <w:pPr>
       <w:spacing w:line="360" w:lineRule="auto"/>
       <w:ind w:left="0" w:firstLine="472" w:firstLineChars="200"/>
     </w:pPr>
     <w:rPr>
-      <w:rFonts w:ascii="宋体" w:hAnsi="宋体" w:eastAsia="宋体" w:cs="宋体"/>
+      <w:rFonts w:ascii="宋体" w:eastAsia="宋体" w:hAnsi="宋体" w:cs="宋体"/>
       <w:spacing w:val="-2"/>
       <w:sz w:val="24"/>
       <w:szCs w:val="24"/>
     </w:rPr>
   </w:style>
-  <w:style w:type="paragraph" w:customStyle="1" w:styleId="32">
+  <w:style w:type="paragraph" w:customStyle="1" w:styleId="a2">
     <w:name w:val="柴_目录"/>
-    <w:basedOn w:val="1"/>
-    <w:next w:val="12"/>
+    <w:basedOn w:val="Normal"/>
+    <w:next w:val="BodyText"/>
     <w:qFormat/>
-    <w:uiPriority w:val="0"/>
     <w:pPr>
       <w:tabs>
         <w:tab w:val="right" w:leader="dot" w:pos="8442"/>
@@ -6912,64 +6725,59 @@
       <w:ind w:left="0" w:leftChars="0"/>
     </w:pPr>
     <w:rPr>
-      <w:rFonts w:ascii="Arial" w:hAnsi="Arial" w:eastAsia="Microsoft JhengHei"/>
+      <w:rFonts w:ascii="Arial" w:eastAsia="Microsoft JhengHei" w:hAnsi="Arial"/>
       <w:sz w:val="24"/>
     </w:rPr>
   </w:style>
-  <w:style w:type="paragraph" w:customStyle="1" w:styleId="33">
+  <w:style w:type="paragraph" w:customStyle="1" w:styleId="WPSOffice1">
     <w:name w:val="WPSOffice手动目录 1"/>
     <w:qFormat/>
-    <w:uiPriority w:val="0"/>
     <w:pPr>
       <w:ind w:leftChars="0"/>
     </w:pPr>
     <w:rPr>
-      <w:rFonts w:ascii="Times New Roman" w:hAnsi="Times New Roman" w:eastAsia="宋体" w:cs="Times New Roman"/>
+      <w:rFonts w:ascii="Times New Roman" w:eastAsia="宋体" w:hAnsi="Times New Roman" w:cs="Times New Roman"/>
       <w:sz w:val="20"/>
       <w:szCs w:val="20"/>
     </w:rPr>
   </w:style>
-  <w:style w:type="paragraph" w:customStyle="1" w:styleId="34">
+  <w:style w:type="paragraph" w:customStyle="1" w:styleId="WPSOffice2">
     <w:name w:val="WPSOffice手动目录 2"/>
     <w:qFormat/>
-    <w:uiPriority w:val="0"/>
     <w:pPr>
       <w:ind w:leftChars="200"/>
     </w:pPr>
     <w:rPr>
-      <w:rFonts w:ascii="Times New Roman" w:hAnsi="Times New Roman" w:eastAsia="宋体" w:cs="Times New Roman"/>
+      <w:rFonts w:ascii="Times New Roman" w:eastAsia="宋体" w:hAnsi="Times New Roman" w:cs="Times New Roman"/>
       <w:sz w:val="20"/>
       <w:szCs w:val="20"/>
     </w:rPr>
   </w:style>
-  <w:style w:type="paragraph" w:customStyle="1" w:styleId="35">
+  <w:style w:type="paragraph" w:customStyle="1" w:styleId="WPSOffice3">
     <w:name w:val="WPSOffice手动目录 3"/>
     <w:qFormat/>
-    <w:uiPriority w:val="0"/>
     <w:pPr>
       <w:ind w:leftChars="400"/>
     </w:pPr>
     <w:rPr>
-      <w:rFonts w:ascii="Times New Roman" w:hAnsi="Times New Roman" w:eastAsia="宋体" w:cs="Times New Roman"/>
+      <w:rFonts w:ascii="Times New Roman" w:eastAsia="宋体" w:hAnsi="Times New Roman" w:cs="Times New Roman"/>
       <w:sz w:val="20"/>
       <w:szCs w:val="20"/>
     </w:rPr>
   </w:style>
-  <w:style w:type="paragraph" w:customStyle="1" w:styleId="36">
+  <w:style w:type="paragraph" w:customStyle="1" w:styleId="Compact">
     <w:name w:val="Compact"/>
-    <w:basedOn w:val="12"/>
+    <w:basedOn w:val="BodyText"/>
     <w:qFormat/>
-    <w:uiPriority w:val="0"/>
     <w:pPr>
       <w:spacing w:before="36" w:after="36"/>
     </w:pPr>
   </w:style>
-  <w:style w:type="table" w:customStyle="1" w:styleId="37">
+  <w:style w:type="table" w:customStyle="1" w:styleId="Table">
     <w:name w:val="Table"/>
     <w:semiHidden/>
     <w:unhideWhenUsed/>
     <w:qFormat/>
-    <w:uiPriority w:val="0"/>
     <w:tblPr>
       <w:tblCellMar>
         <w:top w:w="0" w:type="dxa"/>
@@ -6981,28 +6789,26 @@
     <w:tblStylePr w:type="firstRow">
       <w:tcPr>
         <w:tcBorders>
-          <w:bottom w:val="single" w:color="auto" w:sz="0" w:space="0"/>
+          <w:bottom w:val="single" w:sz="0" w:space="0" w:color="auto"/>
         </w:tcBorders>
         <w:vAlign w:val="bottom"/>
       </w:tcPr>
     </w:tblStylePr>
   </w:style>
-  <w:style w:type="character" w:customStyle="1" w:styleId="38">
+  <w:style w:type="character" w:customStyle="1" w:styleId="1Char">
     <w:name w:val="柴_标题1 Char"/>
-    <w:link w:val="28"/>
+    <w:link w:val="1"/>
     <w:qFormat/>
-    <w:uiPriority w:val="0"/>
     <w:rPr>
-      <w:rFonts w:ascii="Arial" w:hAnsi="Arial" w:eastAsia="宋体"/>
+      <w:rFonts w:ascii="Arial" w:eastAsia="宋体" w:hAnsi="Arial"/>
       <w:sz w:val="32"/>
     </w:rPr>
   </w:style>
-  <w:style w:type="table" w:customStyle="1" w:styleId="39">
+  <w:style w:type="table" w:customStyle="1" w:styleId="TableNormal1">
     <w:name w:val="Table Normal_1"/>
     <w:semiHidden/>
     <w:unhideWhenUsed/>
     <w:qFormat/>
-    <w:uiPriority w:val="0"/>
     <w:tblPr>
       <w:tblCellMar>
         <w:top w:w="0" w:type="dxa"/>
@@ -7012,11 +6818,10 @@
       </w:tblCellMar>
     </w:tblPr>
   </w:style>
-  <w:style w:type="paragraph" w:customStyle="1" w:styleId="40">
+  <w:style w:type="paragraph" w:customStyle="1" w:styleId="a3">
     <w:name w:val="柴_正文_无缩进"/>
-    <w:basedOn w:val="1"/>
+    <w:basedOn w:val="Normal"/>
     <w:qFormat/>
-    <w:uiPriority w:val="0"/>
     <w:pPr>
       <w:ind w:firstLine="0" w:firstLineChars="0"/>
     </w:pPr>
@@ -7026,31 +6831,29 @@
       <w:lang w:eastAsia="zh-CN"/>
     </w:rPr>
   </w:style>
-  <w:style w:type="paragraph" w:customStyle="1" w:styleId="41">
+  <w:style w:type="paragraph" w:customStyle="1" w:styleId="4">
     <w:name w:val="柴_标题4"/>
-    <w:basedOn w:val="5"/>
-    <w:next w:val="1"/>
+    <w:basedOn w:val="Heading4"/>
+    <w:next w:val="Normal"/>
     <w:qFormat/>
-    <w:uiPriority w:val="0"/>
     <w:pPr>
       <w:widowControl w:val="0"/>
       <w:spacing w:before="160" w:line="360" w:lineRule="auto"/>
-      <w:ind w:left="981" w:leftChars="300" w:hanging="862"/>
+      <w:ind w:left="981" w:hanging="862" w:leftChars="300"/>
     </w:pPr>
     <w:rPr>
-      <w:rFonts w:hint="eastAsia" w:ascii="Calibri" w:hAnsi="Calibri" w:eastAsia="宋体" w:cs="宋体"/>
+      <w:rFonts w:ascii="Calibri" w:eastAsia="宋体" w:hAnsi="Calibri" w:cs="宋体" w:hint="eastAsia"/>
       <w:sz w:val="24"/>
       <w:szCs w:val="24"/>
       <w:lang w:eastAsia="zh-CN" w:bidi="zh-CN"/>
     </w:rPr>
   </w:style>
-  <w:style w:type="character" w:customStyle="1" w:styleId="42">
+  <w:style w:type="character" w:customStyle="1" w:styleId="Char">
     <w:name w:val="柴_正文 Char"/>
-    <w:link w:val="29"/>
+    <w:link w:val="a1"/>
     <w:qFormat/>
-    <w:uiPriority w:val="0"/>
     <w:rPr>
-      <w:rFonts w:ascii="Arial" w:hAnsi="Arial" w:eastAsia="宋体"/>
+      <w:rFonts w:ascii="Arial" w:eastAsia="宋体" w:hAnsi="Arial"/>
       <w:sz w:val="24"/>
       <w:lang w:eastAsia="zh-CN"/>
     </w:rPr>

--- a/4.质量管理/1.流程制度规范类文件/TXHS-04-06-运维服务内审管理制度.docx
+++ b/4.质量管理/1.流程制度规范类文件/TXHS-04-06-运维服务内审管理制度.docx
@@ -1338,7 +1338,7 @@
                 <w:vertAlign w:val="baseline"/>
                 <w:lang w:val="en-US" w:eastAsia="zh-CN"/>
               </w:rPr>
-              <w:t>李伟</w:t>
+              <w:t>沈晓晖</w:t>
             </w:r>
           </w:p>
         </w:tc>
@@ -1386,7 +1386,7 @@
                 <w:vertAlign w:val="baseline"/>
                 <w:lang w:val="en-US" w:eastAsia="zh-CN"/>
               </w:rPr>
-              <w:t>陈凯</w:t>
+              <w:t>茅建根</w:t>
             </w:r>
           </w:p>
         </w:tc>
